--- a/Fases_Dokumentasie/Fase3_Reponsief+Tabelle+Webvorm.docx
+++ b/Fases_Dokumentasie/Fase3_Reponsief+Tabelle+Webvorm.docx
@@ -685,11 +685,8 @@
               <w:tab w:val="right" w:leader="dot" w:pos="9016"/>
             </w:tabs>
             <w:rPr>
-              <w:rFonts w:eastAsiaTheme="minorEastAsia"/>
-              <w:noProof/>
-              <w:sz w:val="24"/>
-              <w:szCs w:val="24"/>
-              <w:lang w:val="en-ZA" w:eastAsia="en-ZA"/>
+              <w:b/>
+              <w:bCs/>
             </w:rPr>
           </w:pPr>
           <w:hyperlink w:anchor="_Toc222423164" w:history="1">
@@ -749,18 +746,6 @@
               <w:fldChar w:fldCharType="end"/>
             </w:r>
           </w:hyperlink>
-        </w:p>
-        <w:p>
-          <w:pPr>
-            <w:pStyle w:val="TOC1"/>
-            <w:tabs>
-              <w:tab w:val="right" w:leader="dot" w:pos="9016"/>
-            </w:tabs>
-            <w:rPr>
-              <w:b/>
-              <w:bCs/>
-            </w:rPr>
-          </w:pPr>
           <w:r>
             <w:rPr>
               <w:b/>
@@ -781,27 +766,6 @@
         </w:rPr>
       </w:pPr>
       <w:r>
-        <w:fldChar w:fldCharType="begin"/>
-      </w:r>
-      <w:r>
-        <w:instrText xml:space="preserve"> TOC \h \z \c "Figuur" </w:instrText>
-      </w:r>
-      <w:r>
-        <w:fldChar w:fldCharType="separate"/>
-      </w:r>
-      <w:r>
-        <w:rPr>
-          <w:b/>
-          <w:bCs/>
-          <w:noProof/>
-          <w:lang w:val="en-US"/>
-        </w:rPr>
-        <w:t>No table of figures entries found.</w:t>
-      </w:r>
-      <w:r>
-        <w:fldChar w:fldCharType="end"/>
-      </w:r>
-      <w:r>
         <w:br w:type="page"/>
       </w:r>
     </w:p>
@@ -895,6 +859,30 @@
     </w:p>
     <w:p>
       <w:pPr>
+        <w:rPr>
+          <w:b/>
+          <w:bCs/>
+        </w:rPr>
+      </w:pPr>
+      <w:r>
+        <w:rPr>
+          <w:b/>
+          <w:bCs/>
+        </w:rPr>
+        <w:t>Voorraadbestuur (tans tabel maar gaan databasis wees)</w:t>
+      </w:r>
+    </w:p>
+    <w:p>
+      <w:pPr>
+        <w:pStyle w:val="ListParagraph"/>
+        <w:numPr>
+          <w:ilvl w:val="0"/>
+          <w:numId w:val="34"/>
+        </w:numPr>
+      </w:pPr>
+    </w:p>
+    <w:p>
+      <w:pPr>
         <w:pStyle w:val="Heading2"/>
       </w:pPr>
       <w:bookmarkStart w:id="5" w:name="_Toc221612740"/>
@@ -957,64 +945,1358 @@
       <w:pPr>
         <w:pStyle w:val="Heading2"/>
       </w:pPr>
-      <w:bookmarkStart w:id="7" w:name="_Toc221612741"/>
-      <w:bookmarkStart w:id="8" w:name="_Toc222423163"/>
-      <w:r>
-        <w:t>Mobiele skermskoot</w:t>
-      </w:r>
-      <w:bookmarkEnd w:id="7"/>
-      <w:bookmarkEnd w:id="8"/>
-    </w:p>
-    <w:p>
-      <w:pPr>
+      <w:r>
+        <w:t>Responsiewe CSS verduideliking</w:t>
+      </w:r>
+    </w:p>
+    <w:p>
+      <w:pPr>
+        <w:pStyle w:val="Heading3"/>
+      </w:pPr>
+      <w:r>
+        <w:t>Mobiele skerm (</w:t>
+      </w:r>
+      <w:r>
+        <w:t xml:space="preserve">480 </w:t>
+      </w:r>
+      <w:r>
+        <w:t>tot</w:t>
+      </w:r>
+      <w:r>
+        <w:t xml:space="preserve"> 360</w:t>
+      </w:r>
+      <w:r>
+        <w:t>)</w:t>
+      </w:r>
+    </w:p>
+    <w:p>
+      <w:pPr>
+        <w:pStyle w:val="Heading4"/>
+      </w:pPr>
+      <w:r>
+        <w:t>Kop en navigasie</w:t>
+      </w:r>
+    </w:p>
+    <w:p>
+      <w:pPr>
+        <w:spacing w:after="0"/>
         <w:rPr>
-          <w:i/>
-          <w:iCs/>
-          <w:color w:val="A6A6A6" w:themeColor="background1" w:themeShade="A6"/>
+          <w:b/>
+          <w:bCs/>
         </w:rPr>
       </w:pPr>
       <w:r>
         <w:rPr>
-          <w:i/>
-          <w:iCs/>
-          <w:color w:val="A6A6A6" w:themeColor="background1" w:themeShade="A6"/>
+          <w:b/>
+          <w:bCs/>
         </w:rPr>
-        <w:t>(Voeg skermskoot van op mobiele toestel in)</w:t>
-      </w:r>
-    </w:p>
-    <w:p>
-      <w:pPr>
-        <w:pStyle w:val="Heading2"/>
-      </w:pPr>
-      <w:bookmarkStart w:id="9" w:name="_Toc221612742"/>
-      <w:bookmarkStart w:id="10" w:name="_Toc222423164"/>
-      <w:r>
-        <w:t>Rekenaar skermskoot</w:t>
-      </w:r>
-      <w:bookmarkEnd w:id="9"/>
-      <w:bookmarkEnd w:id="10"/>
-    </w:p>
-    <w:p>
-      <w:pPr>
+        <w:t>Navigasie</w:t>
+      </w:r>
+    </w:p>
+    <w:p>
+      <w:pPr>
+        <w:pStyle w:val="ListParagraph"/>
+        <w:numPr>
+          <w:ilvl w:val="0"/>
+          <w:numId w:val="33"/>
+        </w:numPr>
+      </w:pPr>
+      <w:r>
+        <w:t xml:space="preserve">Die hamburger menu knoppie se font is kleienr gemaak </w:t>
+      </w:r>
+      <w:r>
         <w:rPr>
-          <w:i/>
-          <w:iCs/>
-          <w:color w:val="A6A6A6" w:themeColor="background1" w:themeShade="A6"/>
+          <w:rStyle w:val="Heading5Char"/>
         </w:rPr>
-      </w:pPr>
+        <w:t>(</w:t>
+      </w:r>
       <w:r>
         <w:rPr>
-          <w:i/>
-          <w:iCs/>
-          <w:color w:val="A6A6A6" w:themeColor="background1" w:themeShade="A6"/>
+          <w:rStyle w:val="Heading5Char"/>
+          <w:b/>
+          <w:bCs/>
         </w:rPr>
-        <w:t>(Voeg skermskoot van op mobiele toestel in)</w:t>
-      </w:r>
-    </w:p>
-    <w:p>
-      <w:pPr>
-        <w:pStyle w:val="Heading2"/>
-      </w:pPr>
+        <w:t>.</w:t>
+      </w:r>
+      <w:r>
+        <w:rPr>
+          <w:rStyle w:val="Heading5Char"/>
+        </w:rPr>
+        <w:t>menu-toggle)</w:t>
+      </w:r>
+    </w:p>
+    <w:p>
+      <w:pPr>
+        <w:pStyle w:val="ListParagraph"/>
+        <w:numPr>
+          <w:ilvl w:val="0"/>
+          <w:numId w:val="33"/>
+        </w:numPr>
+      </w:pPr>
+      <w:r>
+        <w:t>(.nav)</w:t>
+      </w:r>
+    </w:p>
+    <w:p>
+      <w:pPr>
+        <w:pStyle w:val="ListParagraph"/>
+        <w:numPr>
+          <w:ilvl w:val="0"/>
+          <w:numId w:val="33"/>
+        </w:numPr>
+      </w:pPr>
+      <w:r>
+        <w:t>Sweef effek op skakels is weggevat sodat skakels nie buit of oor die skermgrense gaan</w:t>
+      </w:r>
+      <w:r>
+        <w:t>(.nav a:hover</w:t>
+      </w:r>
+      <w:r>
+        <w:t>)</w:t>
+      </w:r>
+    </w:p>
+    <w:p>
+      <w:pPr>
+        <w:spacing w:after="0"/>
+        <w:rPr>
+          <w:b/>
+          <w:bCs/>
+        </w:rPr>
+      </w:pPr>
+      <w:r>
+        <w:rPr>
+          <w:b/>
+          <w:bCs/>
+        </w:rPr>
+        <w:t>Logo</w:t>
+      </w:r>
+    </w:p>
+    <w:p>
+      <w:pPr>
+        <w:pStyle w:val="ListParagraph"/>
+        <w:numPr>
+          <w:ilvl w:val="0"/>
+          <w:numId w:val="33"/>
+        </w:numPr>
+      </w:pPr>
+      <w:r>
+        <w:t>Logo blok is aangepas(.logo-area)</w:t>
+      </w:r>
+    </w:p>
+    <w:p>
+      <w:pPr>
+        <w:pStyle w:val="ListParagraph"/>
+        <w:numPr>
+          <w:ilvl w:val="0"/>
+          <w:numId w:val="33"/>
+        </w:numPr>
+      </w:pPr>
+      <w:r>
+        <w:t>(.logo-img)</w:t>
+      </w:r>
+    </w:p>
+    <w:p>
+      <w:pPr>
+        <w:pStyle w:val="ListParagraph"/>
+        <w:numPr>
+          <w:ilvl w:val="0"/>
+          <w:numId w:val="33"/>
+        </w:numPr>
+      </w:pPr>
+      <w:r>
+        <w:t>(.logo-teks)</w:t>
+      </w:r>
+    </w:p>
+    <w:p>
+      <w:pPr>
+        <w:pStyle w:val="ListParagraph"/>
+        <w:numPr>
+          <w:ilvl w:val="0"/>
+          <w:numId w:val="33"/>
+        </w:numPr>
+      </w:pPr>
+      <w:r>
+        <w:t>(.logo-teks h1)</w:t>
+      </w:r>
+    </w:p>
+    <w:p>
+      <w:pPr>
+        <w:pStyle w:val="ListParagraph"/>
+        <w:numPr>
+          <w:ilvl w:val="0"/>
+          <w:numId w:val="33"/>
+        </w:numPr>
+      </w:pPr>
+      <w:r>
+        <w:t>(logo-teks p)</w:t>
+      </w:r>
+    </w:p>
+    <w:p>
+      <w:pPr>
+        <w:pStyle w:val="Heading4"/>
+      </w:pPr>
+      <w:r>
+        <w:t>Opskrifte</w:t>
+      </w:r>
+    </w:p>
+    <w:p>
+      <w:pPr>
+        <w:pStyle w:val="ListParagraph"/>
+        <w:numPr>
+          <w:ilvl w:val="0"/>
+          <w:numId w:val="33"/>
+        </w:numPr>
+      </w:pPr>
+      <w:r>
+        <w:t>Hoofopskrif 1 en 2 kleiner font gemaak</w:t>
+      </w:r>
+      <w:r>
+        <w:t xml:space="preserve"> </w:t>
+      </w:r>
+      <w:r>
+        <w:rPr>
+          <w:rStyle w:val="CSSKlasreelsChar"/>
+        </w:rPr>
+        <w:t>(font-size: 1.5rem;)</w:t>
+      </w:r>
+    </w:p>
+    <w:p>
+      <w:pPr>
+        <w:pStyle w:val="Heading4"/>
+      </w:pPr>
+      <w:r>
+        <w:t>Knoppies</w:t>
+      </w:r>
+    </w:p>
+    <w:p>
+      <w:pPr>
+        <w:spacing w:after="0"/>
+        <w:rPr>
+          <w:b/>
+          <w:bCs/>
+        </w:rPr>
+      </w:pPr>
+      <w:r>
+        <w:rPr>
+          <w:b/>
+          <w:bCs/>
+        </w:rPr>
+        <w:t>Submit vorm knoppie</w:t>
+      </w:r>
+    </w:p>
+    <w:p>
+      <w:pPr>
+        <w:pStyle w:val="ListParagraph"/>
+        <w:numPr>
+          <w:ilvl w:val="0"/>
+          <w:numId w:val="33"/>
+        </w:numPr>
+      </w:pPr>
+      <w:r>
+        <w:t>.submit-btn</w:t>
+      </w:r>
+    </w:p>
+    <w:p>
+      <w:pPr>
+        <w:spacing w:after="0"/>
+        <w:rPr>
+          <w:b/>
+          <w:bCs/>
+        </w:rPr>
+      </w:pPr>
+      <w:r>
+        <w:rPr>
+          <w:b/>
+          <w:bCs/>
+        </w:rPr>
+        <w:t>Terug na bo knoppie</w:t>
+      </w:r>
+    </w:p>
+    <w:p>
+      <w:pPr>
+        <w:pStyle w:val="ListParagraph"/>
+        <w:numPr>
+          <w:ilvl w:val="0"/>
+          <w:numId w:val="33"/>
+        </w:numPr>
+      </w:pPr>
+    </w:p>
+    <w:p>
+      <w:pPr>
+        <w:pStyle w:val="Heading4"/>
+      </w:pPr>
+      <w:r>
+        <w:t>Produkte gallery</w:t>
+      </w:r>
+    </w:p>
+    <w:p>
+      <w:pPr>
+        <w:pStyle w:val="ListParagraph"/>
+        <w:numPr>
+          <w:ilvl w:val="0"/>
+          <w:numId w:val="33"/>
+        </w:numPr>
+      </w:pPr>
+      <w:r>
+        <w:t>(</w:t>
+      </w:r>
+      <w:r>
+        <w:rPr>
+          <w:rStyle w:val="Heading5Char"/>
+          <w:b/>
+          <w:bCs/>
+        </w:rPr>
+        <w:t>.</w:t>
+      </w:r>
+      <w:r>
+        <w:rPr>
+          <w:rStyle w:val="Heading5Char"/>
+        </w:rPr>
+        <w:t>carousel-item)</w:t>
+      </w:r>
+    </w:p>
+    <w:p>
+      <w:pPr>
+        <w:pStyle w:val="ListParagraph"/>
+        <w:numPr>
+          <w:ilvl w:val="0"/>
+          <w:numId w:val="33"/>
+        </w:numPr>
+      </w:pPr>
+      <w:r>
+        <w:lastRenderedPageBreak/>
+        <w:t>(.carousel-item.center)</w:t>
+      </w:r>
+    </w:p>
+    <w:p>
+      <w:pPr>
+        <w:pStyle w:val="Heading3"/>
+      </w:pPr>
+      <w:r>
+        <w:t>Tablet skerm</w:t>
+      </w:r>
+      <w:r>
+        <w:t xml:space="preserve"> (</w:t>
+      </w:r>
+      <w:r>
+        <w:t xml:space="preserve">480 </w:t>
+      </w:r>
+      <w:r>
+        <w:t>tot</w:t>
+      </w:r>
+      <w:r>
+        <w:t xml:space="preserve"> 768</w:t>
+      </w:r>
+      <w:r>
+        <w:t>)</w:t>
+      </w:r>
+    </w:p>
+    <w:p>
+      <w:pPr>
+        <w:pStyle w:val="Heading4"/>
+      </w:pPr>
+      <w:r>
+        <w:t>Kop en Navigasie</w:t>
+      </w:r>
+    </w:p>
+    <w:p>
+      <w:pPr>
+        <w:spacing w:after="0"/>
+        <w:rPr>
+          <w:b/>
+          <w:bCs/>
+        </w:rPr>
+      </w:pPr>
+      <w:r>
+        <w:rPr>
+          <w:b/>
+          <w:bCs/>
+        </w:rPr>
+        <w:t>Navigasie</w:t>
+      </w:r>
+    </w:p>
+    <w:p>
+      <w:pPr>
+        <w:pStyle w:val="ListParagraph"/>
+        <w:numPr>
+          <w:ilvl w:val="0"/>
+          <w:numId w:val="33"/>
+        </w:numPr>
+      </w:pPr>
+      <w:r>
+        <w:t>(.nav-houer)</w:t>
+      </w:r>
+    </w:p>
+    <w:p>
+      <w:pPr>
+        <w:pStyle w:val="ListParagraph"/>
+        <w:numPr>
+          <w:ilvl w:val="0"/>
+          <w:numId w:val="33"/>
+        </w:numPr>
+      </w:pPr>
+      <w:r>
+        <w:t>(nav-menu)</w:t>
+      </w:r>
+    </w:p>
+    <w:p>
+      <w:pPr>
+        <w:pStyle w:val="ListParagraph"/>
+        <w:numPr>
+          <w:ilvl w:val="0"/>
+          <w:numId w:val="33"/>
+        </w:numPr>
+      </w:pPr>
+      <w:r>
+        <w:t>(.dropdown:hover .bropdown-content, .dropdown:focus-within .dropdoen-content)</w:t>
+      </w:r>
+    </w:p>
+    <w:p>
+      <w:pPr>
+        <w:pStyle w:val="ListParagraph"/>
+        <w:numPr>
+          <w:ilvl w:val="0"/>
+          <w:numId w:val="33"/>
+        </w:numPr>
+      </w:pPr>
+      <w:r>
+        <w:t>(.dropdown.active .dropdown-content)</w:t>
+      </w:r>
+    </w:p>
+    <w:p>
+      <w:pPr>
+        <w:pStyle w:val="ListParagraph"/>
+        <w:numPr>
+          <w:ilvl w:val="0"/>
+          <w:numId w:val="33"/>
+        </w:numPr>
+      </w:pPr>
+      <w:r>
+        <w:t>(.dropbtn, .dropdown-toggle)</w:t>
+      </w:r>
+    </w:p>
+    <w:p>
+      <w:pPr>
+        <w:pStyle w:val="ListParagraph"/>
+        <w:numPr>
+          <w:ilvl w:val="0"/>
+          <w:numId w:val="33"/>
+        </w:numPr>
+      </w:pPr>
+      <w:r>
+        <w:t>(.dropdown-content)</w:t>
+      </w:r>
+    </w:p>
+    <w:p>
+      <w:pPr>
+        <w:pStyle w:val="ListParagraph"/>
+        <w:numPr>
+          <w:ilvl w:val="0"/>
+          <w:numId w:val="33"/>
+        </w:numPr>
+      </w:pPr>
+    </w:p>
+    <w:p>
+      <w:pPr>
+        <w:spacing w:after="0"/>
+        <w:rPr>
+          <w:b/>
+          <w:bCs/>
+        </w:rPr>
+      </w:pPr>
+      <w:r>
+        <w:rPr>
+          <w:b/>
+          <w:bCs/>
+        </w:rPr>
+        <w:t>Logo</w:t>
+      </w:r>
+    </w:p>
+    <w:p>
+      <w:pPr>
+        <w:pStyle w:val="ListParagraph"/>
+        <w:numPr>
+          <w:ilvl w:val="0"/>
+          <w:numId w:val="33"/>
+        </w:numPr>
+      </w:pPr>
+      <w:r>
+        <w:t>(.logo-img)</w:t>
+      </w:r>
+    </w:p>
+    <w:p>
+      <w:pPr>
+        <w:pStyle w:val="ListParagraph"/>
+        <w:numPr>
+          <w:ilvl w:val="0"/>
+          <w:numId w:val="33"/>
+        </w:numPr>
+      </w:pPr>
+      <w:r>
+        <w:t>(.logo-teks h1)</w:t>
+      </w:r>
+    </w:p>
+    <w:p>
+      <w:pPr>
+        <w:pStyle w:val="ListParagraph"/>
+        <w:numPr>
+          <w:ilvl w:val="0"/>
+          <w:numId w:val="33"/>
+        </w:numPr>
+      </w:pPr>
+      <w:r>
+        <w:t>(.logo-teks p)</w:t>
+      </w:r>
+    </w:p>
+    <w:p>
+      <w:pPr>
+        <w:pStyle w:val="Heading4"/>
+      </w:pPr>
+      <w:r>
+        <w:t>Hero</w:t>
+      </w:r>
+    </w:p>
+    <w:p>
+      <w:pPr>
+        <w:pStyle w:val="ListParagraph"/>
+        <w:numPr>
+          <w:ilvl w:val="0"/>
+          <w:numId w:val="33"/>
+        </w:numPr>
+      </w:pPr>
+      <w:r>
+        <w:t>(.hero-teks h1)</w:t>
+      </w:r>
+    </w:p>
+    <w:p>
+      <w:pPr>
+        <w:pStyle w:val="Heading4"/>
+      </w:pPr>
+      <w:r>
+        <w:t>Adeling</w:t>
+      </w:r>
+    </w:p>
+    <w:p>
+      <w:pPr>
+        <w:pStyle w:val="ListParagraph"/>
+        <w:numPr>
+          <w:ilvl w:val="0"/>
+          <w:numId w:val="33"/>
+        </w:numPr>
+      </w:pPr>
+      <w:r>
+        <w:t>(section)</w:t>
+      </w:r>
+    </w:p>
+    <w:p>
+      <w:pPr>
+        <w:pStyle w:val="Heading3"/>
+      </w:pPr>
+      <w:r>
+        <w:t>Klein skootrekenaar en tablet</w:t>
+      </w:r>
+    </w:p>
+    <w:p>
+      <w:pPr>
+        <w:pStyle w:val="Heading4"/>
+      </w:pPr>
+      <w:r>
+        <w:t>Kop en Navigasie</w:t>
+      </w:r>
+    </w:p>
+    <w:p>
+      <w:pPr>
+        <w:spacing w:after="0"/>
+        <w:rPr>
+          <w:b/>
+          <w:bCs/>
+        </w:rPr>
+      </w:pPr>
+      <w:r>
+        <w:rPr>
+          <w:b/>
+          <w:bCs/>
+        </w:rPr>
+        <w:t>Navigasie</w:t>
+      </w:r>
+    </w:p>
+    <w:p>
+      <w:pPr>
+        <w:pStyle w:val="ListParagraph"/>
+        <w:numPr>
+          <w:ilvl w:val="0"/>
+          <w:numId w:val="33"/>
+        </w:numPr>
+      </w:pPr>
+      <w:r>
+        <w:t>(.menu-toggle)</w:t>
+      </w:r>
+    </w:p>
+    <w:p>
+      <w:pPr>
+        <w:pStyle w:val="ListParagraph"/>
+        <w:numPr>
+          <w:ilvl w:val="0"/>
+          <w:numId w:val="33"/>
+        </w:numPr>
+      </w:pPr>
+      <w:r>
+        <w:t>(.</w:t>
+      </w:r>
+      <w:r>
+        <w:t>nav</w:t>
+      </w:r>
+      <w:r>
+        <w:t>)</w:t>
+      </w:r>
+    </w:p>
+    <w:p>
+      <w:pPr>
+        <w:pStyle w:val="ListParagraph"/>
+        <w:numPr>
+          <w:ilvl w:val="0"/>
+          <w:numId w:val="33"/>
+        </w:numPr>
+      </w:pPr>
+      <w:r>
+        <w:t>(.nav.active)</w:t>
+      </w:r>
+    </w:p>
+    <w:p>
+      <w:pPr>
+        <w:pStyle w:val="ListParagraph"/>
+        <w:numPr>
+          <w:ilvl w:val="0"/>
+          <w:numId w:val="33"/>
+        </w:numPr>
+      </w:pPr>
+      <w:r>
+        <w:t>(.nav ul)</w:t>
+      </w:r>
+    </w:p>
+    <w:p>
+      <w:pPr>
+        <w:pStyle w:val="ListParagraph"/>
+        <w:numPr>
+          <w:ilvl w:val="0"/>
+          <w:numId w:val="33"/>
+        </w:numPr>
+      </w:pPr>
+      <w:r>
+        <w:t>(.nav ul.nav-menu)</w:t>
+      </w:r>
+    </w:p>
+    <w:p>
+      <w:pPr>
+        <w:pStyle w:val="ListParagraph"/>
+        <w:numPr>
+          <w:ilvl w:val="0"/>
+          <w:numId w:val="33"/>
+        </w:numPr>
+      </w:pPr>
+      <w:r>
+        <w:t>(.nav-menu)</w:t>
+      </w:r>
+    </w:p>
+    <w:p>
+      <w:pPr>
+        <w:pStyle w:val="ListParagraph"/>
+        <w:numPr>
+          <w:ilvl w:val="0"/>
+          <w:numId w:val="33"/>
+        </w:numPr>
+      </w:pPr>
+      <w:r>
+        <w:t>(.nav-menu &gt; li)</w:t>
+      </w:r>
+    </w:p>
+    <w:p>
+      <w:pPr>
+        <w:pStyle w:val="ListParagraph"/>
+        <w:numPr>
+          <w:ilvl w:val="0"/>
+          <w:numId w:val="33"/>
+        </w:numPr>
+      </w:pPr>
+      <w:r>
+        <w:t>(.nav-menu &gt; li &gt; a.dropbtn)</w:t>
+      </w:r>
+    </w:p>
+    <w:p>
+      <w:pPr>
+        <w:pStyle w:val="ListParagraph"/>
+        <w:numPr>
+          <w:ilvl w:val="0"/>
+          <w:numId w:val="33"/>
+        </w:numPr>
+      </w:pPr>
+      <w:r>
+        <w:t>(.dropbtn)</w:t>
+      </w:r>
+    </w:p>
+    <w:p>
+      <w:pPr>
+        <w:pStyle w:val="ListParagraph"/>
+        <w:numPr>
+          <w:ilvl w:val="0"/>
+          <w:numId w:val="33"/>
+        </w:numPr>
+      </w:pPr>
+      <w:r>
+        <w:t>(.dropdown-toggle)</w:t>
+      </w:r>
+    </w:p>
+    <w:p>
+      <w:pPr>
+        <w:pStyle w:val="ListParagraph"/>
+        <w:numPr>
+          <w:ilvl w:val="0"/>
+          <w:numId w:val="33"/>
+        </w:numPr>
+      </w:pPr>
+      <w:r>
+        <w:t>(.dropdown.active .dropdown-toggle)</w:t>
+      </w:r>
+    </w:p>
+    <w:p>
+      <w:pPr>
+        <w:pStyle w:val="ListParagraph"/>
+        <w:numPr>
+          <w:ilvl w:val="0"/>
+          <w:numId w:val="33"/>
+        </w:numPr>
+      </w:pPr>
+      <w:r>
+        <w:t>(.dropdown-content)</w:t>
+      </w:r>
+    </w:p>
+    <w:p>
+      <w:pPr>
+        <w:pStyle w:val="ListParagraph"/>
+        <w:numPr>
+          <w:ilvl w:val="0"/>
+          <w:numId w:val="33"/>
+        </w:numPr>
+      </w:pPr>
+      <w:r>
+        <w:t>(.</w:t>
+      </w:r>
+      <w:r>
+        <w:t>dropdown.active .dropdown</w:t>
+      </w:r>
+      <w:r>
+        <w:t>-content)</w:t>
+      </w:r>
+    </w:p>
+    <w:p>
+      <w:pPr>
+        <w:pStyle w:val="ListParagraph"/>
+        <w:numPr>
+          <w:ilvl w:val="0"/>
+          <w:numId w:val="33"/>
+        </w:numPr>
+      </w:pPr>
+      <w:r>
+        <w:t>(.dropdown-content li, .dropdown-content a)</w:t>
+      </w:r>
+    </w:p>
+    <w:p>
+      <w:pPr>
+        <w:pStyle w:val="ListParagraph"/>
+        <w:numPr>
+          <w:ilvl w:val="0"/>
+          <w:numId w:val="33"/>
+        </w:numPr>
+      </w:pPr>
+      <w:r>
+        <w:t>(.dropdown-content a)</w:t>
+      </w:r>
+    </w:p>
+    <w:p>
+      <w:pPr>
+        <w:pStyle w:val="ListParagraph"/>
+        <w:numPr>
+          <w:ilvl w:val="0"/>
+          <w:numId w:val="33"/>
+        </w:numPr>
+      </w:pPr>
+      <w:r>
+        <w:t>(dropdown-content a:last-child)</w:t>
+      </w:r>
+    </w:p>
+    <w:p>
+      <w:pPr>
+        <w:pStyle w:val="ListParagraph"/>
+        <w:numPr>
+          <w:ilvl w:val="0"/>
+          <w:numId w:val="33"/>
+        </w:numPr>
+      </w:pPr>
+      <w:r>
+        <w:t>(.dropdown-content a:hover, .dropdown-content a:active)</w:t>
+      </w:r>
+    </w:p>
+    <w:p>
+      <w:pPr>
+        <w:pStyle w:val="ListParagraph"/>
+        <w:numPr>
+          <w:ilvl w:val="0"/>
+          <w:numId w:val="33"/>
+        </w:numPr>
+      </w:pPr>
+      <w:r>
+        <w:t>(nav a:hover)</w:t>
+      </w:r>
+    </w:p>
+    <w:p>
+      <w:pPr>
+        <w:pStyle w:val="ListParagraph"/>
+        <w:numPr>
+          <w:ilvl w:val="0"/>
+          <w:numId w:val="33"/>
+        </w:numPr>
+      </w:pPr>
+      <w:r>
+        <w:t>(.nav-houer)</w:t>
+      </w:r>
+    </w:p>
+    <w:p>
+      <w:pPr>
+        <w:spacing w:after="0"/>
+        <w:rPr>
+          <w:b/>
+          <w:bCs/>
+        </w:rPr>
+      </w:pPr>
+      <w:r>
+        <w:rPr>
+          <w:b/>
+          <w:bCs/>
+        </w:rPr>
+        <w:t>Logo</w:t>
+      </w:r>
+    </w:p>
+    <w:p>
+      <w:pPr>
+        <w:pStyle w:val="ListParagraph"/>
+        <w:numPr>
+          <w:ilvl w:val="0"/>
+          <w:numId w:val="33"/>
+        </w:numPr>
+      </w:pPr>
+      <w:r>
+        <w:t>(.logo-area)</w:t>
+      </w:r>
+    </w:p>
+    <w:p>
+      <w:pPr>
+        <w:pStyle w:val="ListParagraph"/>
+        <w:numPr>
+          <w:ilvl w:val="0"/>
+          <w:numId w:val="33"/>
+        </w:numPr>
+      </w:pPr>
+      <w:r>
+        <w:lastRenderedPageBreak/>
+        <w:t>(.logo-img)</w:t>
+      </w:r>
+    </w:p>
+    <w:p>
+      <w:pPr>
+        <w:pStyle w:val="ListParagraph"/>
+        <w:numPr>
+          <w:ilvl w:val="0"/>
+          <w:numId w:val="33"/>
+        </w:numPr>
+      </w:pPr>
+      <w:r>
+        <w:t>(.logo-teks)</w:t>
+      </w:r>
+    </w:p>
+    <w:p>
+      <w:pPr>
+        <w:pStyle w:val="ListParagraph"/>
+        <w:numPr>
+          <w:ilvl w:val="0"/>
+          <w:numId w:val="33"/>
+        </w:numPr>
+      </w:pPr>
+      <w:r>
+        <w:t>(.logo-teks h1)</w:t>
+      </w:r>
+    </w:p>
+    <w:p>
+      <w:pPr>
+        <w:pStyle w:val="ListParagraph"/>
+        <w:numPr>
+          <w:ilvl w:val="0"/>
+          <w:numId w:val="33"/>
+        </w:numPr>
+      </w:pPr>
+      <w:r>
+        <w:t>(logo-teks p)</w:t>
+      </w:r>
+    </w:p>
+    <w:p>
+      <w:pPr>
+        <w:pStyle w:val="Heading4"/>
+      </w:pPr>
+      <w:r>
+        <w:t>Hero</w:t>
+      </w:r>
+    </w:p>
+    <w:p>
+      <w:pPr>
+        <w:pStyle w:val="ListParagraph"/>
+        <w:numPr>
+          <w:ilvl w:val="0"/>
+          <w:numId w:val="33"/>
+        </w:numPr>
+      </w:pPr>
+      <w:r>
+        <w:t>(.hero)</w:t>
+      </w:r>
+    </w:p>
+    <w:p>
+      <w:pPr>
+        <w:pStyle w:val="ListParagraph"/>
+        <w:numPr>
+          <w:ilvl w:val="0"/>
+          <w:numId w:val="33"/>
+        </w:numPr>
+      </w:pPr>
+      <w:r>
+        <w:t>(.hero-teks h1)</w:t>
+      </w:r>
+    </w:p>
+    <w:p>
+      <w:pPr>
+        <w:pStyle w:val="ListParagraph"/>
+        <w:numPr>
+          <w:ilvl w:val="0"/>
+          <w:numId w:val="33"/>
+        </w:numPr>
+      </w:pPr>
+      <w:r>
+        <w:t>(.hero-teks p)</w:t>
+      </w:r>
+    </w:p>
+    <w:p>
+      <w:pPr>
+        <w:pStyle w:val="Heading4"/>
+      </w:pPr>
+      <w:r>
+        <w:t>Afdeling</w:t>
+      </w:r>
+    </w:p>
+    <w:p>
+      <w:pPr>
+        <w:spacing w:after="0"/>
+        <w:rPr>
+          <w:b/>
+          <w:bCs/>
+        </w:rPr>
+      </w:pPr>
+      <w:r>
+        <w:rPr>
+          <w:b/>
+          <w:bCs/>
+        </w:rPr>
+        <w:t>Afdelings</w:t>
+      </w:r>
+    </w:p>
+    <w:p>
+      <w:pPr>
+        <w:pStyle w:val="ListParagraph"/>
+        <w:numPr>
+          <w:ilvl w:val="0"/>
+          <w:numId w:val="33"/>
+        </w:numPr>
+      </w:pPr>
+      <w:r>
+        <w:t>(section)</w:t>
+      </w:r>
+    </w:p>
+    <w:p>
+      <w:pPr>
+        <w:spacing w:after="0"/>
+        <w:rPr>
+          <w:b/>
+          <w:bCs/>
+        </w:rPr>
+      </w:pPr>
+      <w:r>
+        <w:rPr>
+          <w:b/>
+          <w:bCs/>
+        </w:rPr>
+        <w:t>Tabel bladsye</w:t>
+      </w:r>
+    </w:p>
+    <w:p>
+      <w:pPr>
+        <w:pStyle w:val="ListParagraph"/>
+        <w:numPr>
+          <w:ilvl w:val="0"/>
+          <w:numId w:val="33"/>
+        </w:numPr>
+      </w:pPr>
+      <w:r>
+        <w:t>(.content-houer</w:t>
+      </w:r>
+      <w:r>
+        <w:t>)</w:t>
+      </w:r>
+    </w:p>
+    <w:p>
+      <w:pPr>
+        <w:pStyle w:val="Heading4"/>
+      </w:pPr>
+      <w:r>
+        <w:t>Tabel</w:t>
+      </w:r>
+    </w:p>
+    <w:p>
+      <w:pPr>
+        <w:pStyle w:val="ListParagraph"/>
+        <w:numPr>
+          <w:ilvl w:val="0"/>
+          <w:numId w:val="33"/>
+        </w:numPr>
+      </w:pPr>
+      <w:r>
+        <w:t>(table)</w:t>
+      </w:r>
+    </w:p>
+    <w:p>
+      <w:pPr>
+        <w:pStyle w:val="Heading4"/>
+      </w:pPr>
+      <w:r>
+        <w:t>Vorm</w:t>
+      </w:r>
+    </w:p>
+    <w:p>
+      <w:pPr>
+        <w:pStyle w:val="ListParagraph"/>
+        <w:numPr>
+          <w:ilvl w:val="0"/>
+          <w:numId w:val="33"/>
+        </w:numPr>
+      </w:pPr>
+      <w:r>
+        <w:t>(.form-container)</w:t>
+      </w:r>
+    </w:p>
+    <w:p>
+      <w:pPr>
+        <w:pStyle w:val="ListParagraph"/>
+        <w:numPr>
+          <w:ilvl w:val="0"/>
+          <w:numId w:val="33"/>
+        </w:numPr>
+        <w:rPr>
+          <w:lang w:val="en-ZA"/>
+        </w:rPr>
+      </w:pPr>
+      <w:r>
+        <w:t>(</w:t>
+      </w:r>
+      <w:r>
+        <w:rPr>
+          <w:lang w:val="en-ZA"/>
+        </w:rPr>
+        <w:t>input[type="text"], input[type="email"], input[type="tel"], select, textarea</w:t>
+      </w:r>
+      <w:r>
+        <w:t>)</w:t>
+      </w:r>
+    </w:p>
+    <w:p>
+      <w:pPr>
+        <w:pStyle w:val="ListParagraph"/>
+        <w:numPr>
+          <w:ilvl w:val="0"/>
+          <w:numId w:val="33"/>
+        </w:numPr>
+        <w:rPr>
+          <w:lang w:val="en-ZA"/>
+        </w:rPr>
+      </w:pPr>
+      <w:r>
+        <w:t>(label)</w:t>
+      </w:r>
+    </w:p>
+    <w:p>
+      <w:pPr>
+        <w:pStyle w:val="ListParagraph"/>
+        <w:numPr>
+          <w:ilvl w:val="0"/>
+          <w:numId w:val="33"/>
+        </w:numPr>
+        <w:rPr>
+          <w:lang w:val="en-ZA"/>
+        </w:rPr>
+      </w:pPr>
+      <w:r>
+        <w:t>(.submit-btn)</w:t>
+      </w:r>
+    </w:p>
+    <w:p>
+      <w:pPr>
+        <w:pStyle w:val="ListParagraph"/>
+        <w:numPr>
+          <w:ilvl w:val="0"/>
+          <w:numId w:val="33"/>
+        </w:numPr>
+        <w:rPr>
+          <w:lang w:val="en-ZA"/>
+        </w:rPr>
+      </w:pPr>
+      <w:r>
+        <w:t>(.order-form)</w:t>
+      </w:r>
+    </w:p>
+    <w:p>
+      <w:pPr>
+        <w:pStyle w:val="Heading4"/>
+      </w:pPr>
+      <w:r>
+        <w:t>Galery</w:t>
+      </w:r>
+    </w:p>
+    <w:p>
+      <w:pPr>
+        <w:spacing w:after="0"/>
+        <w:rPr>
+          <w:b/>
+          <w:bCs/>
+        </w:rPr>
+      </w:pPr>
+      <w:r>
+        <w:rPr>
+          <w:b/>
+          <w:bCs/>
+        </w:rPr>
+        <w:t>Hoof galery</w:t>
+      </w:r>
+    </w:p>
+    <w:p>
+      <w:pPr>
+        <w:pStyle w:val="ListParagraph"/>
+        <w:numPr>
+          <w:ilvl w:val="0"/>
+          <w:numId w:val="33"/>
+        </w:numPr>
+      </w:pPr>
+      <w:r>
+        <w:t>(.slideshow-container)</w:t>
+      </w:r>
+    </w:p>
+    <w:p>
+      <w:pPr>
+        <w:pStyle w:val="ListParagraph"/>
+        <w:numPr>
+          <w:ilvl w:val="0"/>
+          <w:numId w:val="33"/>
+        </w:numPr>
+      </w:pPr>
+      <w:r>
+        <w:t>(.slide img)</w:t>
+      </w:r>
+    </w:p>
+    <w:p>
+      <w:pPr>
+        <w:spacing w:after="0"/>
+        <w:rPr>
+          <w:b/>
+          <w:bCs/>
+        </w:rPr>
+      </w:pPr>
+      <w:r>
+        <w:rPr>
+          <w:b/>
+          <w:bCs/>
+        </w:rPr>
+        <w:t>Mini galery</w:t>
+      </w:r>
+    </w:p>
+    <w:p>
+      <w:pPr>
+        <w:pStyle w:val="ListParagraph"/>
+        <w:numPr>
+          <w:ilvl w:val="0"/>
+          <w:numId w:val="33"/>
+        </w:numPr>
+      </w:pPr>
+      <w:r>
+        <w:t>(.mini-gallery)</w:t>
+      </w:r>
+    </w:p>
+    <w:p>
+      <w:pPr>
+        <w:spacing w:after="0"/>
+        <w:rPr>
+          <w:b/>
+          <w:bCs/>
+        </w:rPr>
+      </w:pPr>
+      <w:r>
+        <w:rPr>
+          <w:b/>
+          <w:bCs/>
+        </w:rPr>
+        <w:t>Produk galery</w:t>
+      </w:r>
+    </w:p>
+    <w:p>
+      <w:pPr>
+        <w:pStyle w:val="ListParagraph"/>
+        <w:numPr>
+          <w:ilvl w:val="0"/>
+          <w:numId w:val="33"/>
+        </w:numPr>
+      </w:pPr>
+      <w:r>
+        <w:t>(.produk-carousel)</w:t>
+      </w:r>
+    </w:p>
+    <w:p>
+      <w:pPr>
+        <w:pStyle w:val="ListParagraph"/>
+        <w:numPr>
+          <w:ilvl w:val="0"/>
+          <w:numId w:val="33"/>
+        </w:numPr>
+      </w:pPr>
+      <w:r>
+        <w:t>(.carousel-item.centered)</w:t>
+      </w:r>
+    </w:p>
+    <w:p>
+      <w:pPr>
+        <w:pStyle w:val="Heading4"/>
+      </w:pPr>
+      <w:r>
+        <w:t>Voetskrif</w:t>
+      </w:r>
+    </w:p>
+    <w:p>
+      <w:pPr>
+        <w:pStyle w:val="ListParagraph"/>
+        <w:numPr>
+          <w:ilvl w:val="0"/>
+          <w:numId w:val="33"/>
+        </w:numPr>
+      </w:pPr>
+      <w:r>
+        <w:t>(.footer-container)</w:t>
+      </w:r>
+    </w:p>
+    <w:p>
+      <w:pPr>
+        <w:pStyle w:val="Heading4"/>
+      </w:pPr>
+      <w:r>
+        <w:t>Boerdery rooster</w:t>
+      </w:r>
+    </w:p>
+    <w:p>
+      <w:pPr>
+        <w:pStyle w:val="ListParagraph"/>
+        <w:numPr>
+          <w:ilvl w:val="0"/>
+          <w:numId w:val="33"/>
+        </w:numPr>
+      </w:pPr>
+      <w:r>
+        <w:t>(.boerdery-rooster)</w:t>
+      </w:r>
+    </w:p>
+    <w:p>
+      <w:pPr>
+        <w:pStyle w:val="Heading4"/>
+      </w:pPr>
+      <w:r>
+        <w:t>Kolpunte</w:t>
+      </w:r>
+    </w:p>
+    <w:p>
+      <w:pPr>
+        <w:spacing w:after="0"/>
+        <w:rPr>
+          <w:b/>
+          <w:bCs/>
+        </w:rPr>
+      </w:pPr>
+      <w:r>
+        <w:rPr>
+          <w:b/>
+          <w:bCs/>
+        </w:rPr>
+        <w:t>Nommer kolpunt</w:t>
+      </w:r>
+    </w:p>
+    <w:p>
+      <w:pPr>
+        <w:pStyle w:val="ListParagraph"/>
+        <w:numPr>
+          <w:ilvl w:val="0"/>
+          <w:numId w:val="33"/>
+        </w:numPr>
+      </w:pPr>
+      <w:r>
+        <w:t>(.nommer-ikoon)</w:t>
+      </w:r>
+    </w:p>
+    <w:p>
+      <w:pPr>
+        <w:spacing w:after="0"/>
+        <w:rPr>
+          <w:b/>
+          <w:bCs/>
+        </w:rPr>
+      </w:pPr>
+      <w:r>
+        <w:rPr>
+          <w:b/>
+          <w:bCs/>
+        </w:rPr>
+        <w:t>Regmerkie kolpunt</w:t>
+      </w:r>
+    </w:p>
+    <w:p>
+      <w:pPr>
+        <w:pStyle w:val="ListParagraph"/>
+        <w:numPr>
+          <w:ilvl w:val="0"/>
+          <w:numId w:val="33"/>
+        </w:numPr>
+      </w:pPr>
+      <w:r>
+        <w:t>(.regmerkie-ikoon)</w:t>
+      </w:r>
+    </w:p>
+    <w:p>
+      <w:pPr>
+        <w:pStyle w:val="Heading4"/>
+      </w:pPr>
+      <w:r>
+        <w:lastRenderedPageBreak/>
+        <w:t>Horisontale lyn</w:t>
+      </w:r>
+    </w:p>
+    <w:p>
+      <w:pPr>
+        <w:pStyle w:val="ListParagraph"/>
+        <w:numPr>
+          <w:ilvl w:val="0"/>
+          <w:numId w:val="33"/>
+        </w:numPr>
+      </w:pPr>
+      <w:r>
+        <w:t>(.afdeling-titel-blok p)</w:t>
+      </w:r>
     </w:p>
     <w:sectPr>
       <w:pgSz w:w="11906" w:h="16838" w:code="9"/>
@@ -3110,7 +4392,7 @@
   <w:abstractNum w:abstractNumId="22" w15:restartNumberingAfterBreak="0">
     <w:nsid w:val="3FF60F04"/>
     <w:multiLevelType w:val="hybridMultilevel"/>
-    <w:tmpl w:val="6D909AFA"/>
+    <w:tmpl w:val="BF50DFDC"/>
     <w:lvl w:ilvl="0" w:tplc="1C090001">
       <w:start w:val="1"/>
       <w:numFmt w:val="bullet"/>
@@ -4905,15 +6187,19 @@
     <w:uiPriority w:val="9"/>
     <w:unhideWhenUsed/>
     <w:qFormat/>
-    <w:rsid w:val="00F93AFE"/>
+    <w:rsid w:val="008E5A1B"/>
     <w:pPr>
       <w:keepNext/>
       <w:keepLines/>
+      <w:shd w:val="clear" w:color="auto" w:fill="BDD6EE" w:themeFill="accent5" w:themeFillTint="66"/>
       <w:spacing w:before="40" w:after="0"/>
+      <w:jc w:val="center"/>
       <w:outlineLvl w:val="1"/>
     </w:pPr>
     <w:rPr>
       <w:rFonts w:asciiTheme="majorHAnsi" w:eastAsiaTheme="majorEastAsia" w:hAnsiTheme="majorHAnsi" w:cstheme="majorBidi"/>
+      <w:b/>
+      <w:bCs/>
       <w:color w:val="2F5496" w:themeColor="accent1" w:themeShade="BF"/>
       <w:sz w:val="26"/>
       <w:szCs w:val="26"/>
@@ -4927,10 +6213,11 @@
     <w:uiPriority w:val="9"/>
     <w:unhideWhenUsed/>
     <w:qFormat/>
-    <w:rsid w:val="009B011F"/>
+    <w:rsid w:val="008E5A1B"/>
     <w:pPr>
       <w:keepNext/>
       <w:keepLines/>
+      <w:shd w:val="clear" w:color="auto" w:fill="DEEAF6" w:themeFill="accent5" w:themeFillTint="33"/>
       <w:spacing w:before="40" w:after="0"/>
       <w:outlineLvl w:val="2"/>
     </w:pPr>
@@ -4941,10 +6228,95 @@
       <w:szCs w:val="24"/>
     </w:rPr>
   </w:style>
+  <w:style w:type="paragraph" w:styleId="Heading4">
+    <w:name w:val="heading 4"/>
+    <w:basedOn w:val="Normal"/>
+    <w:next w:val="Normal"/>
+    <w:link w:val="Heading4Char"/>
+    <w:uiPriority w:val="9"/>
+    <w:unhideWhenUsed/>
+    <w:qFormat/>
+    <w:rsid w:val="008E5A1B"/>
+    <w:pPr>
+      <w:keepNext/>
+      <w:keepLines/>
+      <w:shd w:val="clear" w:color="auto" w:fill="EFF5FB"/>
+      <w:spacing w:before="40" w:after="0"/>
+      <w:outlineLvl w:val="3"/>
+    </w:pPr>
+    <w:rPr>
+      <w:rFonts w:asciiTheme="majorHAnsi" w:eastAsiaTheme="majorEastAsia" w:hAnsiTheme="majorHAnsi" w:cstheme="majorBidi"/>
+      <w:i/>
+      <w:iCs/>
+      <w:color w:val="2F5496" w:themeColor="accent1" w:themeShade="BF"/>
+    </w:rPr>
+  </w:style>
+  <w:style w:type="paragraph" w:styleId="Heading5">
+    <w:name w:val="heading 5"/>
+    <w:aliases w:val="CSS Klasse"/>
+    <w:basedOn w:val="Normal"/>
+    <w:next w:val="Normal"/>
+    <w:link w:val="Heading5Char"/>
+    <w:uiPriority w:val="9"/>
+    <w:unhideWhenUsed/>
+    <w:qFormat/>
+    <w:rsid w:val="008E5A1B"/>
+    <w:pPr>
+      <w:outlineLvl w:val="4"/>
+    </w:pPr>
+    <w:rPr>
+      <w:rFonts w:ascii="Sagona Book" w:hAnsi="Sagona Book"/>
+      <w:color w:val="E60000"/>
+      <w:sz w:val="20"/>
+      <w:szCs w:val="20"/>
+      <w:u w:val="single" w:color="CE0000"/>
+    </w:rPr>
+  </w:style>
+  <w:style w:type="paragraph" w:styleId="Heading6">
+    <w:name w:val="heading 6"/>
+    <w:basedOn w:val="Normal"/>
+    <w:next w:val="Normal"/>
+    <w:link w:val="Heading6Char"/>
+    <w:uiPriority w:val="9"/>
+    <w:unhideWhenUsed/>
+    <w:qFormat/>
+    <w:rsid w:val="00063948"/>
+    <w:pPr>
+      <w:keepNext/>
+      <w:keepLines/>
+      <w:spacing w:before="40" w:after="0"/>
+      <w:outlineLvl w:val="5"/>
+    </w:pPr>
+    <w:rPr>
+      <w:rFonts w:asciiTheme="majorHAnsi" w:eastAsiaTheme="majorEastAsia" w:hAnsiTheme="majorHAnsi" w:cstheme="majorBidi"/>
+      <w:color w:val="1F3763" w:themeColor="accent1" w:themeShade="7F"/>
+    </w:rPr>
+  </w:style>
+  <w:style w:type="paragraph" w:styleId="Heading7">
+    <w:name w:val="heading 7"/>
+    <w:basedOn w:val="Normal"/>
+    <w:next w:val="Normal"/>
+    <w:link w:val="Heading7Char"/>
+    <w:uiPriority w:val="9"/>
+    <w:unhideWhenUsed/>
+    <w:qFormat/>
+    <w:rsid w:val="00063948"/>
+    <w:pPr>
+      <w:keepNext/>
+      <w:keepLines/>
+      <w:spacing w:before="40" w:after="0"/>
+      <w:outlineLvl w:val="6"/>
+    </w:pPr>
+    <w:rPr>
+      <w:rFonts w:asciiTheme="majorHAnsi" w:eastAsiaTheme="majorEastAsia" w:hAnsiTheme="majorHAnsi" w:cstheme="majorBidi"/>
+      <w:i/>
+      <w:iCs/>
+      <w:color w:val="1F3763" w:themeColor="accent1" w:themeShade="7F"/>
+    </w:rPr>
+  </w:style>
   <w:style w:type="character" w:default="1" w:styleId="DefaultParagraphFont">
     <w:name w:val="Default Paragraph Font"/>
     <w:uiPriority w:val="1"/>
-    <w:semiHidden/>
     <w:unhideWhenUsed/>
   </w:style>
   <w:style w:type="table" w:default="1" w:styleId="TableNormal">
@@ -5013,12 +6385,16 @@
     <w:basedOn w:val="DefaultParagraphFont"/>
     <w:link w:val="Heading2"/>
     <w:uiPriority w:val="9"/>
-    <w:rsid w:val="00F93AFE"/>
+    <w:rsid w:val="008E5A1B"/>
     <w:rPr>
       <w:rFonts w:asciiTheme="majorHAnsi" w:eastAsiaTheme="majorEastAsia" w:hAnsiTheme="majorHAnsi" w:cstheme="majorBidi"/>
+      <w:b/>
+      <w:bCs/>
       <w:color w:val="2F5496" w:themeColor="accent1" w:themeShade="BF"/>
       <w:sz w:val="26"/>
       <w:szCs w:val="26"/>
+      <w:shd w:val="clear" w:color="auto" w:fill="BDD6EE" w:themeFill="accent5" w:themeFillTint="66"/>
+      <w:lang w:val="af-ZA"/>
     </w:rPr>
   </w:style>
   <w:style w:type="table" w:styleId="TableGrid">
@@ -5199,12 +6575,13 @@
     <w:basedOn w:val="DefaultParagraphFont"/>
     <w:link w:val="Heading3"/>
     <w:uiPriority w:val="9"/>
-    <w:rsid w:val="009B011F"/>
+    <w:rsid w:val="008E5A1B"/>
     <w:rPr>
       <w:rFonts w:asciiTheme="majorHAnsi" w:eastAsiaTheme="majorEastAsia" w:hAnsiTheme="majorHAnsi" w:cstheme="majorBidi"/>
       <w:color w:val="1F3763" w:themeColor="accent1" w:themeShade="7F"/>
       <w:sz w:val="24"/>
       <w:szCs w:val="24"/>
+      <w:shd w:val="clear" w:color="auto" w:fill="DEEAF6" w:themeFill="accent5" w:themeFillTint="33"/>
       <w:lang w:val="af-ZA"/>
     </w:rPr>
   </w:style>
@@ -5330,6 +6707,94 @@
         <w:shd w:val="clear" w:color="auto" w:fill="FFF2CC" w:themeFill="accent4" w:themeFillTint="33"/>
       </w:tcPr>
     </w:tblStylePr>
+  </w:style>
+  <w:style w:type="character" w:customStyle="1" w:styleId="Heading4Char">
+    <w:name w:val="Heading 4 Char"/>
+    <w:basedOn w:val="DefaultParagraphFont"/>
+    <w:link w:val="Heading4"/>
+    <w:uiPriority w:val="9"/>
+    <w:rsid w:val="008E5A1B"/>
+    <w:rPr>
+      <w:rFonts w:asciiTheme="majorHAnsi" w:eastAsiaTheme="majorEastAsia" w:hAnsiTheme="majorHAnsi" w:cstheme="majorBidi"/>
+      <w:i/>
+      <w:iCs/>
+      <w:color w:val="2F5496" w:themeColor="accent1" w:themeShade="BF"/>
+      <w:shd w:val="clear" w:color="auto" w:fill="EFF5FB"/>
+      <w:lang w:val="af-ZA"/>
+    </w:rPr>
+  </w:style>
+  <w:style w:type="character" w:customStyle="1" w:styleId="Heading5Char">
+    <w:name w:val="Heading 5 Char"/>
+    <w:aliases w:val="CSS Klasse Char"/>
+    <w:basedOn w:val="DefaultParagraphFont"/>
+    <w:link w:val="Heading5"/>
+    <w:uiPriority w:val="9"/>
+    <w:rsid w:val="008E5A1B"/>
+    <w:rPr>
+      <w:rFonts w:ascii="Sagona Book" w:hAnsi="Sagona Book"/>
+      <w:color w:val="E60000"/>
+      <w:sz w:val="20"/>
+      <w:szCs w:val="20"/>
+      <w:u w:val="single" w:color="CE0000"/>
+      <w:lang w:val="af-ZA"/>
+    </w:rPr>
+  </w:style>
+  <w:style w:type="character" w:customStyle="1" w:styleId="Heading6Char">
+    <w:name w:val="Heading 6 Char"/>
+    <w:basedOn w:val="DefaultParagraphFont"/>
+    <w:link w:val="Heading6"/>
+    <w:uiPriority w:val="9"/>
+    <w:rsid w:val="00063948"/>
+    <w:rPr>
+      <w:rFonts w:asciiTheme="majorHAnsi" w:eastAsiaTheme="majorEastAsia" w:hAnsiTheme="majorHAnsi" w:cstheme="majorBidi"/>
+      <w:color w:val="1F3763" w:themeColor="accent1" w:themeShade="7F"/>
+      <w:lang w:val="af-ZA"/>
+    </w:rPr>
+  </w:style>
+  <w:style w:type="character" w:customStyle="1" w:styleId="Heading7Char">
+    <w:name w:val="Heading 7 Char"/>
+    <w:basedOn w:val="DefaultParagraphFont"/>
+    <w:link w:val="Heading7"/>
+    <w:uiPriority w:val="9"/>
+    <w:rsid w:val="00063948"/>
+    <w:rPr>
+      <w:rFonts w:asciiTheme="majorHAnsi" w:eastAsiaTheme="majorEastAsia" w:hAnsiTheme="majorHAnsi" w:cstheme="majorBidi"/>
+      <w:i/>
+      <w:iCs/>
+      <w:color w:val="1F3763" w:themeColor="accent1" w:themeShade="7F"/>
+      <w:lang w:val="af-ZA"/>
+    </w:rPr>
+  </w:style>
+  <w:style w:type="character" w:customStyle="1" w:styleId="CSSKlasreelsChar">
+    <w:name w:val="CSS Klas reels Char"/>
+    <w:basedOn w:val="DefaultParagraphFont"/>
+    <w:link w:val="CSSKlasreels"/>
+    <w:rsid w:val="00DA64AC"/>
+    <w:rPr>
+      <w:rFonts w:ascii="Sagona Book" w:hAnsi="Sagona Book"/>
+      <w:color w:val="27467D"/>
+      <w:sz w:val="20"/>
+      <w:szCs w:val="20"/>
+      <w:shd w:val="clear" w:color="auto" w:fill="EFFBFF"/>
+      <w:lang w:val="af-ZA"/>
+    </w:rPr>
+  </w:style>
+  <w:style w:type="paragraph" w:customStyle="1" w:styleId="CSSKlasreels">
+    <w:name w:val="CSS Klas reels"/>
+    <w:basedOn w:val="Normal"/>
+    <w:link w:val="CSSKlasreelsChar"/>
+    <w:qFormat/>
+    <w:rsid w:val="00DA64AC"/>
+    <w:pPr>
+      <w:shd w:val="clear" w:color="auto" w:fill="EFFBFF"/>
+    </w:pPr>
+    <w:rPr>
+      <w:rFonts w:ascii="Sagona Book" w:hAnsi="Sagona Book"/>
+      <w:color w:val="27467D"/>
+      <w:sz w:val="20"/>
+      <w:szCs w:val="20"/>
+      <w:shd w:val="clear" w:color="auto" w:fill="F3F6FB"/>
+    </w:rPr>
   </w:style>
 </w:styles>
 </file>

--- a/Fases_Dokumentasie/Fase3_Reponsief+Tabelle+Webvorm.docx
+++ b/Fases_Dokumentasie/Fase3_Reponsief+Tabelle+Webvorm.docx
@@ -14,7 +14,7 @@
         <w:p>
           <w:r>
             <w:pict w14:anchorId="02D5BF5A">
-              <v:group id="Group 149" o:spid="_x0000_s1029" style="position:absolute;margin-left:0;margin-top:0;width:559.45pt;height:101.55pt;z-index:251659264;mso-width-percent:941;mso-height-percent:121;mso-top-percent:23;mso-position-horizontal:center;mso-position-horizontal-relative:page;mso-position-vertical-relative:page;mso-width-percent:941;mso-height-percent:121;mso-top-percent:23" coordsize="73152,12161">
+              <v:group id="Group 149" o:spid="_x0000_s1029" style="position:absolute;margin-left:0;margin-top:0;width:560.15pt;height:100.65pt;z-index:251659264;mso-width-percent:941;mso-height-percent:121;mso-top-percent:23;mso-position-horizontal:center;mso-position-horizontal-relative:page;mso-position-vertical-relative:page;mso-width-percent:941;mso-height-percent:121;mso-top-percent:23" coordsize="73152,12161">
                 <v:shape id="Rectangle 51" o:spid="_x0000_s1030" style="position:absolute;width:73152;height:11303;visibility:visible;mso-wrap-style:square;v-text-anchor:middle" coordsize="7312660,1129665" path="m,l7312660,r,1129665l3619500,733425,,1091565,,xe" fillcolor="#4472c4 [3204]" stroked="f" strokeweight="1pt">
                   <v:fill opacity=".5"/>
                   <v:stroke joinstyle="miter"/>
@@ -33,7 +33,7 @@
                 <v:stroke joinstyle="miter"/>
                 <v:path gradientshapeok="t" o:connecttype="rect"/>
               </v:shapetype>
-              <v:shape id="Text Box 152" o:spid="_x0000_s1028" type="#_x0000_t202" style="position:absolute;margin-left:0;margin-top:0;width:560.2pt;height:77.45pt;z-index:251657216;visibility:visible;mso-width-percent:941;mso-height-percent:92;mso-top-percent:818;mso-position-horizontal:center;mso-position-horizontal-relative:page;mso-position-vertical-relative:page;mso-width-percent:941;mso-height-percent:92;mso-top-percent:818;v-text-anchor:bottom" o:gfxdata="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" filled="f" stroked="f" strokeweight=".5pt">
+              <v:shape id="Text Box 152" o:spid="_x0000_s1028" type="#_x0000_t202" style="position:absolute;margin-left:0;margin-top:0;width:560.15pt;height:77.45pt;z-index:251657216;visibility:visible;mso-width-percent:941;mso-height-percent:92;mso-top-percent:818;mso-position-horizontal:center;mso-position-horizontal-relative:page;mso-position-vertical-relative:page;mso-width-percent:941;mso-height-percent:92;mso-top-percent:818;v-text-anchor:bottom" o:gfxdata="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" filled="f" stroked="f" strokeweight=".5pt">
                 <v:textbox inset="126pt,0,54pt,0">
                   <w:txbxContent>
                     <w:p>
@@ -55,7 +55,7 @@
           </w:r>
           <w:r>
             <w:pict w14:anchorId="3CFF0889">
-              <v:shape id="Text Box 154" o:spid="_x0000_s1026" type="#_x0000_t202" style="position:absolute;margin-left:0;margin-top:0;width:560.2pt;height:305.6pt;z-index:251656192;visibility:visible;mso-width-percent:941;mso-height-percent:363;mso-top-percent:300;mso-position-horizontal:center;mso-position-horizontal-relative:page;mso-position-vertical-relative:page;mso-width-percent:941;mso-height-percent:363;mso-top-percent:300;v-text-anchor:bottom" o:gfxdata="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" filled="f" stroked="f" strokeweight=".5pt">
+              <v:shape id="Text Box 154" o:spid="_x0000_s1026" type="#_x0000_t202" style="position:absolute;margin-left:0;margin-top:0;width:560.15pt;height:305.6pt;z-index:251656192;visibility:visible;mso-width-percent:941;mso-height-percent:363;mso-top-percent:300;mso-position-horizontal:center;mso-position-horizontal-relative:page;mso-position-vertical-relative:page;mso-width-percent:941;mso-height-percent:363;mso-top-percent:300;v-text-anchor:bottom" o:gfxdata="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" filled="f" stroked="f" strokeweight=".5pt">
                 <v:textbox inset="126pt,0,54pt,0">
                   <w:txbxContent>
                     <w:p>
@@ -180,7 +180,7 @@
           </w:r>
           <w:r>
             <w:pict w14:anchorId="76581C35">
-              <v:shape id="Text Box 153" o:spid="_x0000_s1027" type="#_x0000_t202" style="position:absolute;margin-left:17.55pt;margin-top:674.35pt;width:559.85pt;height:41.5pt;z-index:251658240;visibility:visible;mso-width-percent:941;mso-height-percent:100;mso-position-horizontal-relative:page;mso-position-vertical-relative:page;mso-width-percent:941;mso-height-percent:100" o:gfxdata="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" filled="f" stroked="f" strokeweight=".5pt">
+              <v:shape id="Text Box 153" o:spid="_x0000_s1027" type="#_x0000_t202" style="position:absolute;margin-left:17.55pt;margin-top:674.35pt;width:559.8pt;height:41.5pt;z-index:251658240;visibility:visible;mso-width-percent:941;mso-height-percent:100;mso-position-horizontal-relative:page;mso-position-vertical-relative:page;mso-width-percent:941;mso-height-percent:100" o:gfxdata="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" filled="f" stroked="f" strokeweight=".5pt">
                 <v:textbox style="mso-next-textbox:#Text Box 153;mso-fit-shape-to-text:t" inset="126pt,0,54pt,0">
                   <w:txbxContent>
                     <w:sdt>
@@ -954,19 +954,7 @@
         <w:pStyle w:val="Heading3"/>
       </w:pPr>
       <w:r>
-        <w:t>Mobiele skerm (</w:t>
-      </w:r>
-      <w:r>
-        <w:t xml:space="preserve">480 </w:t>
-      </w:r>
-      <w:r>
-        <w:t>tot</w:t>
-      </w:r>
-      <w:r>
-        <w:t xml:space="preserve"> 360</w:t>
-      </w:r>
-      <w:r>
-        <w:t>)</w:t>
+        <w:t>Mobiele skerm (480 tot 360)</w:t>
       </w:r>
     </w:p>
     <w:p>
@@ -1273,19 +1261,10 @@
         <w:pStyle w:val="Heading3"/>
       </w:pPr>
       <w:r>
-        <w:t>Tablet skerm</w:t>
-      </w:r>
-      <w:r>
-        <w:t xml:space="preserve"> (</w:t>
-      </w:r>
-      <w:r>
-        <w:t xml:space="preserve">480 </w:t>
-      </w:r>
-      <w:r>
-        <w:t>tot</w:t>
-      </w:r>
-      <w:r>
-        <w:t xml:space="preserve"> 768</w:t>
+        <w:t>Tablet skerm (</w:t>
+      </w:r>
+      <w:r>
+        <w:t>480 tot 768</w:t>
       </w:r>
       <w:r>
         <w:t>)</w:t>
@@ -1682,10 +1661,7 @@
         <w:t>(.</w:t>
       </w:r>
       <w:r>
-        <w:t>dropdown.active .dropdown</w:t>
-      </w:r>
-      <w:r>
-        <w:t>-content)</w:t>
+        <w:t>dropdown.active .dropdown-content)</w:t>
       </w:r>
     </w:p>
     <w:p>
@@ -2006,8 +1982,30 @@
         <w:rPr>
           <w:lang w:val="en-ZA"/>
         </w:rPr>
-        <w:t>input[type="text"], input[type="email"], input[type="tel"], select, textarea</w:t>
-      </w:r>
+        <w:t>input[type="text"], input[type="email"], input[type="</w:t>
+      </w:r>
+      <w:proofErr w:type="spellStart"/>
+      <w:r>
+        <w:rPr>
+          <w:lang w:val="en-ZA"/>
+        </w:rPr>
+        <w:t>tel</w:t>
+      </w:r>
+      <w:proofErr w:type="spellEnd"/>
+      <w:r>
+        <w:rPr>
+          <w:lang w:val="en-ZA"/>
+        </w:rPr>
+        <w:t xml:space="preserve">"], select, </w:t>
+      </w:r>
+      <w:proofErr w:type="spellStart"/>
+      <w:r>
+        <w:rPr>
+          <w:lang w:val="en-ZA"/>
+        </w:rPr>
+        <w:t>textarea</w:t>
+      </w:r>
+      <w:proofErr w:type="spellEnd"/>
       <w:r>
         <w:t>)</w:t>
       </w:r>
@@ -6317,6 +6315,7 @@
   <w:style w:type="character" w:default="1" w:styleId="DefaultParagraphFont">
     <w:name w:val="Default Paragraph Font"/>
     <w:uiPriority w:val="1"/>
+    <w:semiHidden/>
     <w:unhideWhenUsed/>
   </w:style>
   <w:style w:type="table" w:default="1" w:styleId="TableNormal">

--- a/Fases_Dokumentasie/Fase3_Reponsief+Tabelle+Webvorm.docx
+++ b/Fases_Dokumentasie/Fase3_Reponsief+Tabelle+Webvorm.docx
@@ -278,7 +278,7 @@
         </w:p>
       </w:sdtContent>
     </w:sdt>
-    <w:bookmarkStart w:id="0" w:name="_Toc222423159" w:displacedByCustomXml="next"/>
+    <w:bookmarkStart w:id="0" w:name="_Toc226380849" w:displacedByCustomXml="next"/>
     <w:sdt>
       <w:sdtPr>
         <w:rPr>
@@ -332,7 +332,7 @@
           <w:r>
             <w:fldChar w:fldCharType="separate"/>
           </w:r>
-          <w:hyperlink w:anchor="_Toc222423159" w:history="1">
+          <w:hyperlink w:anchor="_Toc226380849" w:history="1">
             <w:r>
               <w:rPr>
                 <w:rStyle w:val="Hyperlink"/>
@@ -359,7 +359,7 @@
                 <w:noProof/>
                 <w:webHidden/>
               </w:rPr>
-              <w:instrText xml:space="preserve"> PAGEREF _Toc222423159 \h </w:instrText>
+              <w:instrText xml:space="preserve"> PAGEREF _Toc226380849 \h </w:instrText>
             </w:r>
             <w:r>
               <w:rPr>
@@ -404,7 +404,7 @@
               <w:lang w:val="en-ZA" w:eastAsia="en-ZA"/>
             </w:rPr>
           </w:pPr>
-          <w:hyperlink w:anchor="_Toc222423160" w:history="1">
+          <w:hyperlink w:anchor="_Toc226380850" w:history="1">
             <w:r>
               <w:rPr>
                 <w:rStyle w:val="Hyperlink"/>
@@ -431,7 +431,7 @@
                 <w:noProof/>
                 <w:webHidden/>
               </w:rPr>
-              <w:instrText xml:space="preserve"> PAGEREF _Toc222423160 \h </w:instrText>
+              <w:instrText xml:space="preserve"> PAGEREF _Toc226380850 \h </w:instrText>
             </w:r>
             <w:r>
               <w:rPr>
@@ -476,13 +476,13 @@
               <w:lang w:val="en-ZA" w:eastAsia="en-ZA"/>
             </w:rPr>
           </w:pPr>
-          <w:hyperlink w:anchor="_Toc222423161" w:history="1">
+          <w:hyperlink w:anchor="_Toc226380851" w:history="1">
             <w:r>
               <w:rPr>
                 <w:rStyle w:val="Hyperlink"/>
                 <w:noProof/>
               </w:rPr>
-              <w:t>Tabelle</w:t>
+              <w:t>Skermskote</w:t>
             </w:r>
             <w:r>
               <w:rPr>
@@ -503,7 +503,7 @@
                 <w:noProof/>
                 <w:webHidden/>
               </w:rPr>
-              <w:instrText xml:space="preserve"> PAGEREF _Toc222423161 \h </w:instrText>
+              <w:instrText xml:space="preserve"> PAGEREF _Toc226380851 \h </w:instrText>
             </w:r>
             <w:r>
               <w:rPr>
@@ -536,7 +536,7 @@
         </w:p>
         <w:p>
           <w:pPr>
-            <w:pStyle w:val="TOC2"/>
+            <w:pStyle w:val="TOC3"/>
             <w:tabs>
               <w:tab w:val="right" w:leader="dot" w:pos="9016"/>
             </w:tabs>
@@ -548,13 +548,13 @@
               <w:lang w:val="en-ZA" w:eastAsia="en-ZA"/>
             </w:rPr>
           </w:pPr>
-          <w:hyperlink w:anchor="_Toc222423162" w:history="1">
+          <w:hyperlink w:anchor="_Toc226380852" w:history="1">
             <w:r>
               <w:rPr>
                 <w:rStyle w:val="Hyperlink"/>
                 <w:noProof/>
               </w:rPr>
-              <w:t>Webvorms</w:t>
+              <w:t>Rekenaar skermskoot</w:t>
             </w:r>
             <w:r>
               <w:rPr>
@@ -575,7 +575,7 @@
                 <w:noProof/>
                 <w:webHidden/>
               </w:rPr>
-              <w:instrText xml:space="preserve"> PAGEREF _Toc222423162 \h </w:instrText>
+              <w:instrText xml:space="preserve"> PAGEREF _Toc226380852 \h </w:instrText>
             </w:r>
             <w:r>
               <w:rPr>
@@ -608,7 +608,7 @@
         </w:p>
         <w:p>
           <w:pPr>
-            <w:pStyle w:val="TOC2"/>
+            <w:pStyle w:val="TOC3"/>
             <w:tabs>
               <w:tab w:val="right" w:leader="dot" w:pos="9016"/>
             </w:tabs>
@@ -620,13 +620,13 @@
               <w:lang w:val="en-ZA" w:eastAsia="en-ZA"/>
             </w:rPr>
           </w:pPr>
-          <w:hyperlink w:anchor="_Toc222423163" w:history="1">
+          <w:hyperlink w:anchor="_Toc226380853" w:history="1">
             <w:r>
               <w:rPr>
                 <w:rStyle w:val="Hyperlink"/>
                 <w:noProof/>
               </w:rPr>
-              <w:t>Mobiele skermskoot</w:t>
+              <w:t>Mobiele skermskote</w:t>
             </w:r>
             <w:r>
               <w:rPr>
@@ -647,7 +647,7 @@
                 <w:noProof/>
                 <w:webHidden/>
               </w:rPr>
-              <w:instrText xml:space="preserve"> PAGEREF _Toc222423163 \h </w:instrText>
+              <w:instrText xml:space="preserve"> PAGEREF _Toc226380853 \h </w:instrText>
             </w:r>
             <w:r>
               <w:rPr>
@@ -667,7 +667,7 @@
                 <w:noProof/>
                 <w:webHidden/>
               </w:rPr>
-              <w:t>2</w:t>
+              <w:t>3</w:t>
             </w:r>
             <w:r>
               <w:rPr>
@@ -685,17 +685,20 @@
               <w:tab w:val="right" w:leader="dot" w:pos="9016"/>
             </w:tabs>
             <w:rPr>
-              <w:b/>
-              <w:bCs/>
+              <w:rFonts w:eastAsiaTheme="minorEastAsia"/>
+              <w:noProof/>
+              <w:sz w:val="24"/>
+              <w:szCs w:val="24"/>
+              <w:lang w:val="en-ZA" w:eastAsia="en-ZA"/>
             </w:rPr>
           </w:pPr>
-          <w:hyperlink w:anchor="_Toc222423164" w:history="1">
+          <w:hyperlink w:anchor="_Toc226380854" w:history="1">
             <w:r>
               <w:rPr>
                 <w:rStyle w:val="Hyperlink"/>
                 <w:noProof/>
               </w:rPr>
-              <w:t>Rekenaar skermskoot</w:t>
+              <w:t>Tabelle</w:t>
             </w:r>
             <w:r>
               <w:rPr>
@@ -716,7 +719,7 @@
                 <w:noProof/>
                 <w:webHidden/>
               </w:rPr>
-              <w:instrText xml:space="preserve"> PAGEREF _Toc222423164 \h </w:instrText>
+              <w:instrText xml:space="preserve"> PAGEREF _Toc226380854 \h </w:instrText>
             </w:r>
             <w:r>
               <w:rPr>
@@ -736,7 +739,360 @@
                 <w:noProof/>
                 <w:webHidden/>
               </w:rPr>
-              <w:t>2</w:t>
+              <w:t>4</w:t>
+            </w:r>
+            <w:r>
+              <w:rPr>
+                <w:noProof/>
+                <w:webHidden/>
+              </w:rPr>
+              <w:fldChar w:fldCharType="end"/>
+            </w:r>
+          </w:hyperlink>
+        </w:p>
+        <w:p>
+          <w:pPr>
+            <w:pStyle w:val="TOC2"/>
+            <w:tabs>
+              <w:tab w:val="right" w:leader="dot" w:pos="9016"/>
+            </w:tabs>
+            <w:rPr>
+              <w:rFonts w:eastAsiaTheme="minorEastAsia"/>
+              <w:noProof/>
+              <w:sz w:val="24"/>
+              <w:szCs w:val="24"/>
+              <w:lang w:val="en-ZA" w:eastAsia="en-ZA"/>
+            </w:rPr>
+          </w:pPr>
+          <w:hyperlink w:anchor="_Toc226380855" w:history="1">
+            <w:r>
+              <w:rPr>
+                <w:rStyle w:val="Hyperlink"/>
+                <w:noProof/>
+              </w:rPr>
+              <w:t>Webvorms</w:t>
+            </w:r>
+            <w:r>
+              <w:rPr>
+                <w:noProof/>
+                <w:webHidden/>
+              </w:rPr>
+              <w:tab/>
+            </w:r>
+            <w:r>
+              <w:rPr>
+                <w:noProof/>
+                <w:webHidden/>
+              </w:rPr>
+              <w:fldChar w:fldCharType="begin"/>
+            </w:r>
+            <w:r>
+              <w:rPr>
+                <w:noProof/>
+                <w:webHidden/>
+              </w:rPr>
+              <w:instrText xml:space="preserve"> PAGEREF _Toc226380855 \h </w:instrText>
+            </w:r>
+            <w:r>
+              <w:rPr>
+                <w:noProof/>
+                <w:webHidden/>
+              </w:rPr>
+            </w:r>
+            <w:r>
+              <w:rPr>
+                <w:noProof/>
+                <w:webHidden/>
+              </w:rPr>
+              <w:fldChar w:fldCharType="separate"/>
+            </w:r>
+            <w:r>
+              <w:rPr>
+                <w:noProof/>
+                <w:webHidden/>
+              </w:rPr>
+              <w:t>4</w:t>
+            </w:r>
+            <w:r>
+              <w:rPr>
+                <w:noProof/>
+                <w:webHidden/>
+              </w:rPr>
+              <w:fldChar w:fldCharType="end"/>
+            </w:r>
+          </w:hyperlink>
+        </w:p>
+        <w:p>
+          <w:pPr>
+            <w:pStyle w:val="TOC2"/>
+            <w:tabs>
+              <w:tab w:val="right" w:leader="dot" w:pos="9016"/>
+            </w:tabs>
+            <w:rPr>
+              <w:rFonts w:eastAsiaTheme="minorEastAsia"/>
+              <w:noProof/>
+              <w:sz w:val="24"/>
+              <w:szCs w:val="24"/>
+              <w:lang w:val="en-ZA" w:eastAsia="en-ZA"/>
+            </w:rPr>
+          </w:pPr>
+          <w:hyperlink w:anchor="_Toc226380856" w:history="1">
+            <w:r>
+              <w:rPr>
+                <w:rStyle w:val="Hyperlink"/>
+                <w:noProof/>
+              </w:rPr>
+              <w:t>Responsiewe CSS verduideliking</w:t>
+            </w:r>
+            <w:r>
+              <w:rPr>
+                <w:noProof/>
+                <w:webHidden/>
+              </w:rPr>
+              <w:tab/>
+            </w:r>
+            <w:r>
+              <w:rPr>
+                <w:noProof/>
+                <w:webHidden/>
+              </w:rPr>
+              <w:fldChar w:fldCharType="begin"/>
+            </w:r>
+            <w:r>
+              <w:rPr>
+                <w:noProof/>
+                <w:webHidden/>
+              </w:rPr>
+              <w:instrText xml:space="preserve"> PAGEREF _Toc226380856 \h </w:instrText>
+            </w:r>
+            <w:r>
+              <w:rPr>
+                <w:noProof/>
+                <w:webHidden/>
+              </w:rPr>
+            </w:r>
+            <w:r>
+              <w:rPr>
+                <w:noProof/>
+                <w:webHidden/>
+              </w:rPr>
+              <w:fldChar w:fldCharType="separate"/>
+            </w:r>
+            <w:r>
+              <w:rPr>
+                <w:noProof/>
+                <w:webHidden/>
+              </w:rPr>
+              <w:t>4</w:t>
+            </w:r>
+            <w:r>
+              <w:rPr>
+                <w:noProof/>
+                <w:webHidden/>
+              </w:rPr>
+              <w:fldChar w:fldCharType="end"/>
+            </w:r>
+          </w:hyperlink>
+        </w:p>
+        <w:p>
+          <w:pPr>
+            <w:pStyle w:val="TOC3"/>
+            <w:tabs>
+              <w:tab w:val="right" w:leader="dot" w:pos="9016"/>
+            </w:tabs>
+            <w:rPr>
+              <w:rFonts w:eastAsiaTheme="minorEastAsia"/>
+              <w:noProof/>
+              <w:sz w:val="24"/>
+              <w:szCs w:val="24"/>
+              <w:lang w:val="en-ZA" w:eastAsia="en-ZA"/>
+            </w:rPr>
+          </w:pPr>
+          <w:hyperlink w:anchor="_Toc226380857" w:history="1">
+            <w:r>
+              <w:rPr>
+                <w:rStyle w:val="Hyperlink"/>
+                <w:noProof/>
+              </w:rPr>
+              <w:t>Mobiele skerm (480 tot 360)</w:t>
+            </w:r>
+            <w:r>
+              <w:rPr>
+                <w:noProof/>
+                <w:webHidden/>
+              </w:rPr>
+              <w:tab/>
+            </w:r>
+            <w:r>
+              <w:rPr>
+                <w:noProof/>
+                <w:webHidden/>
+              </w:rPr>
+              <w:fldChar w:fldCharType="begin"/>
+            </w:r>
+            <w:r>
+              <w:rPr>
+                <w:noProof/>
+                <w:webHidden/>
+              </w:rPr>
+              <w:instrText xml:space="preserve"> PAGEREF _Toc226380857 \h </w:instrText>
+            </w:r>
+            <w:r>
+              <w:rPr>
+                <w:noProof/>
+                <w:webHidden/>
+              </w:rPr>
+            </w:r>
+            <w:r>
+              <w:rPr>
+                <w:noProof/>
+                <w:webHidden/>
+              </w:rPr>
+              <w:fldChar w:fldCharType="separate"/>
+            </w:r>
+            <w:r>
+              <w:rPr>
+                <w:noProof/>
+                <w:webHidden/>
+              </w:rPr>
+              <w:t>4</w:t>
+            </w:r>
+            <w:r>
+              <w:rPr>
+                <w:noProof/>
+                <w:webHidden/>
+              </w:rPr>
+              <w:fldChar w:fldCharType="end"/>
+            </w:r>
+          </w:hyperlink>
+        </w:p>
+        <w:p>
+          <w:pPr>
+            <w:pStyle w:val="TOC3"/>
+            <w:tabs>
+              <w:tab w:val="right" w:leader="dot" w:pos="9016"/>
+            </w:tabs>
+            <w:rPr>
+              <w:rFonts w:eastAsiaTheme="minorEastAsia"/>
+              <w:noProof/>
+              <w:sz w:val="24"/>
+              <w:szCs w:val="24"/>
+              <w:lang w:val="en-ZA" w:eastAsia="en-ZA"/>
+            </w:rPr>
+          </w:pPr>
+          <w:hyperlink w:anchor="_Toc226380858" w:history="1">
+            <w:r>
+              <w:rPr>
+                <w:rStyle w:val="Hyperlink"/>
+                <w:noProof/>
+              </w:rPr>
+              <w:t>Tablet skerm (480 tot 768)</w:t>
+            </w:r>
+            <w:r>
+              <w:rPr>
+                <w:noProof/>
+                <w:webHidden/>
+              </w:rPr>
+              <w:tab/>
+            </w:r>
+            <w:r>
+              <w:rPr>
+                <w:noProof/>
+                <w:webHidden/>
+              </w:rPr>
+              <w:fldChar w:fldCharType="begin"/>
+            </w:r>
+            <w:r>
+              <w:rPr>
+                <w:noProof/>
+                <w:webHidden/>
+              </w:rPr>
+              <w:instrText xml:space="preserve"> PAGEREF _Toc226380858 \h </w:instrText>
+            </w:r>
+            <w:r>
+              <w:rPr>
+                <w:noProof/>
+                <w:webHidden/>
+              </w:rPr>
+            </w:r>
+            <w:r>
+              <w:rPr>
+                <w:noProof/>
+                <w:webHidden/>
+              </w:rPr>
+              <w:fldChar w:fldCharType="separate"/>
+            </w:r>
+            <w:r>
+              <w:rPr>
+                <w:noProof/>
+                <w:webHidden/>
+              </w:rPr>
+              <w:t>5</w:t>
+            </w:r>
+            <w:r>
+              <w:rPr>
+                <w:noProof/>
+                <w:webHidden/>
+              </w:rPr>
+              <w:fldChar w:fldCharType="end"/>
+            </w:r>
+          </w:hyperlink>
+        </w:p>
+        <w:p>
+          <w:pPr>
+            <w:pStyle w:val="TOC3"/>
+            <w:tabs>
+              <w:tab w:val="right" w:leader="dot" w:pos="9016"/>
+            </w:tabs>
+          </w:pPr>
+          <w:hyperlink w:anchor="_Toc226380859" w:history="1">
+            <w:r>
+              <w:rPr>
+                <w:rStyle w:val="Hyperlink"/>
+                <w:noProof/>
+              </w:rPr>
+              <w:t>Klein skootrekenaar en tablet</w:t>
+            </w:r>
+            <w:r>
+              <w:rPr>
+                <w:noProof/>
+                <w:webHidden/>
+              </w:rPr>
+              <w:tab/>
+            </w:r>
+            <w:r>
+              <w:rPr>
+                <w:noProof/>
+                <w:webHidden/>
+              </w:rPr>
+              <w:fldChar w:fldCharType="begin"/>
+            </w:r>
+            <w:r>
+              <w:rPr>
+                <w:noProof/>
+                <w:webHidden/>
+              </w:rPr>
+              <w:instrText xml:space="preserve"> PAGEREF _Toc226380859 \h </w:instrText>
+            </w:r>
+            <w:r>
+              <w:rPr>
+                <w:noProof/>
+                <w:webHidden/>
+              </w:rPr>
+            </w:r>
+            <w:r>
+              <w:rPr>
+                <w:noProof/>
+                <w:webHidden/>
+              </w:rPr>
+              <w:fldChar w:fldCharType="separate"/>
+            </w:r>
+            <w:r>
+              <w:rPr>
+                <w:noProof/>
+                <w:webHidden/>
+              </w:rPr>
+              <w:t>6</w:t>
             </w:r>
             <w:r>
               <w:rPr>
@@ -756,25 +1112,25 @@
         </w:p>
       </w:sdtContent>
     </w:sdt>
-    <w:p>
-      <w:pPr>
-        <w:rPr>
-          <w:rFonts w:asciiTheme="majorHAnsi" w:eastAsiaTheme="majorEastAsia" w:hAnsiTheme="majorHAnsi" w:cstheme="majorBidi"/>
-          <w:color w:val="2F5496" w:themeColor="accent1" w:themeShade="BF"/>
-          <w:sz w:val="32"/>
-          <w:szCs w:val="32"/>
-        </w:rPr>
-      </w:pPr>
-      <w:r>
-        <w:br w:type="page"/>
-      </w:r>
+    <w:p/>
+    <w:p>
+      <w:pPr>
+        <w:sectPr>
+          <w:pgSz w:w="11906" w:h="16838" w:code="9"/>
+          <w:pgMar w:top="851" w:right="1440" w:bottom="1440" w:left="1440" w:header="708" w:footer="708" w:gutter="0"/>
+          <w:pgNumType w:start="0"/>
+          <w:cols w:space="708"/>
+          <w:titlePg/>
+          <w:docGrid w:linePitch="360"/>
+        </w:sectPr>
+      </w:pPr>
     </w:p>
     <w:p>
       <w:pPr>
         <w:pStyle w:val="Heading1"/>
       </w:pPr>
       <w:bookmarkStart w:id="1" w:name="_Toc221612738"/>
-      <w:bookmarkStart w:id="2" w:name="_Toc222423160"/>
+      <w:bookmarkStart w:id="2" w:name="_Toc226380850"/>
       <w:r>
         <w:lastRenderedPageBreak/>
         <w:t>Fase 3: Responsiewe Ontwerp, Tabelle en Webvorms</w:t>
@@ -783,31 +1139,281 @@
       <w:bookmarkEnd w:id="2"/>
     </w:p>
     <w:p>
-      <w:r>
-        <w:rPr>
-          <w:b/>
-          <w:bCs/>
-        </w:rPr>
-        <w:t>Inhandig:</w:t>
-      </w:r>
-      <w:r>
-        <w:t xml:space="preserve"> </w:t>
-      </w:r>
-      <w:r>
-        <w:t>Opgedateerde webtuiste, Screenshots – selfoon + rekenaar</w:t>
-      </w:r>
-    </w:p>
-    <w:p>
       <w:pPr>
         <w:pStyle w:val="Heading2"/>
       </w:pPr>
-      <w:bookmarkStart w:id="3" w:name="_Toc221612739"/>
-      <w:bookmarkStart w:id="4" w:name="_Toc222423161"/>
-      <w:r>
+      <w:bookmarkStart w:id="3" w:name="_Toc226380851"/>
+      <w:r>
+        <w:t>Skermskote</w:t>
+      </w:r>
+      <w:bookmarkEnd w:id="3"/>
+    </w:p>
+    <w:p>
+      <w:pPr>
+        <w:pStyle w:val="Heading3"/>
+      </w:pPr>
+      <w:bookmarkStart w:id="4" w:name="_Toc226380852"/>
+      <w:r>
+        <w:rPr>
+          <w:noProof/>
+        </w:rPr>
+        <w:drawing>
+          <wp:anchor distT="0" distB="0" distL="114300" distR="114300" simplePos="0" relativeHeight="251582976" behindDoc="0" locked="0" layoutInCell="1" allowOverlap="1" wp14:anchorId="04215345" wp14:editId="67D0EFB8">
+            <wp:simplePos x="0" y="0"/>
+            <wp:positionH relativeFrom="column">
+              <wp:posOffset>717550</wp:posOffset>
+            </wp:positionH>
+            <wp:positionV relativeFrom="paragraph">
+              <wp:posOffset>290195</wp:posOffset>
+            </wp:positionV>
+            <wp:extent cx="4331335" cy="9237345"/>
+            <wp:effectExtent l="19050" t="19050" r="0" b="1905"/>
+            <wp:wrapTopAndBottom/>
+            <wp:docPr id="1682504937" name="Picture 3"/>
+            <wp:cNvGraphicFramePr>
+              <a:graphicFrameLocks xmlns:a="http://schemas.openxmlformats.org/drawingml/2006/main" noChangeAspect="1"/>
+            </wp:cNvGraphicFramePr>
+            <a:graphic xmlns:a="http://schemas.openxmlformats.org/drawingml/2006/main">
+              <a:graphicData uri="http://schemas.openxmlformats.org/drawingml/2006/picture">
+                <pic:pic xmlns:pic="http://schemas.openxmlformats.org/drawingml/2006/picture">
+                  <pic:nvPicPr>
+                    <pic:cNvPr id="0" name="Picture 4"/>
+                    <pic:cNvPicPr>
+                      <a:picLocks noChangeAspect="1" noChangeArrowheads="1"/>
+                    </pic:cNvPicPr>
+                  </pic:nvPicPr>
+                  <pic:blipFill>
+                    <a:blip r:embed="rId10" cstate="print">
+                      <a:extLst>
+                        <a:ext uri="{28A0092B-C50C-407E-A947-70E740481C1C}">
+                          <a14:useLocalDpi xmlns:a14="http://schemas.microsoft.com/office/drawing/2010/main" val="0"/>
+                        </a:ext>
+                      </a:extLst>
+                    </a:blip>
+                    <a:srcRect/>
+                    <a:stretch>
+                      <a:fillRect/>
+                    </a:stretch>
+                  </pic:blipFill>
+                  <pic:spPr bwMode="auto">
+                    <a:xfrm>
+                      <a:off x="0" y="0"/>
+                      <a:ext cx="4331335" cy="9237345"/>
+                    </a:xfrm>
+                    <a:prstGeom prst="rect">
+                      <a:avLst/>
+                    </a:prstGeom>
+                    <a:noFill/>
+                    <a:ln>
+                      <a:solidFill>
+                        <a:schemeClr val="tx1"/>
+                      </a:solidFill>
+                    </a:ln>
+                  </pic:spPr>
+                </pic:pic>
+              </a:graphicData>
+            </a:graphic>
+            <wp14:sizeRelH relativeFrom="page">
+              <wp14:pctWidth>0</wp14:pctWidth>
+            </wp14:sizeRelH>
+            <wp14:sizeRelV relativeFrom="page">
+              <wp14:pctHeight>0</wp14:pctHeight>
+            </wp14:sizeRelV>
+          </wp:anchor>
+        </w:drawing>
+      </w:r>
+      <w:r>
+        <w:t>Rekenaar skermskoot</w:t>
+      </w:r>
+      <w:bookmarkEnd w:id="4"/>
+    </w:p>
+    <w:p>
+      <w:pPr>
+        <w:pStyle w:val="Heading3"/>
+      </w:pPr>
+      <w:bookmarkStart w:id="5" w:name="_Toc226380853"/>
+      <w:r>
+        <w:rPr>
+          <w:noProof/>
+        </w:rPr>
+        <w:lastRenderedPageBreak/>
+        <w:drawing>
+          <wp:anchor distT="0" distB="0" distL="114300" distR="114300" simplePos="0" relativeHeight="251674112" behindDoc="0" locked="0" layoutInCell="1" allowOverlap="1" wp14:anchorId="00D09F46" wp14:editId="35B6A393">
+            <wp:simplePos x="0" y="0"/>
+            <wp:positionH relativeFrom="column">
+              <wp:posOffset>1289050</wp:posOffset>
+            </wp:positionH>
+            <wp:positionV relativeFrom="paragraph">
+              <wp:posOffset>448310</wp:posOffset>
+            </wp:positionV>
+            <wp:extent cx="1499235" cy="9753600"/>
+            <wp:effectExtent l="0" t="0" r="0" b="0"/>
+            <wp:wrapTopAndBottom/>
+            <wp:docPr id="871378756" name="Picture 1"/>
+            <wp:cNvGraphicFramePr>
+              <a:graphicFrameLocks xmlns:a="http://schemas.openxmlformats.org/drawingml/2006/main" noChangeAspect="1"/>
+            </wp:cNvGraphicFramePr>
+            <a:graphic xmlns:a="http://schemas.openxmlformats.org/drawingml/2006/main">
+              <a:graphicData uri="http://schemas.openxmlformats.org/drawingml/2006/picture">
+                <pic:pic xmlns:pic="http://schemas.openxmlformats.org/drawingml/2006/picture">
+                  <pic:nvPicPr>
+                    <pic:cNvPr id="0" name="Picture 11"/>
+                    <pic:cNvPicPr>
+                      <a:picLocks noChangeAspect="1" noChangeArrowheads="1"/>
+                    </pic:cNvPicPr>
+                  </pic:nvPicPr>
+                  <pic:blipFill rotWithShape="1">
+                    <a:blip r:embed="rId11" cstate="print">
+                      <a:extLst>
+                        <a:ext uri="{28A0092B-C50C-407E-A947-70E740481C1C}">
+                          <a14:useLocalDpi xmlns:a14="http://schemas.microsoft.com/office/drawing/2010/main" val="0"/>
+                        </a:ext>
+                      </a:extLst>
+                    </a:blip>
+                    <a:srcRect t="191" b="51162"/>
+                    <a:stretch>
+                      <a:fillRect/>
+                    </a:stretch>
+                  </pic:blipFill>
+                  <pic:spPr bwMode="auto">
+                    <a:xfrm>
+                      <a:off x="0" y="0"/>
+                      <a:ext cx="1499235" cy="9753600"/>
+                    </a:xfrm>
+                    <a:prstGeom prst="rect">
+                      <a:avLst/>
+                    </a:prstGeom>
+                    <a:noFill/>
+                    <a:ln>
+                      <a:noFill/>
+                    </a:ln>
+                    <a:extLst>
+                      <a:ext uri="{53640926-AAD7-44D8-BBD7-CCE9431645EC}">
+                        <a14:shadowObscured xmlns:a14="http://schemas.microsoft.com/office/drawing/2010/main"/>
+                      </a:ext>
+                    </a:extLst>
+                  </pic:spPr>
+                </pic:pic>
+              </a:graphicData>
+            </a:graphic>
+            <wp14:sizeRelH relativeFrom="page">
+              <wp14:pctWidth>0</wp14:pctWidth>
+            </wp14:sizeRelH>
+            <wp14:sizeRelV relativeFrom="page">
+              <wp14:pctHeight>0</wp14:pctHeight>
+            </wp14:sizeRelV>
+          </wp:anchor>
+        </w:drawing>
+      </w:r>
+      <w:r>
+        <w:rPr>
+          <w:noProof/>
+        </w:rPr>
+        <w:drawing>
+          <wp:anchor distT="0" distB="0" distL="114300" distR="114300" simplePos="0" relativeHeight="251741696" behindDoc="0" locked="0" layoutInCell="1" allowOverlap="1" wp14:anchorId="1116BA7A" wp14:editId="73022E49">
+            <wp:simplePos x="0" y="0"/>
+            <wp:positionH relativeFrom="column">
+              <wp:posOffset>2901950</wp:posOffset>
+            </wp:positionH>
+            <wp:positionV relativeFrom="paragraph">
+              <wp:posOffset>444500</wp:posOffset>
+            </wp:positionV>
+            <wp:extent cx="1499235" cy="9775190"/>
+            <wp:effectExtent l="0" t="0" r="0" b="0"/>
+            <wp:wrapTopAndBottom/>
+            <wp:docPr id="350594167" name="Picture 1"/>
+            <wp:cNvGraphicFramePr>
+              <a:graphicFrameLocks xmlns:a="http://schemas.openxmlformats.org/drawingml/2006/main" noChangeAspect="1"/>
+            </wp:cNvGraphicFramePr>
+            <a:graphic xmlns:a="http://schemas.openxmlformats.org/drawingml/2006/main">
+              <a:graphicData uri="http://schemas.openxmlformats.org/drawingml/2006/picture">
+                <pic:pic xmlns:pic="http://schemas.openxmlformats.org/drawingml/2006/picture">
+                  <pic:nvPicPr>
+                    <pic:cNvPr id="0" name="Picture 11"/>
+                    <pic:cNvPicPr>
+                      <a:picLocks noChangeAspect="1" noChangeArrowheads="1"/>
+                    </pic:cNvPicPr>
+                  </pic:nvPicPr>
+                  <pic:blipFill rotWithShape="1">
+                    <a:blip r:embed="rId11" cstate="print">
+                      <a:extLst>
+                        <a:ext uri="{28A0092B-C50C-407E-A947-70E740481C1C}">
+                          <a14:useLocalDpi xmlns:a14="http://schemas.microsoft.com/office/drawing/2010/main" val="0"/>
+                        </a:ext>
+                      </a:extLst>
+                    </a:blip>
+                    <a:srcRect t="51246" b="-2"/>
+                    <a:stretch>
+                      <a:fillRect/>
+                    </a:stretch>
+                  </pic:blipFill>
+                  <pic:spPr bwMode="auto">
+                    <a:xfrm>
+                      <a:off x="0" y="0"/>
+                      <a:ext cx="1499235" cy="9775190"/>
+                    </a:xfrm>
+                    <a:prstGeom prst="rect">
+                      <a:avLst/>
+                    </a:prstGeom>
+                    <a:noFill/>
+                    <a:ln>
+                      <a:noFill/>
+                    </a:ln>
+                    <a:extLst>
+                      <a:ext uri="{53640926-AAD7-44D8-BBD7-CCE9431645EC}">
+                        <a14:shadowObscured xmlns:a14="http://schemas.microsoft.com/office/drawing/2010/main"/>
+                      </a:ext>
+                    </a:extLst>
+                  </pic:spPr>
+                </pic:pic>
+              </a:graphicData>
+            </a:graphic>
+            <wp14:sizeRelH relativeFrom="page">
+              <wp14:pctWidth>0</wp14:pctWidth>
+            </wp14:sizeRelH>
+            <wp14:sizeRelV relativeFrom="page">
+              <wp14:pctHeight>0</wp14:pctHeight>
+            </wp14:sizeRelV>
+          </wp:anchor>
+        </w:drawing>
+      </w:r>
+      <w:r>
+        <w:rPr>
+          <w:noProof/>
+        </w:rPr>
+        <w:pict w14:anchorId="070F4BB1">
+          <v:rect id="_x0000_s1036" style="position:absolute;margin-left:92pt;margin-top:25.3pt;width:265.5pt;height:785pt;z-index:251663871;mso-position-horizontal-relative:text;mso-position-vertical-relative:text;v-text-anchor:middle" fillcolor="black [3213]" strokecolor="black [3213]" strokeweight="1pt"/>
+        </w:pict>
+      </w:r>
+      <w:r>
+        <w:t>Mobiele skermskote</w:t>
+      </w:r>
+      <w:bookmarkEnd w:id="5"/>
+    </w:p>
+    <w:p>
+      <w:pPr>
+        <w:sectPr>
+          <w:headerReference w:type="first" r:id="rId12"/>
+          <w:pgSz w:w="11906" w:h="16838" w:code="9"/>
+          <w:pgMar w:top="284" w:right="1440" w:bottom="709" w:left="1440" w:header="227" w:footer="708" w:gutter="0"/>
+          <w:cols w:space="708"/>
+          <w:titlePg/>
+          <w:docGrid w:linePitch="360"/>
+        </w:sectPr>
+      </w:pPr>
+    </w:p>
+    <w:p>
+      <w:pPr>
+        <w:pStyle w:val="Heading2"/>
+      </w:pPr>
+      <w:bookmarkStart w:id="6" w:name="_Toc221612739"/>
+      <w:bookmarkStart w:id="7" w:name="_Toc226380854"/>
+      <w:r>
+        <w:lastRenderedPageBreak/>
         <w:t>Tabelle</w:t>
       </w:r>
-      <w:bookmarkEnd w:id="3"/>
-      <w:bookmarkEnd w:id="4"/>
+      <w:bookmarkEnd w:id="6"/>
+      <w:bookmarkEnd w:id="7"/>
     </w:p>
     <w:p>
       <w:pPr>
@@ -832,6 +1438,116 @@
           <w:numId w:val="35"/>
         </w:numPr>
       </w:pPr>
+      <w:r>
+        <w:t xml:space="preserve">Die tabel lys al </w:t>
+      </w:r>
+      <w:r>
+        <w:t>die</w:t>
+      </w:r>
+      <w:r>
+        <w:t xml:space="preserve"> produkte met </w:t>
+      </w:r>
+      <w:r>
+        <w:t xml:space="preserve">hul </w:t>
+      </w:r>
+      <w:r>
+        <w:t>beskrywing</w:t>
+      </w:r>
+      <w:r>
+        <w:t>s</w:t>
+      </w:r>
+      <w:r>
+        <w:t xml:space="preserve"> en prys per eenheid.</w:t>
+      </w:r>
+    </w:p>
+    <w:p>
+      <w:pPr>
+        <w:pStyle w:val="ListParagraph"/>
+        <w:numPr>
+          <w:ilvl w:val="0"/>
+          <w:numId w:val="35"/>
+        </w:numPr>
+      </w:pPr>
+      <w:r>
+        <w:t xml:space="preserve">Dit gebruik </w:t>
+      </w:r>
+      <w:r>
+        <w:rPr>
+          <w:rStyle w:val="Heading5Char"/>
+        </w:rPr>
+        <w:t>table</w:t>
+      </w:r>
+      <w:r>
+        <w:t xml:space="preserve">, </w:t>
+      </w:r>
+      <w:r>
+        <w:rPr>
+          <w:rStyle w:val="Heading5Char"/>
+        </w:rPr>
+        <w:t>thead</w:t>
+      </w:r>
+      <w:r>
+        <w:t xml:space="preserve"> (donker groen agtergrond met wit teks) en tbody.</w:t>
+      </w:r>
+    </w:p>
+    <w:p>
+      <w:pPr>
+        <w:pStyle w:val="ListParagraph"/>
+        <w:numPr>
+          <w:ilvl w:val="0"/>
+          <w:numId w:val="35"/>
+        </w:numPr>
+      </w:pPr>
+      <w:r>
+        <w:t xml:space="preserve">Prys-kolomme het die klas </w:t>
+      </w:r>
+      <w:r>
+        <w:rPr>
+          <w:rStyle w:val="Heading5Char"/>
+          <w:b/>
+          <w:bCs/>
+        </w:rPr>
+        <w:t>.</w:t>
+      </w:r>
+      <w:r>
+        <w:rPr>
+          <w:rStyle w:val="Heading5Char"/>
+        </w:rPr>
+        <w:t>price</w:t>
+      </w:r>
+      <w:r>
+        <w:t xml:space="preserve"> (vetdruk, groen, regs uitgelyn).</w:t>
+      </w:r>
+    </w:p>
+    <w:p>
+      <w:pPr>
+        <w:pStyle w:val="ListParagraph"/>
+        <w:numPr>
+          <w:ilvl w:val="0"/>
+          <w:numId w:val="35"/>
+        </w:numPr>
+      </w:pPr>
+      <w:r>
+        <w:t xml:space="preserve">Die tabel is volledig responsief: op kleiner skerms word dit </w:t>
+      </w:r>
+      <w:r>
+        <w:rPr>
+          <w:rStyle w:val="CSSKlasreelsChar"/>
+        </w:rPr>
+        <w:t>display: block</w:t>
+      </w:r>
+      <w:r>
+        <w:t xml:space="preserve"> met </w:t>
+      </w:r>
+      <w:r>
+        <w:rPr>
+          <w:rStyle w:val="CSSKlasreelsChar"/>
+        </w:rPr>
+        <w:t>overflow-x: auto</w:t>
+      </w:r>
+      <w:r>
+        <w:t xml:space="preserve"> sodat dit horisontaal kan scroll sonder om die uitleg te breek.</w:t>
+      </w:r>
     </w:p>
     <w:p>
       <w:pPr>
@@ -856,20 +1572,32 @@
           <w:numId w:val="34"/>
         </w:numPr>
       </w:pPr>
-    </w:p>
-    <w:p>
-      <w:pPr>
-        <w:rPr>
-          <w:b/>
-          <w:bCs/>
-        </w:rPr>
-      </w:pPr>
-      <w:r>
-        <w:rPr>
-          <w:b/>
-          <w:bCs/>
-        </w:rPr>
-        <w:t>Voorraadbestuur (tans tabel maar gaan databasis wees)</w:t>
+      <w:r>
+        <w:t>Die</w:t>
+      </w:r>
+      <w:r>
+        <w:t xml:space="preserve"> tabel wys onlangse </w:t>
+      </w:r>
+      <w:r>
+        <w:t>verkope</w:t>
+      </w:r>
+      <w:r>
+        <w:t xml:space="preserve"> met produk</w:t>
+      </w:r>
+      <w:r>
+        <w:t>te</w:t>
+      </w:r>
+      <w:r>
+        <w:t>, aantal eenhede, totaal betaal en</w:t>
+      </w:r>
+      <w:r>
+        <w:t xml:space="preserve"> die verkoop</w:t>
+      </w:r>
+      <w:r>
+        <w:t xml:space="preserve"> datum</w:t>
+      </w:r>
+      <w:r>
+        <w:t>.</w:t>
       </w:r>
     </w:p>
     <w:p>
@@ -880,18 +1608,169 @@
           <w:numId w:val="34"/>
         </w:numPr>
       </w:pPr>
+      <w:r>
+        <w:t>Dieselfde styl as die produkte-tabel word gebruik vir konsekwentheid.</w:t>
+      </w:r>
+    </w:p>
+    <w:p>
+      <w:pPr>
+        <w:pStyle w:val="ListParagraph"/>
+        <w:numPr>
+          <w:ilvl w:val="0"/>
+          <w:numId w:val="34"/>
+        </w:numPr>
+      </w:pPr>
+      <w:r>
+        <w:t xml:space="preserve">Die top 3 verkope word dinamies op die produkte-blad getrek </w:t>
+      </w:r>
+      <w:r>
+        <w:t>deur</w:t>
+      </w:r>
+      <w:r>
+        <w:t xml:space="preserve"> JavaScript </w:t>
+      </w:r>
+      <w:r>
+        <w:t xml:space="preserve">logika </w:t>
+      </w:r>
+      <w:r>
+        <w:t>(</w:t>
+      </w:r>
+      <w:r>
+        <w:rPr>
+          <w:rStyle w:val="CSSKlasreelsChar"/>
+        </w:rPr>
+        <w:t>initTopProductsPreview()</w:t>
+      </w:r>
+      <w:r>
+        <w:t>).</w:t>
+      </w:r>
+    </w:p>
+    <w:p>
+      <w:pPr>
+        <w:rPr>
+          <w:b/>
+          <w:bCs/>
+        </w:rPr>
+      </w:pPr>
+      <w:r>
+        <w:rPr>
+          <w:b/>
+          <w:bCs/>
+        </w:rPr>
+        <w:t>Voorraadbestuur (tans tabel maar gaan databasis wees)</w:t>
+      </w:r>
+    </w:p>
+    <w:p>
+      <w:pPr>
+        <w:pStyle w:val="ListParagraph"/>
+        <w:numPr>
+          <w:ilvl w:val="0"/>
+          <w:numId w:val="34"/>
+        </w:numPr>
+      </w:pPr>
+      <w:r>
+        <w:t>Die tabel bevat item, kategorie, hoeveelheid, eenheid, herbestelpunt en status.</w:t>
+      </w:r>
+    </w:p>
+    <w:p>
+      <w:pPr>
+        <w:pStyle w:val="ListParagraph"/>
+        <w:numPr>
+          <w:ilvl w:val="0"/>
+          <w:numId w:val="34"/>
+        </w:numPr>
+      </w:pPr>
+      <w:r>
+        <w:t>Dit gebruik data-* attributes op elke ry vir JavaScript-interaksie.</w:t>
+      </w:r>
+    </w:p>
+    <w:p>
+      <w:pPr>
+        <w:pStyle w:val="ListParagraph"/>
+        <w:numPr>
+          <w:ilvl w:val="0"/>
+          <w:numId w:val="34"/>
+        </w:numPr>
+      </w:pPr>
+      <w:r>
+        <w:t xml:space="preserve">Lae voorraad word outomaties uitgelig met die klas </w:t>
+      </w:r>
+      <w:r>
+        <w:rPr>
+          <w:rStyle w:val="Heading5Char"/>
+          <w:b/>
+          <w:bCs/>
+        </w:rPr>
+        <w:t>.</w:t>
+      </w:r>
+      <w:r>
+        <w:rPr>
+          <w:rStyle w:val="Heading5Char"/>
+        </w:rPr>
+        <w:t>low-stock-row</w:t>
+      </w:r>
+      <w:r>
+        <w:t xml:space="preserve"> (ligte rooi agtergrond) en </w:t>
+      </w:r>
+      <w:r>
+        <w:rPr>
+          <w:rStyle w:val="Heading5Char"/>
+          <w:b/>
+          <w:bCs/>
+        </w:rPr>
+        <w:t>.</w:t>
+      </w:r>
+      <w:r>
+        <w:rPr>
+          <w:rStyle w:val="Heading5Char"/>
+        </w:rPr>
+        <w:t>low-stock-emphasis</w:t>
+      </w:r>
+      <w:r>
+        <w:t xml:space="preserve"> (rooi, vetdruk teks).</w:t>
+      </w:r>
+    </w:p>
+    <w:p>
+      <w:pPr>
+        <w:pStyle w:val="ListParagraph"/>
+        <w:numPr>
+          <w:ilvl w:val="0"/>
+          <w:numId w:val="34"/>
+        </w:numPr>
+      </w:pPr>
+      <w:r>
+        <w:t xml:space="preserve">Status verander na LAAG </w:t>
+      </w:r>
+      <w:r>
+        <w:t>-</w:t>
+      </w:r>
+      <w:r>
+        <w:t xml:space="preserve"> Bestel! as </w:t>
+      </w:r>
+      <w:r>
+        <w:t xml:space="preserve">die </w:t>
+      </w:r>
+      <w:r>
+        <w:t xml:space="preserve">hoeveelheid </w:t>
+      </w:r>
+      <w:r>
+        <w:t>kleiner is as die</w:t>
+      </w:r>
+      <w:r>
+        <w:t xml:space="preserve"> herbestelpunt.</w:t>
+      </w:r>
     </w:p>
     <w:p>
       <w:pPr>
         <w:pStyle w:val="Heading2"/>
       </w:pPr>
-      <w:bookmarkStart w:id="5" w:name="_Toc221612740"/>
-      <w:bookmarkStart w:id="6" w:name="_Toc222423162"/>
+      <w:bookmarkStart w:id="8" w:name="_Toc221612740"/>
+      <w:bookmarkStart w:id="9" w:name="_Toc226380855"/>
       <w:r>
         <w:t>Webvorms</w:t>
       </w:r>
-      <w:bookmarkEnd w:id="5"/>
-      <w:bookmarkEnd w:id="6"/>
+      <w:bookmarkEnd w:id="8"/>
+      <w:bookmarkEnd w:id="9"/>
     </w:p>
     <w:p>
       <w:pPr>
@@ -916,20 +1795,25 @@
           <w:numId w:val="33"/>
         </w:numPr>
       </w:pPr>
-    </w:p>
-    <w:p>
-      <w:pPr>
-        <w:rPr>
+      <w:r>
+        <w:t xml:space="preserve">Die vorm ondersteun dinamiese produk-byevoeging (meervoudige rye met </w:t>
+      </w:r>
+      <w:r>
+        <w:rPr>
+          <w:rStyle w:val="Heading5Char"/>
           <w:b/>
           <w:bCs/>
         </w:rPr>
-      </w:pPr>
-      <w:r>
-        <w:rPr>
-          <w:b/>
-          <w:bCs/>
-        </w:rPr>
-        <w:t>Kontakvorm</w:t>
+        <w:t>.</w:t>
+      </w:r>
+      <w:r>
+        <w:rPr>
+          <w:rStyle w:val="Heading5Char"/>
+        </w:rPr>
+        <w:t>product-row</w:t>
+      </w:r>
+      <w:r>
+        <w:t>).</w:t>
       </w:r>
     </w:p>
     <w:p>
@@ -940,45 +1824,17 @@
           <w:numId w:val="33"/>
         </w:numPr>
       </w:pPr>
-    </w:p>
-    <w:p>
-      <w:pPr>
-        <w:pStyle w:val="Heading2"/>
-      </w:pPr>
-      <w:r>
-        <w:t>Responsiewe CSS verduideliking</w:t>
-      </w:r>
-    </w:p>
-    <w:p>
-      <w:pPr>
-        <w:pStyle w:val="Heading3"/>
-      </w:pPr>
-      <w:r>
-        <w:t>Mobiele skerm (480 tot 360)</w:t>
-      </w:r>
-    </w:p>
-    <w:p>
-      <w:pPr>
-        <w:pStyle w:val="Heading4"/>
-      </w:pPr>
-      <w:r>
-        <w:t>Kop en navigasie</w:t>
-      </w:r>
-    </w:p>
-    <w:p>
-      <w:pPr>
-        <w:spacing w:after="0"/>
-        <w:rPr>
-          <w:b/>
-          <w:bCs/>
-        </w:rPr>
-      </w:pPr>
-      <w:r>
-        <w:rPr>
-          <w:b/>
-          <w:bCs/>
-        </w:rPr>
-        <w:t>Navigasie</w:t>
+      <w:r>
+        <w:t xml:space="preserve">Elke ry het ’n </w:t>
+      </w:r>
+      <w:r>
+        <w:rPr>
+          <w:rStyle w:val="CSSKlasreelsChar"/>
+        </w:rPr>
+        <w:t>&lt;select&gt;</w:t>
+      </w:r>
+      <w:r>
+        <w:t xml:space="preserve"> vir produkkeuse en ’n hoeveelheid-invoer.</w:t>
       </w:r>
     </w:p>
     <w:p>
@@ -990,27 +1846,16 @@
         </w:numPr>
       </w:pPr>
       <w:r>
-        <w:t xml:space="preserve">Die hamburger menu knoppie se font is kleienr gemaak </w:t>
-      </w:r>
-      <w:r>
-        <w:rPr>
-          <w:rStyle w:val="Heading5Char"/>
-        </w:rPr>
-        <w:t>(</w:t>
-      </w:r>
-      <w:r>
-        <w:rPr>
-          <w:rStyle w:val="Heading5Char"/>
-          <w:b/>
-          <w:bCs/>
-        </w:rPr>
-        <w:t>.</w:t>
-      </w:r>
-      <w:r>
-        <w:rPr>
-          <w:rStyle w:val="Heading5Char"/>
-        </w:rPr>
-        <w:t>menu-toggle)</w:t>
+        <w:t>Totaal word intyds bereken met JavaScript (</w:t>
+      </w:r>
+      <w:r>
+        <w:rPr>
+          <w:rStyle w:val="CSSKlasreelsChar"/>
+        </w:rPr>
+        <w:t>calculateTotal()</w:t>
+      </w:r>
+      <w:r>
+        <w:t>).</w:t>
       </w:r>
     </w:p>
     <w:p>
@@ -1022,7 +1867,25 @@
         </w:numPr>
       </w:pPr>
       <w:r>
-        <w:t>(.nav)</w:t>
+        <w:t xml:space="preserve">Afleweringsopsies (self-afhaal of aflewering) wys/versteek adresse en afhaal-datum/tyd velde via </w:t>
+      </w:r>
+      <w:r>
+        <w:rPr>
+          <w:rStyle w:val="CSSKlasreelsChar"/>
+        </w:rPr>
+        <w:t>toggleAddressField()</w:t>
+      </w:r>
+      <w:r>
+        <w:t xml:space="preserve"> en </w:t>
+      </w:r>
+      <w:r>
+        <w:rPr>
+          <w:rStyle w:val="CSSKlasreelsChar"/>
+        </w:rPr>
+        <w:t>togglePickupDateField()</w:t>
+      </w:r>
+      <w:r>
+        <w:t>.</w:t>
       </w:r>
     </w:p>
     <w:p>
@@ -1034,29 +1897,19 @@
         </w:numPr>
       </w:pPr>
       <w:r>
-        <w:t>Sweef effek op skakels is weggevat sodat skakels nie buit of oor die skermgrense gaan</w:t>
-      </w:r>
-      <w:r>
-        <w:t>(.nav a:hover</w:t>
-      </w:r>
-      <w:r>
-        <w:t>)</w:t>
-      </w:r>
-    </w:p>
-    <w:p>
-      <w:pPr>
-        <w:spacing w:after="0"/>
-        <w:rPr>
-          <w:b/>
-          <w:bCs/>
-        </w:rPr>
-      </w:pPr>
-      <w:r>
-        <w:rPr>
-          <w:b/>
-          <w:bCs/>
-        </w:rPr>
-        <w:t>Logo</w:t>
+        <w:t>Betaalafdeling verskyn eers as</w:t>
+      </w:r>
+      <w:r>
+        <w:t xml:space="preserve"> die</w:t>
+      </w:r>
+      <w:r>
+        <w:t xml:space="preserve"> totaal </w:t>
+      </w:r>
+      <w:r>
+        <w:t>‘n item gekies is</w:t>
+      </w:r>
+      <w:r>
+        <w:t>, met keuses vir kaart, Apple Pay of Google Pay.</w:t>
       </w:r>
     </w:p>
     <w:p>
@@ -1068,7 +1921,7 @@
         </w:numPr>
       </w:pPr>
       <w:r>
-        <w:t>Logo blok is aangepas(.logo-area)</w:t>
+        <w:t>Kaartbesonderhede word gevalideer (kaartnommer-formatering, expiry MM/YY, CVV).</w:t>
       </w:r>
     </w:p>
     <w:p>
@@ -1080,7 +1933,73 @@
         </w:numPr>
       </w:pPr>
       <w:r>
-        <w:t>(.logo-img)</w:t>
+        <w:t xml:space="preserve">Die vorm gebruik </w:t>
+      </w:r>
+      <w:r>
+        <w:rPr>
+          <w:rStyle w:val="Heading5Char"/>
+          <w:b/>
+          <w:bCs/>
+        </w:rPr>
+        <w:t>.</w:t>
+      </w:r>
+      <w:r>
+        <w:rPr>
+          <w:rStyle w:val="Heading5Char"/>
+        </w:rPr>
+        <w:t>form-group</w:t>
+      </w:r>
+      <w:r>
+        <w:t xml:space="preserve">, </w:t>
+      </w:r>
+      <w:r>
+        <w:rPr>
+          <w:rStyle w:val="Heading5Char"/>
+          <w:b/>
+          <w:bCs/>
+        </w:rPr>
+        <w:t>.</w:t>
+      </w:r>
+      <w:r>
+        <w:rPr>
+          <w:rStyle w:val="Heading5Char"/>
+        </w:rPr>
+        <w:t>submit-btn</w:t>
+      </w:r>
+      <w:r>
+        <w:t xml:space="preserve"> en </w:t>
+      </w:r>
+      <w:r>
+        <w:rPr>
+          <w:rStyle w:val="Heading5Char"/>
+          <w:b/>
+          <w:bCs/>
+        </w:rPr>
+        <w:t>.</w:t>
+      </w:r>
+      <w:r>
+        <w:rPr>
+          <w:rStyle w:val="Heading5Char"/>
+        </w:rPr>
+        <w:t>checkbox-group</w:t>
+      </w:r>
+      <w:r>
+        <w:t xml:space="preserve"> vir konsekwente styl.</w:t>
+      </w:r>
+    </w:p>
+    <w:p>
+      <w:pPr>
+        <w:rPr>
+          <w:b/>
+          <w:bCs/>
+        </w:rPr>
+      </w:pPr>
+      <w:r>
+        <w:rPr>
+          <w:b/>
+          <w:bCs/>
+        </w:rPr>
+        <w:t>Kontakvorm</w:t>
       </w:r>
     </w:p>
     <w:p>
@@ -1092,7 +2011,7 @@
         </w:numPr>
       </w:pPr>
       <w:r>
-        <w:t>(.logo-teks)</w:t>
+        <w:t>Die vorm bevat naam, e-pos, rede vir kontak (Navrae of Plaas besoek), opsionele besoek-datum/tyd en boodskap.</w:t>
       </w:r>
     </w:p>
     <w:p>
@@ -1104,7 +2023,7 @@
         </w:numPr>
       </w:pPr>
       <w:r>
-        <w:t>(.logo-teks h1)</w:t>
+        <w:t>Die besoek-datum/tyd groep word slegs gewys as “Plaas besoek” gekies word.</w:t>
       </w:r>
     </w:p>
     <w:p>
@@ -1116,15 +2035,7 @@
         </w:numPr>
       </w:pPr>
       <w:r>
-        <w:t>(logo-teks p)</w:t>
-      </w:r>
-    </w:p>
-    <w:p>
-      <w:pPr>
-        <w:pStyle w:val="Heading4"/>
-      </w:pPr>
-      <w:r>
-        <w:t>Opskrifte</w:t>
+        <w:t>Boodskap is verpligtend vir Navrae.</w:t>
       </w:r>
     </w:p>
     <w:p>
@@ -1136,40 +2047,7 @@
         </w:numPr>
       </w:pPr>
       <w:r>
-        <w:t>Hoofopskrif 1 en 2 kleiner font gemaak</w:t>
-      </w:r>
-      <w:r>
-        <w:t xml:space="preserve"> </w:t>
-      </w:r>
-      <w:r>
-        <w:rPr>
-          <w:rStyle w:val="CSSKlasreelsChar"/>
-        </w:rPr>
-        <w:t>(font-size: 1.5rem;)</w:t>
-      </w:r>
-    </w:p>
-    <w:p>
-      <w:pPr>
-        <w:pStyle w:val="Heading4"/>
-      </w:pPr>
-      <w:r>
-        <w:t>Knoppies</w:t>
-      </w:r>
-    </w:p>
-    <w:p>
-      <w:pPr>
-        <w:spacing w:after="0"/>
-        <w:rPr>
-          <w:b/>
-          <w:bCs/>
-        </w:rPr>
-      </w:pPr>
-      <w:r>
-        <w:rPr>
-          <w:b/>
-          <w:bCs/>
-        </w:rPr>
-        <w:t>Submit vorm knoppie</w:t>
+        <w:t>Terme-checkbox is verpligtend.</w:t>
       </w:r>
     </w:p>
     <w:p>
@@ -1181,7 +2059,35 @@
         </w:numPr>
       </w:pPr>
       <w:r>
-        <w:t>.submit-btn</w:t>
+        <w:t>Die vorm word met handleSubmit(event) gevalideer en wys ’n sukses-boodskap.</w:t>
+      </w:r>
+    </w:p>
+    <w:p>
+      <w:pPr>
+        <w:pStyle w:val="Heading2"/>
+      </w:pPr>
+      <w:bookmarkStart w:id="10" w:name="_Toc226380856"/>
+      <w:r>
+        <w:t>Responsiewe CSS verduideliking</w:t>
+      </w:r>
+      <w:bookmarkEnd w:id="10"/>
+    </w:p>
+    <w:p>
+      <w:pPr>
+        <w:pStyle w:val="Heading3"/>
+      </w:pPr>
+      <w:bookmarkStart w:id="11" w:name="_Toc226380857"/>
+      <w:r>
+        <w:t>Mobiele skerm (480 tot 360)</w:t>
+      </w:r>
+      <w:bookmarkEnd w:id="11"/>
+    </w:p>
+    <w:p>
+      <w:pPr>
+        <w:pStyle w:val="Heading4"/>
+      </w:pPr>
+      <w:r>
+        <w:t>Kop en navigasie</w:t>
       </w:r>
     </w:p>
     <w:p>
@@ -1197,7 +2103,7 @@
           <w:b/>
           <w:bCs/>
         </w:rPr>
-        <w:t>Terug na bo knoppie</w:t>
+        <w:t>Navigasie</w:t>
       </w:r>
     </w:p>
     <w:p>
@@ -1208,13 +2114,28 @@
           <w:numId w:val="33"/>
         </w:numPr>
       </w:pPr>
-    </w:p>
-    <w:p>
-      <w:pPr>
-        <w:pStyle w:val="Heading4"/>
-      </w:pPr>
-      <w:r>
-        <w:t>Produkte gallery</w:t>
+      <w:r>
+        <w:t xml:space="preserve">Die hamburger menu knoppie se font is kleienr gemaak </w:t>
+      </w:r>
+      <w:r>
+        <w:rPr>
+          <w:rStyle w:val="Heading5Char"/>
+        </w:rPr>
+        <w:t>(</w:t>
+      </w:r>
+      <w:r>
+        <w:rPr>
+          <w:rStyle w:val="Heading5Char"/>
+          <w:b/>
+          <w:bCs/>
+        </w:rPr>
+        <w:t>.</w:t>
+      </w:r>
+      <w:r>
+        <w:rPr>
+          <w:rStyle w:val="Heading5Char"/>
+        </w:rPr>
+        <w:t>menu-toggle)</w:t>
       </w:r>
     </w:p>
     <w:p>
@@ -1226,21 +2147,8 @@
         </w:numPr>
       </w:pPr>
       <w:r>
-        <w:t>(</w:t>
-      </w:r>
-      <w:r>
-        <w:rPr>
-          <w:rStyle w:val="Heading5Char"/>
-          <w:b/>
-          <w:bCs/>
-        </w:rPr>
-        <w:t>.</w:t>
-      </w:r>
-      <w:r>
-        <w:rPr>
-          <w:rStyle w:val="Heading5Char"/>
-        </w:rPr>
-        <w:t>carousel-item)</w:t>
+        <w:lastRenderedPageBreak/>
+        <w:t>(.nav)</w:t>
       </w:r>
     </w:p>
     <w:p>
@@ -1252,30 +2160,13 @@
         </w:numPr>
       </w:pPr>
       <w:r>
-        <w:lastRenderedPageBreak/>
-        <w:t>(.carousel-item.center)</w:t>
-      </w:r>
-    </w:p>
-    <w:p>
-      <w:pPr>
-        <w:pStyle w:val="Heading3"/>
-      </w:pPr>
-      <w:r>
-        <w:t>Tablet skerm (</w:t>
-      </w:r>
-      <w:r>
-        <w:t>480 tot 768</w:t>
+        <w:t>Sweef effek op skakels is weggevat sodat skakels nie buit of oor die skermgrense gaan</w:t>
+      </w:r>
+      <w:r>
+        <w:t>(.nav a:hover</w:t>
       </w:r>
       <w:r>
         <w:t>)</w:t>
-      </w:r>
-    </w:p>
-    <w:p>
-      <w:pPr>
-        <w:pStyle w:val="Heading4"/>
-      </w:pPr>
-      <w:r>
-        <w:t>Kop en Navigasie</w:t>
       </w:r>
     </w:p>
     <w:p>
@@ -1291,7 +2182,93 @@
           <w:b/>
           <w:bCs/>
         </w:rPr>
-        <w:t>Navigasie</w:t>
+        <w:t>Logo</w:t>
+      </w:r>
+    </w:p>
+    <w:p>
+      <w:pPr>
+        <w:pStyle w:val="ListParagraph"/>
+        <w:numPr>
+          <w:ilvl w:val="0"/>
+          <w:numId w:val="36"/>
+        </w:numPr>
+      </w:pPr>
+      <w:r>
+        <w:t>Die logo area</w:t>
+      </w:r>
+      <w:r>
+        <w:t xml:space="preserve"> en teks is aangepas vir </w:t>
+      </w:r>
+      <w:r>
+        <w:t>kleiner</w:t>
+      </w:r>
+      <w:r>
+        <w:t xml:space="preserve"> skerms (</w:t>
+      </w:r>
+      <w:r>
+        <w:rPr>
+          <w:rStyle w:val="Heading5Char"/>
+          <w:b/>
+          <w:bCs/>
+        </w:rPr>
+        <w:t>.</w:t>
+      </w:r>
+      <w:r>
+        <w:rPr>
+          <w:rStyle w:val="Heading5Char"/>
+        </w:rPr>
+        <w:t>logo-area</w:t>
+      </w:r>
+      <w:r>
+        <w:t xml:space="preserve"> ,</w:t>
+      </w:r>
+      <w:r>
+        <w:t xml:space="preserve"> </w:t>
+      </w:r>
+      <w:r>
+        <w:rPr>
+          <w:rStyle w:val="Heading5Char"/>
+          <w:b/>
+          <w:bCs/>
+        </w:rPr>
+        <w:t>.</w:t>
+      </w:r>
+      <w:r>
+        <w:rPr>
+          <w:rStyle w:val="Heading5Char"/>
+        </w:rPr>
+        <w:t>logo-teks h1</w:t>
+      </w:r>
+      <w:r>
+        <w:t xml:space="preserve"> ,</w:t>
+      </w:r>
+      <w:r>
+        <w:t xml:space="preserve"> </w:t>
+      </w:r>
+      <w:r>
+        <w:rPr>
+          <w:rStyle w:val="Heading5Char"/>
+          <w:b/>
+          <w:bCs/>
+        </w:rPr>
+        <w:t>.</w:t>
+      </w:r>
+      <w:r>
+        <w:rPr>
+          <w:rStyle w:val="Heading5Char"/>
+        </w:rPr>
+        <w:t>logo-teks p</w:t>
+      </w:r>
+      <w:r>
+        <w:t>). Font-groottes is kleiner gemaak en spasie tussen logo en teks verminder.</w:t>
+      </w:r>
+    </w:p>
+    <w:p>
+      <w:pPr>
+        <w:pStyle w:val="Heading4"/>
+      </w:pPr>
+      <w:r>
+        <w:t>Opskrifte</w:t>
       </w:r>
     </w:p>
     <w:p>
@@ -1303,7 +2280,40 @@
         </w:numPr>
       </w:pPr>
       <w:r>
-        <w:t>(.nav-houer)</w:t>
+        <w:t>Hoofopskrif 1 en 2 kleiner font gemaak</w:t>
+      </w:r>
+      <w:r>
+        <w:t xml:space="preserve"> </w:t>
+      </w:r>
+      <w:r>
+        <w:rPr>
+          <w:rStyle w:val="CSSKlasreelsChar"/>
+        </w:rPr>
+        <w:t>(font-size: 1.5rem;)</w:t>
+      </w:r>
+    </w:p>
+    <w:p>
+      <w:pPr>
+        <w:pStyle w:val="Heading4"/>
+      </w:pPr>
+      <w:r>
+        <w:t>Knoppies</w:t>
+      </w:r>
+    </w:p>
+    <w:p>
+      <w:pPr>
+        <w:spacing w:after="0"/>
+        <w:rPr>
+          <w:b/>
+          <w:bCs/>
+        </w:rPr>
+      </w:pPr>
+      <w:r>
+        <w:rPr>
+          <w:b/>
+          <w:bCs/>
+        </w:rPr>
+        <w:t>Submit vorm knoppie</w:t>
       </w:r>
     </w:p>
     <w:p>
@@ -1315,7 +2325,58 @@
         </w:numPr>
       </w:pPr>
       <w:r>
-        <w:t>(nav-menu)</w:t>
+        <w:t>Submit-knoppie (</w:t>
+      </w:r>
+      <w:r>
+        <w:rPr>
+          <w:rStyle w:val="Heading5Char"/>
+          <w:b/>
+          <w:bCs/>
+        </w:rPr>
+        <w:t>.</w:t>
+      </w:r>
+      <w:r>
+        <w:rPr>
+          <w:rStyle w:val="Heading5Char"/>
+        </w:rPr>
+        <w:t>submit-btn</w:t>
+      </w:r>
+      <w:r>
+        <w:t xml:space="preserve">) het groter </w:t>
+      </w:r>
+      <w:r>
+        <w:rPr>
+          <w:rStyle w:val="CSSKlasreelsChar"/>
+        </w:rPr>
+        <w:t>padding</w:t>
+      </w:r>
+      <w:r>
+        <w:t xml:space="preserve"> en </w:t>
+      </w:r>
+      <w:r>
+        <w:rPr>
+          <w:rStyle w:val="CSSKlasreelsChar"/>
+        </w:rPr>
+        <w:t>font-size</w:t>
+      </w:r>
+      <w:r>
+        <w:t xml:space="preserve"> vir makliker tik met vingers.</w:t>
+      </w:r>
+    </w:p>
+    <w:p>
+      <w:pPr>
+        <w:spacing w:after="0"/>
+        <w:rPr>
+          <w:b/>
+          <w:bCs/>
+        </w:rPr>
+      </w:pPr>
+      <w:r>
+        <w:rPr>
+          <w:b/>
+          <w:bCs/>
+        </w:rPr>
+        <w:t>Terug na bo knoppie</w:t>
       </w:r>
     </w:p>
     <w:p>
@@ -1327,7 +2388,15 @@
         </w:numPr>
       </w:pPr>
       <w:r>
-        <w:t>(.dropdown:hover .bropdown-content, .dropdown:focus-within .dropdoen-content)</w:t>
+        <w:t>Terug-na-bo knoppie (#topBtn) bly regs onder.</w:t>
+      </w:r>
+    </w:p>
+    <w:p>
+      <w:pPr>
+        <w:pStyle w:val="Heading4"/>
+      </w:pPr>
+      <w:r>
+        <w:t>Produkte gallery</w:t>
       </w:r>
     </w:p>
     <w:p>
@@ -1339,7 +2408,72 @@
         </w:numPr>
       </w:pPr>
       <w:r>
-        <w:t>(.dropdown.active .dropdown-content)</w:t>
+        <w:t>Carousel</w:t>
+      </w:r>
+      <w:r>
+        <w:t xml:space="preserve"> </w:t>
+      </w:r>
+      <w:r>
+        <w:t>items (</w:t>
+      </w:r>
+      <w:r>
+        <w:rPr>
+          <w:rStyle w:val="Heading5Char"/>
+          <w:b/>
+          <w:bCs/>
+        </w:rPr>
+        <w:t>.</w:t>
+      </w:r>
+      <w:r>
+        <w:rPr>
+          <w:rStyle w:val="Heading5Char"/>
+        </w:rPr>
+        <w:t>carousel-item</w:t>
+      </w:r>
+      <w:r>
+        <w:t xml:space="preserve"> </w:t>
+      </w:r>
+      <w:r>
+        <w:t xml:space="preserve">, </w:t>
+      </w:r>
+      <w:r>
+        <w:rPr>
+          <w:rStyle w:val="Heading5Char"/>
+          <w:b/>
+          <w:bCs/>
+        </w:rPr>
+        <w:t>.</w:t>
+      </w:r>
+      <w:r>
+        <w:rPr>
+          <w:rStyle w:val="Heading5Char"/>
+        </w:rPr>
+        <w:t>carousel-item</w:t>
+      </w:r>
+      <w:r>
+        <w:rPr>
+          <w:rStyle w:val="Heading5Char"/>
+          <w:b/>
+          <w:bCs/>
+        </w:rPr>
+        <w:t>.</w:t>
+      </w:r>
+      <w:r>
+        <w:rPr>
+          <w:rStyle w:val="Heading5Char"/>
+        </w:rPr>
+        <w:t>center</w:t>
+      </w:r>
+      <w:r>
+        <w:t>) is volwydte en sentreer sonder skalering om oorvleueling te voorkom.</w:t>
+      </w:r>
+    </w:p>
+    <w:p>
+      <w:pPr>
+        <w:pStyle w:val="Heading4"/>
+      </w:pPr>
+      <w:r>
+        <w:t>Video-skakel en keyframe-verwydering</w:t>
       </w:r>
     </w:p>
     <w:p>
@@ -1351,7 +2485,59 @@
         </w:numPr>
       </w:pPr>
       <w:r>
-        <w:t>(.dropbtn, .dropdown-toggle)</w:t>
+        <w:t xml:space="preserve">Die </w:t>
+      </w:r>
+      <w:r>
+        <w:t>bemarking</w:t>
+      </w:r>
+      <w:r>
+        <w:t xml:space="preserve"> video op die Oor</w:t>
+      </w:r>
+      <w:r>
+        <w:t>_o</w:t>
+      </w:r>
+      <w:r>
+        <w:t>ns</w:t>
+      </w:r>
+      <w:r>
+        <w:t xml:space="preserve"> </w:t>
+      </w:r>
+      <w:r>
+        <w:t xml:space="preserve">blad (#marketingVideo) en alle keyframe-animasies (soos die pulse-effek op </w:t>
+      </w:r>
+      <w:r>
+        <w:rPr>
+          <w:rStyle w:val="Heading5Char"/>
+          <w:b/>
+          <w:bCs/>
+        </w:rPr>
+        <w:t>.</w:t>
+      </w:r>
+      <w:r>
+        <w:rPr>
+          <w:rStyle w:val="Heading5Char"/>
+        </w:rPr>
+        <w:t>cta button</w:t>
+      </w:r>
+      <w:r>
+        <w:t xml:space="preserve"> en </w:t>
+      </w:r>
+      <w:r>
+        <w:rPr>
+          <w:rStyle w:val="Heading5Char"/>
+          <w:b/>
+          <w:bCs/>
+        </w:rPr>
+        <w:t>.</w:t>
+      </w:r>
+      <w:r>
+        <w:rPr>
+          <w:rStyle w:val="Heading5Char"/>
+        </w:rPr>
+        <w:t>submit-btn</w:t>
+      </w:r>
+      <w:r>
+        <w:t>) word op klein skerms verwyder of gedeaktiveer.</w:t>
       </w:r>
     </w:p>
     <w:p>
@@ -1363,7 +2549,59 @@
         </w:numPr>
       </w:pPr>
       <w:r>
-        <w:t>(.dropdown-content)</w:t>
+        <w:t xml:space="preserve">In die media query word </w:t>
+      </w:r>
+      <w:r>
+        <w:rPr>
+          <w:rStyle w:val="CSSKlasreelsChar"/>
+        </w:rPr>
+        <w:t>transition: none;</w:t>
+      </w:r>
+      <w:r>
+        <w:t xml:space="preserve"> en </w:t>
+      </w:r>
+      <w:r>
+        <w:rPr>
+          <w:rStyle w:val="CSSKlasreelsChar"/>
+        </w:rPr>
+        <w:t>animation: none;</w:t>
+      </w:r>
+      <w:r>
+        <w:t xml:space="preserve"> toegepas op </w:t>
+      </w:r>
+      <w:r>
+        <w:rPr>
+          <w:rStyle w:val="Heading5Char"/>
+          <w:b/>
+          <w:bCs/>
+        </w:rPr>
+        <w:t>.</w:t>
+      </w:r>
+      <w:r>
+        <w:rPr>
+          <w:rStyle w:val="Heading5Char"/>
+        </w:rPr>
+        <w:t>cta button</w:t>
+      </w:r>
+      <w:r>
+        <w:t xml:space="preserve"> en </w:t>
+      </w:r>
+      <w:r>
+        <w:rPr>
+          <w:rStyle w:val="Heading5Char"/>
+          <w:b/>
+          <w:bCs/>
+        </w:rPr>
+        <w:t>.</w:t>
+      </w:r>
+      <w:r>
+        <w:rPr>
+          <w:rStyle w:val="Heading5Char"/>
+        </w:rPr>
+        <w:t>submit-btn</w:t>
+      </w:r>
+      <w:r>
+        <w:t>.</w:t>
       </w:r>
     </w:p>
     <w:p>
@@ -1374,21 +2612,49 @@
           <w:numId w:val="33"/>
         </w:numPr>
       </w:pPr>
-    </w:p>
-    <w:p>
-      <w:pPr>
-        <w:spacing w:after="0"/>
-        <w:rPr>
+      <w:r>
+        <w:t>Die video</w:t>
+      </w:r>
+      <w:r>
+        <w:t xml:space="preserve"> </w:t>
+      </w:r>
+      <w:r>
+        <w:t>end logo</w:t>
+      </w:r>
+      <w:r>
+        <w:t xml:space="preserve"> </w:t>
+      </w:r>
+      <w:r>
+        <w:t>blok (</w:t>
+      </w:r>
+      <w:r>
+        <w:rPr>
+          <w:rStyle w:val="Heading5Char"/>
+        </w:rPr>
+        <w:t>#videoEndLogo</w:t>
+      </w:r>
+      <w:r>
+        <w:rPr>
+          <w:rStyle w:val="Heading5Char"/>
+        </w:rPr>
+        <w:t xml:space="preserve"> </w:t>
+      </w:r>
+      <w:r>
+        <w:rPr>
+          <w:rStyle w:val="Heading5Char"/>
           <w:b/>
           <w:bCs/>
         </w:rPr>
-      </w:pPr>
-      <w:r>
-        <w:rPr>
-          <w:b/>
-          <w:bCs/>
-        </w:rPr>
-        <w:t>Logo</w:t>
+        <w:t>.</w:t>
+      </w:r>
+      <w:r>
+        <w:rPr>
+          <w:rStyle w:val="Heading5Char"/>
+        </w:rPr>
+        <w:t>logo-blok</w:t>
+      </w:r>
+      <w:r>
+        <w:t>) word ook vereenvoudig deur die sirkel en groot teks te versteek, sodat slegs die besoek-knoppie oorbly.</w:t>
       </w:r>
     </w:p>
     <w:p>
@@ -1400,7 +2666,21 @@
         </w:numPr>
       </w:pPr>
       <w:r>
-        <w:t>(.logo-img)</w:t>
+        <w:t xml:space="preserve">Dit </w:t>
+      </w:r>
+      <w:r>
+        <w:t>voorkom</w:t>
+      </w:r>
+      <w:r>
+        <w:t xml:space="preserve"> dat animasies of video’s die gebruiker se aandag aftrek.</w:t>
+      </w:r>
+    </w:p>
+    <w:p>
+      <w:pPr>
+        <w:pStyle w:val="Heading4"/>
+      </w:pPr>
+      <w:r>
+        <w:t>Voetskrif</w:t>
       </w:r>
     </w:p>
     <w:p>
@@ -1412,7 +2692,88 @@
         </w:numPr>
       </w:pPr>
       <w:r>
-        <w:t>(.logo-teks h1)</w:t>
+        <w:t xml:space="preserve">Voetskrif houer </w:t>
+      </w:r>
+      <w:r>
+        <w:t>(</w:t>
+      </w:r>
+      <w:r>
+        <w:rPr>
+          <w:rStyle w:val="Heading5Char"/>
+          <w:b/>
+          <w:bCs/>
+        </w:rPr>
+        <w:t>.</w:t>
+      </w:r>
+      <w:r>
+        <w:rPr>
+          <w:rStyle w:val="Heading5Char"/>
+        </w:rPr>
+        <w:t>footer-container</w:t>
+      </w:r>
+      <w:r>
+        <w:t>)</w:t>
+      </w:r>
+      <w:r>
+        <w:t xml:space="preserve"> word vertikaal gestapel </w:t>
+      </w:r>
+      <w:r>
+        <w:t>(</w:t>
+      </w:r>
+      <w:r>
+        <w:rPr>
+          <w:rStyle w:val="CSSKlasreelsChar"/>
+        </w:rPr>
+        <w:t>flex-direction: column;</w:t>
+      </w:r>
+      <w:r>
+        <w:t xml:space="preserve"> </w:t>
+      </w:r>
+      <w:r>
+        <w:t xml:space="preserve">, </w:t>
+      </w:r>
+      <w:r>
+        <w:rPr>
+          <w:rStyle w:val="CSSKlasreelsChar"/>
+        </w:rPr>
+        <w:t>text-align: center;</w:t>
+      </w:r>
+      <w:r>
+        <w:t xml:space="preserve"> )</w:t>
+      </w:r>
+    </w:p>
+    <w:p>
+      <w:pPr>
+        <w:pStyle w:val="Heading3"/>
+      </w:pPr>
+      <w:bookmarkStart w:id="12" w:name="_Toc226380858"/>
+      <w:r>
+        <w:t>Tablet skerm (480 tot 768)</w:t>
+      </w:r>
+      <w:bookmarkEnd w:id="12"/>
+    </w:p>
+    <w:p>
+      <w:pPr>
+        <w:pStyle w:val="Heading4"/>
+      </w:pPr>
+      <w:r>
+        <w:t>Kop en Navigasie</w:t>
+      </w:r>
+    </w:p>
+    <w:p>
+      <w:pPr>
+        <w:spacing w:after="0"/>
+        <w:rPr>
+          <w:b/>
+          <w:bCs/>
+        </w:rPr>
+      </w:pPr>
+      <w:r>
+        <w:rPr>
+          <w:b/>
+          <w:bCs/>
+        </w:rPr>
+        <w:t>Navigasie</w:t>
       </w:r>
     </w:p>
     <w:p>
@@ -1422,17 +2783,60 @@
           <w:ilvl w:val="0"/>
           <w:numId w:val="33"/>
         </w:numPr>
-      </w:pPr>
-      <w:r>
-        <w:t>(.logo-teks p)</w:t>
-      </w:r>
-    </w:p>
-    <w:p>
-      <w:pPr>
-        <w:pStyle w:val="Heading4"/>
-      </w:pPr>
-      <w:r>
-        <w:t>Hero</w:t>
+        <w:rPr>
+          <w:lang w:val="en-ZA"/>
+        </w:rPr>
+      </w:pPr>
+      <w:r>
+        <w:t xml:space="preserve">Hamburger </w:t>
+      </w:r>
+      <w:r>
+        <w:t>menu ikoon (</w:t>
+      </w:r>
+      <w:r>
+        <w:rPr>
+          <w:rStyle w:val="Heading5Char"/>
+          <w:b/>
+          <w:bCs/>
+        </w:rPr>
+        <w:t>.</w:t>
+      </w:r>
+      <w:r>
+        <w:rPr>
+          <w:rStyle w:val="Heading5Char"/>
+        </w:rPr>
+        <w:t>menu-toggle</w:t>
+      </w:r>
+      <w:r>
+        <w:t xml:space="preserve">) </w:t>
+      </w:r>
+      <w:r>
+        <w:t>bly sigbaar</w:t>
+      </w:r>
+      <w:r>
+        <w:t xml:space="preserve"> </w:t>
+      </w:r>
+      <w:r>
+        <w:rPr>
+          <w:rStyle w:val="CSSKlasreelsChar"/>
+        </w:rPr>
+        <w:t>(</w:t>
+      </w:r>
+      <w:r>
+        <w:rPr>
+          <w:rStyle w:val="CSSKlasreelsChar"/>
+          <w:lang w:val="en-ZA"/>
+        </w:rPr>
+        <w:t>display: block;</w:t>
+      </w:r>
+      <w:r>
+        <w:rPr>
+          <w:rStyle w:val="CSSKlasreelsChar"/>
+        </w:rPr>
+        <w:t>)</w:t>
+      </w:r>
+      <w:r>
+        <w:t>.</w:t>
       </w:r>
     </w:p>
     <w:p>
@@ -1444,15 +2848,7 @@
         </w:numPr>
       </w:pPr>
       <w:r>
-        <w:t>(.hero-teks h1)</w:t>
-      </w:r>
-    </w:p>
-    <w:p>
-      <w:pPr>
-        <w:pStyle w:val="Heading4"/>
-      </w:pPr>
-      <w:r>
-        <w:t>Adeling</w:t>
+        <w:t>Navigasie vou toe met animasie.</w:t>
       </w:r>
     </w:p>
     <w:p>
@@ -1464,39 +2860,93 @@
         </w:numPr>
       </w:pPr>
       <w:r>
-        <w:t>(section)</w:t>
-      </w:r>
-    </w:p>
-    <w:p>
-      <w:pPr>
-        <w:pStyle w:val="Heading3"/>
-      </w:pPr>
-      <w:r>
-        <w:t>Klein skootrekenaar en tablet</w:t>
-      </w:r>
-    </w:p>
-    <w:p>
-      <w:pPr>
-        <w:pStyle w:val="Heading4"/>
-      </w:pPr>
-      <w:r>
-        <w:t>Kop en Navigasie</w:t>
-      </w:r>
-    </w:p>
-    <w:p>
-      <w:pPr>
-        <w:spacing w:after="0"/>
-        <w:rPr>
+        <w:t>Dropdowns word met</w:t>
+      </w:r>
+      <w:r>
+        <w:t xml:space="preserve"> active</w:t>
+      </w:r>
+      <w:r>
+        <w:t xml:space="preserve"> </w:t>
+      </w:r>
+      <w:r>
+        <w:t>(</w:t>
+      </w:r>
+      <w:r>
+        <w:rPr>
+          <w:rStyle w:val="Heading5Char"/>
           <w:b/>
           <w:bCs/>
         </w:rPr>
-      </w:pPr>
-      <w:r>
-        <w:rPr>
+        <w:t>.</w:t>
+      </w:r>
+      <w:r>
+        <w:rPr>
+          <w:rStyle w:val="Heading5Char"/>
+        </w:rPr>
+        <w:t>nav</w:t>
+      </w:r>
+      <w:r>
+        <w:rPr>
+          <w:rStyle w:val="Heading5Char"/>
           <w:b/>
           <w:bCs/>
         </w:rPr>
-        <w:t>Navigasie</w:t>
+        <w:t>.</w:t>
+      </w:r>
+      <w:r>
+        <w:rPr>
+          <w:rStyle w:val="Heading5Char"/>
+        </w:rPr>
+        <w:t>active</w:t>
+      </w:r>
+      <w:r>
+        <w:t xml:space="preserve"> </w:t>
+      </w:r>
+      <w:r>
+        <w:t xml:space="preserve">, </w:t>
+      </w:r>
+      <w:r>
+        <w:rPr>
+          <w:rStyle w:val="Heading5Char"/>
+          <w:b/>
+          <w:bCs/>
+        </w:rPr>
+        <w:t>.</w:t>
+      </w:r>
+      <w:r>
+        <w:rPr>
+          <w:rStyle w:val="Heading5Char"/>
+        </w:rPr>
+        <w:t>dropdown</w:t>
+      </w:r>
+      <w:r>
+        <w:rPr>
+          <w:rStyle w:val="Heading5Char"/>
+          <w:b/>
+          <w:bCs/>
+        </w:rPr>
+        <w:t>.</w:t>
+      </w:r>
+      <w:r>
+        <w:rPr>
+          <w:rStyle w:val="Heading5Char"/>
+        </w:rPr>
+        <w:t>active</w:t>
+      </w:r>
+      <w:r>
+        <w:t>)</w:t>
+      </w:r>
+      <w:r>
+        <w:t xml:space="preserve"> </w:t>
+      </w:r>
+      <w:r>
+        <w:t>klas</w:t>
+      </w:r>
+      <w:r>
+        <w:t>se</w:t>
+      </w:r>
+      <w:r>
+        <w:t xml:space="preserve"> via JavaScript beheer (hover word gedeaktiveer).</w:t>
       </w:r>
     </w:p>
     <w:p>
@@ -1508,7 +2958,38 @@
         </w:numPr>
       </w:pPr>
       <w:r>
-        <w:t>(.menu-toggle)</w:t>
+        <w:rPr>
+          <w:rStyle w:val="Heading5Char"/>
+        </w:rPr>
+        <w:t>Dropbtn</w:t>
+      </w:r>
+      <w:r>
+        <w:t xml:space="preserve"> en </w:t>
+      </w:r>
+      <w:r>
+        <w:rPr>
+          <w:rStyle w:val="Heading5Char"/>
+        </w:rPr>
+        <w:t>dropdown-toggle</w:t>
+      </w:r>
+      <w:r>
+        <w:t xml:space="preserve"> het groter klik-area.</w:t>
+      </w:r>
+    </w:p>
+    <w:p>
+      <w:pPr>
+        <w:spacing w:after="0"/>
+        <w:rPr>
+          <w:b/>
+          <w:bCs/>
+        </w:rPr>
+      </w:pPr>
+      <w:r>
+        <w:rPr>
+          <w:b/>
+          <w:bCs/>
+        </w:rPr>
+        <w:t>Logo</w:t>
       </w:r>
     </w:p>
     <w:p>
@@ -1520,13 +3001,21 @@
         </w:numPr>
       </w:pPr>
       <w:r>
-        <w:t>(.</w:t>
-      </w:r>
-      <w:r>
-        <w:t>nav</w:t>
-      </w:r>
-      <w:r>
-        <w:t>)</w:t>
+        <w:t>Logo prent en teks is effens kleiner</w:t>
+      </w:r>
+      <w:r>
+        <w:t xml:space="preserve"> as op rekenaarskerm</w:t>
+      </w:r>
+      <w:r>
+        <w:t xml:space="preserve"> maar behou proporsie.</w:t>
+      </w:r>
+    </w:p>
+    <w:p>
+      <w:pPr>
+        <w:pStyle w:val="Heading4"/>
+      </w:pPr>
+      <w:r>
+        <w:t>Hero</w:t>
       </w:r>
     </w:p>
     <w:p>
@@ -1538,7 +3027,7 @@
         </w:numPr>
       </w:pPr>
       <w:r>
-        <w:t>(.nav.active)</w:t>
+        <w:t>Hero blok se hoogte is verklein</w:t>
       </w:r>
     </w:p>
     <w:p>
@@ -1550,7 +3039,15 @@
         </w:numPr>
       </w:pPr>
       <w:r>
-        <w:t>(.nav ul)</w:t>
+        <w:t>Hoofopskrif en teks is effens kleiner</w:t>
+      </w:r>
+    </w:p>
+    <w:p>
+      <w:pPr>
+        <w:pStyle w:val="Heading4"/>
+      </w:pPr>
+      <w:r>
+        <w:t>Adeling</w:t>
       </w:r>
     </w:p>
     <w:p>
@@ -1562,7 +3059,16 @@
         </w:numPr>
       </w:pPr>
       <w:r>
-        <w:t>(.nav ul.nav-menu)</w:t>
+        <w:t>Padding van seksie en tabel inleidings is effens kleiner</w:t>
+      </w:r>
+    </w:p>
+    <w:p>
+      <w:pPr>
+        <w:pStyle w:val="Heading4"/>
+      </w:pPr>
+      <w:r>
+        <w:lastRenderedPageBreak/>
+        <w:t>Tabel</w:t>
       </w:r>
     </w:p>
     <w:p>
@@ -1574,7 +3080,36 @@
         </w:numPr>
       </w:pPr>
       <w:r>
-        <w:t>(.nav-menu)</w:t>
+        <w:t xml:space="preserve">Tabelle word horisontaal scrollbaar </w:t>
+      </w:r>
+      <w:r>
+        <w:rPr>
+          <w:rStyle w:val="CSSKlasreelsChar"/>
+        </w:rPr>
+        <w:t>(display: block;</w:t>
+      </w:r>
+      <w:r>
+        <w:t xml:space="preserve"> </w:t>
+      </w:r>
+      <w:r>
+        <w:t xml:space="preserve">, </w:t>
+      </w:r>
+      <w:r>
+        <w:rPr>
+          <w:rStyle w:val="CSSKlasreelsChar"/>
+        </w:rPr>
+        <w:t>overflow-x: auto;)</w:t>
+      </w:r>
+      <w:r>
+        <w:t>.</w:t>
+      </w:r>
+    </w:p>
+    <w:p>
+      <w:pPr>
+        <w:pStyle w:val="Heading4"/>
+      </w:pPr>
+      <w:r>
+        <w:t>Webvorms</w:t>
       </w:r>
     </w:p>
     <w:p>
@@ -1586,7 +3121,16 @@
         </w:numPr>
       </w:pPr>
       <w:r>
-        <w:t>(.nav-menu &gt; li)</w:t>
+        <w:t xml:space="preserve">Invoervelde is 100% wydte met </w:t>
+      </w:r>
+      <w:r>
+        <w:rPr>
+          <w:rStyle w:val="CSSKlasreelsChar"/>
+        </w:rPr>
+        <w:t>min-height: 48px</w:t>
+      </w:r>
+      <w:r>
+        <w:t xml:space="preserve"> vir beter tik-ervaring.</w:t>
       </w:r>
     </w:p>
     <w:p>
@@ -1598,7 +3142,21 @@
         </w:numPr>
       </w:pPr>
       <w:r>
-        <w:t>(.nav-menu &gt; li &gt; a.dropbtn)</w:t>
+        <w:t>Labels en submit</w:t>
+      </w:r>
+      <w:r>
+        <w:t xml:space="preserve"> </w:t>
+      </w:r>
+      <w:r>
+        <w:t>knoppie is groter.</w:t>
+      </w:r>
+    </w:p>
+    <w:p>
+      <w:pPr>
+        <w:pStyle w:val="Heading4"/>
+      </w:pPr>
+      <w:r>
+        <w:t>Galerye</w:t>
       </w:r>
     </w:p>
     <w:p>
@@ -1610,7 +3168,13 @@
         </w:numPr>
       </w:pPr>
       <w:r>
-        <w:t>(.dropbtn)</w:t>
+        <w:t>Hoof en mini</w:t>
+      </w:r>
+      <w:r>
+        <w:t xml:space="preserve"> </w:t>
+      </w:r>
+      <w:r>
+        <w:t>galery pas volle breedte.</w:t>
       </w:r>
     </w:p>
     <w:p>
@@ -1622,7 +3186,27 @@
         </w:numPr>
       </w:pPr>
       <w:r>
-        <w:t>(.dropdown-toggle)</w:t>
+        <w:t>Produkte</w:t>
+      </w:r>
+      <w:r>
+        <w:t xml:space="preserve"> </w:t>
+      </w:r>
+      <w:r>
+        <w:t>carousel items sentreer sonder transform</w:t>
+      </w:r>
+      <w:r>
+        <w:t>asie</w:t>
+      </w:r>
+      <w:r>
+        <w:t>.</w:t>
+      </w:r>
+    </w:p>
+    <w:p>
+      <w:pPr>
+        <w:pStyle w:val="Heading4"/>
+      </w:pPr>
+      <w:r>
+        <w:t>Voetskrif</w:t>
       </w:r>
     </w:p>
     <w:p>
@@ -1634,7 +3218,48 @@
         </w:numPr>
       </w:pPr>
       <w:r>
-        <w:t>(.dropdown.active .dropdown-toggle)</w:t>
+        <w:t>Die voetskrif (</w:t>
+      </w:r>
+      <w:r>
+        <w:rPr>
+          <w:rStyle w:val="Heading5Char"/>
+          <w:b/>
+          <w:bCs/>
+        </w:rPr>
+        <w:t>.</w:t>
+      </w:r>
+      <w:r>
+        <w:rPr>
+          <w:rStyle w:val="Heading5Char"/>
+        </w:rPr>
+        <w:t>footer-container</w:t>
+      </w:r>
+      <w:r>
+        <w:t>) behou die horisontale flex</w:t>
+      </w:r>
+      <w:r>
+        <w:t xml:space="preserve"> </w:t>
+      </w:r>
+      <w:r>
+        <w:t xml:space="preserve">uitleg met </w:t>
+      </w:r>
+      <w:r>
+        <w:rPr>
+          <w:rStyle w:val="CSSKlasreelsChar"/>
+        </w:rPr>
+        <w:t>display: flex</w:t>
+      </w:r>
+      <w:r>
+        <w:t xml:space="preserve"> en </w:t>
+      </w:r>
+      <w:r>
+        <w:rPr>
+          <w:rStyle w:val="CSSKlasreelsChar"/>
+        </w:rPr>
+        <w:t>justify-content: space-between</w:t>
+      </w:r>
+      <w:r>
+        <w:t>, maar met ’n kleiner gap van 30px.</w:t>
       </w:r>
     </w:p>
     <w:p>
@@ -1646,7 +3271,68 @@
         </w:numPr>
       </w:pPr>
       <w:r>
-        <w:t>(.dropdown-content)</w:t>
+        <w:t>Beide die linker</w:t>
+      </w:r>
+      <w:r>
+        <w:t>kantste</w:t>
+      </w:r>
+      <w:r>
+        <w:t xml:space="preserve"> (</w:t>
+      </w:r>
+      <w:r>
+        <w:rPr>
+          <w:rStyle w:val="Heading5Char"/>
+          <w:b/>
+          <w:bCs/>
+        </w:rPr>
+        <w:t>.</w:t>
+      </w:r>
+      <w:r>
+        <w:rPr>
+          <w:rStyle w:val="Heading5Char"/>
+        </w:rPr>
+        <w:t>footer-left</w:t>
+      </w:r>
+      <w:r>
+        <w:t>) en regterkantse (</w:t>
+      </w:r>
+      <w:r>
+        <w:rPr>
+          <w:rStyle w:val="Heading5Char"/>
+          <w:b/>
+          <w:bCs/>
+        </w:rPr>
+        <w:t>.</w:t>
+      </w:r>
+      <w:r>
+        <w:rPr>
+          <w:rStyle w:val="Heading5Char"/>
+        </w:rPr>
+        <w:t>footer-right</w:t>
+      </w:r>
+      <w:r>
+        <w:t xml:space="preserve">) </w:t>
+      </w:r>
+      <w:r>
+        <w:t xml:space="preserve">voetskrif </w:t>
+      </w:r>
+      <w:r>
+        <w:t>blokke neem eweredig spasie in (</w:t>
+      </w:r>
+      <w:r>
+        <w:rPr>
+          <w:rStyle w:val="CSSKlasreelsChar"/>
+        </w:rPr>
+        <w:t>flex: 1</w:t>
+      </w:r>
+      <w:r>
+        <w:t>) en bly duidelik leesbaar sonder om oor</w:t>
+      </w:r>
+      <w:r>
+        <w:t xml:space="preserve"> merkaar </w:t>
+      </w:r>
+      <w:r>
+        <w:t xml:space="preserve"> te loop.</w:t>
       </w:r>
     </w:p>
     <w:p>
@@ -1658,10 +3344,21 @@
         </w:numPr>
       </w:pPr>
       <w:r>
-        <w:t>(.</w:t>
-      </w:r>
-      <w:r>
-        <w:t>dropdown.active .dropdown-content)</w:t>
+        <w:t xml:space="preserve">Dit </w:t>
+      </w:r>
+      <w:r>
+        <w:t>maak</w:t>
+      </w:r>
+      <w:r>
+        <w:t xml:space="preserve"> dat telefoon-, e-pos- en besigheidsure-inligting steeds netjies langs mekaar vertoon op tablet skerms.</w:t>
+      </w:r>
+    </w:p>
+    <w:p>
+      <w:pPr>
+        <w:pStyle w:val="Heading4"/>
+      </w:pPr>
+      <w:r>
+        <w:t>Boerdery rooster</w:t>
       </w:r>
     </w:p>
     <w:p>
@@ -1673,7 +3370,33 @@
         </w:numPr>
       </w:pPr>
       <w:r>
-        <w:t>(.dropdown-content li, .dropdown-content a)</w:t>
+        <w:t>Die boerdery-rooster (</w:t>
+      </w:r>
+      <w:r>
+        <w:rPr>
+          <w:rStyle w:val="Heading5Char"/>
+          <w:b/>
+          <w:bCs/>
+        </w:rPr>
+        <w:t>.</w:t>
+      </w:r>
+      <w:r>
+        <w:rPr>
+          <w:rStyle w:val="Heading5Char"/>
+        </w:rPr>
+        <w:t>boerdery-rooster</w:t>
+      </w:r>
+      <w:r>
+        <w:t xml:space="preserve">) word verander na </w:t>
+      </w:r>
+      <w:r>
+        <w:rPr>
+          <w:rStyle w:val="CSSKlasreelsChar"/>
+        </w:rPr>
+        <w:t>grid-template-columns: repeat(1, 1fr);</w:t>
+      </w:r>
+      <w:r>
+        <w:t>.</w:t>
       </w:r>
     </w:p>
     <w:p>
@@ -1685,7 +3408,13 @@
         </w:numPr>
       </w:pPr>
       <w:r>
-        <w:t>(.dropdown-content a)</w:t>
+        <w:t xml:space="preserve">Die drie </w:t>
+      </w:r>
+      <w:r>
+        <w:t>blokke</w:t>
+      </w:r>
+      <w:r>
+        <w:t xml:space="preserve"> word dus vertikaal gestapel.</w:t>
       </w:r>
     </w:p>
     <w:p>
@@ -1697,7 +3426,15 @@
         </w:numPr>
       </w:pPr>
       <w:r>
-        <w:t>(dropdown-content a:last-child)</w:t>
+        <w:t>Dit gee elke blok voldoende breedte sodat die geneste lyste en teks gemaklik leesbaar bly sonder om horisontale scroll te veroorsaak.</w:t>
+      </w:r>
+    </w:p>
+    <w:p>
+      <w:pPr>
+        <w:pStyle w:val="Heading4"/>
+      </w:pPr>
+      <w:r>
+        <w:t>Kolpunt ikone</w:t>
       </w:r>
     </w:p>
     <w:p>
@@ -1709,7 +3446,85 @@
         </w:numPr>
       </w:pPr>
       <w:r>
-        <w:t>(.dropdown-content a:hover, .dropdown-content a:active)</w:t>
+        <w:t xml:space="preserve">Kolpunte </w:t>
+      </w:r>
+      <w:r>
+        <w:t>ikone (</w:t>
+      </w:r>
+      <w:r>
+        <w:rPr>
+          <w:rStyle w:val="Heading5Char"/>
+          <w:b/>
+          <w:bCs/>
+        </w:rPr>
+        <w:t>.</w:t>
+      </w:r>
+      <w:r>
+        <w:rPr>
+          <w:rStyle w:val="Heading5Char"/>
+        </w:rPr>
+        <w:t>regmerkie-ikoon</w:t>
+      </w:r>
+      <w:r>
+        <w:t xml:space="preserve"> </w:t>
+      </w:r>
+      <w:r>
+        <w:t xml:space="preserve">, </w:t>
+      </w:r>
+      <w:r>
+        <w:rPr>
+          <w:rStyle w:val="Heading5Char"/>
+          <w:b/>
+          <w:bCs/>
+        </w:rPr>
+        <w:t>.</w:t>
+      </w:r>
+      <w:r>
+        <w:rPr>
+          <w:rStyle w:val="Heading5Char"/>
+        </w:rPr>
+        <w:t>nommer-ikoon</w:t>
+      </w:r>
+      <w:r>
+        <w:t xml:space="preserve"> ,</w:t>
+      </w:r>
+      <w:r>
+        <w:t xml:space="preserve"> </w:t>
+      </w:r>
+      <w:r>
+        <w:rPr>
+          <w:rStyle w:val="Heading5Char"/>
+          <w:b/>
+          <w:bCs/>
+        </w:rPr>
+        <w:t>.</w:t>
+      </w:r>
+      <w:r>
+        <w:rPr>
+          <w:rStyle w:val="Heading5Char"/>
+        </w:rPr>
+        <w:t>rooster-regmerkie-ikoon</w:t>
+      </w:r>
+      <w:r>
+        <w:t xml:space="preserve">) word effens kleiner gemaak met </w:t>
+      </w:r>
+      <w:r>
+        <w:rPr>
+          <w:rStyle w:val="CSSKlasreelsChar"/>
+        </w:rPr>
+        <w:t>font-size: 15px</w:t>
+      </w:r>
+      <w:r>
+        <w:t xml:space="preserve"> en aangepaste </w:t>
+      </w:r>
+      <w:r>
+        <w:rPr>
+          <w:rStyle w:val="CSSKlasreelsChar"/>
+        </w:rPr>
+        <w:t>padding</w:t>
+      </w:r>
+      <w:r>
+        <w:t>.</w:t>
       </w:r>
     </w:p>
     <w:p>
@@ -1721,7 +3536,44 @@
         </w:numPr>
       </w:pPr>
       <w:r>
-        <w:t>(nav a:hover)</w:t>
+        <w:t xml:space="preserve">Dit hou </w:t>
+      </w:r>
+      <w:r>
+        <w:t>die ikone mooi sirkuler en nie te groot of klein nie</w:t>
+      </w:r>
+    </w:p>
+    <w:p>
+      <w:pPr>
+        <w:pStyle w:val="Heading3"/>
+      </w:pPr>
+      <w:bookmarkStart w:id="13" w:name="_Toc226380859"/>
+      <w:r>
+        <w:t>Klein skootrekenaar en tablet</w:t>
+      </w:r>
+      <w:bookmarkEnd w:id="13"/>
+    </w:p>
+    <w:p>
+      <w:pPr>
+        <w:pStyle w:val="Heading4"/>
+      </w:pPr>
+      <w:r>
+        <w:t>Kop en Navigasie</w:t>
+      </w:r>
+    </w:p>
+    <w:p>
+      <w:pPr>
+        <w:spacing w:after="0"/>
+        <w:rPr>
+          <w:b/>
+          <w:bCs/>
+        </w:rPr>
+      </w:pPr>
+      <w:r>
+        <w:rPr>
+          <w:b/>
+          <w:bCs/>
+        </w:rPr>
+        <w:t>Navigasie</w:t>
       </w:r>
     </w:p>
     <w:p>
@@ -1733,23 +3585,50 @@
         </w:numPr>
       </w:pPr>
       <w:r>
-        <w:t>(.nav-houer)</w:t>
-      </w:r>
-    </w:p>
-    <w:p>
-      <w:pPr>
-        <w:spacing w:after="0"/>
-        <w:rPr>
+        <w:t>Die navigasie (</w:t>
+      </w:r>
+      <w:r>
+        <w:rPr>
+          <w:rStyle w:val="Heading5Char"/>
           <w:b/>
           <w:bCs/>
         </w:rPr>
-      </w:pPr>
-      <w:r>
-        <w:rPr>
+        <w:t>.</w:t>
+      </w:r>
+      <w:r>
+        <w:rPr>
+          <w:rStyle w:val="Heading5Char"/>
+        </w:rPr>
+        <w:t>nav-houer</w:t>
+      </w:r>
+      <w:r>
+        <w:t xml:space="preserve"> en </w:t>
+      </w:r>
+      <w:r>
+        <w:rPr>
+          <w:rStyle w:val="Heading5Char"/>
           <w:b/>
           <w:bCs/>
         </w:rPr>
-        <w:t>Logo</w:t>
+        <w:t>.</w:t>
+      </w:r>
+      <w:r>
+        <w:rPr>
+          <w:rStyle w:val="Heading5Char"/>
+        </w:rPr>
+        <w:t>nav-menu</w:t>
+      </w:r>
+      <w:r>
+        <w:t>) het ’n kleiner spasie tussen hoofitems (</w:t>
+      </w:r>
+      <w:r>
+        <w:rPr>
+          <w:rStyle w:val="CSSKlasreelsChar"/>
+        </w:rPr>
+        <w:t>gap: 1rem</w:t>
+      </w:r>
+      <w:r>
+        <w:t>).</w:t>
       </w:r>
     </w:p>
     <w:p>
@@ -1761,7 +3640,7 @@
         </w:numPr>
       </w:pPr>
       <w:r>
-        <w:t>(.logo-area)</w:t>
+        <w:t xml:space="preserve">Hover-gebaseerde dropdowns word as fallback na die .active-klas via JavaScript beheer </w:t>
       </w:r>
     </w:p>
     <w:p>
@@ -1773,8 +3652,38 @@
         </w:numPr>
       </w:pPr>
       <w:r>
-        <w:lastRenderedPageBreak/>
-        <w:t>(.logo-img)</w:t>
+        <w:t>Die dropdown</w:t>
+      </w:r>
+      <w:r>
+        <w:t xml:space="preserve"> </w:t>
+      </w:r>
+      <w:r>
+        <w:t>content is effens smaller (</w:t>
+      </w:r>
+      <w:r>
+        <w:rPr>
+          <w:rStyle w:val="CSSKlasreelsChar"/>
+        </w:rPr>
+        <w:t>min-width: 180px</w:t>
+      </w:r>
+      <w:r>
+        <w:t>) sodat dit beter by die medium skermbreedte pas sonder om buite die skermgrense te steek.</w:t>
+      </w:r>
+    </w:p>
+    <w:p>
+      <w:pPr>
+        <w:spacing w:after="0"/>
+        <w:rPr>
+          <w:b/>
+          <w:bCs/>
+        </w:rPr>
+      </w:pPr>
+      <w:r>
+        <w:rPr>
+          <w:b/>
+          <w:bCs/>
+        </w:rPr>
+        <w:t>Logo</w:t>
       </w:r>
     </w:p>
     <w:p>
@@ -1786,7 +3695,87 @@
         </w:numPr>
       </w:pPr>
       <w:r>
-        <w:t>(.logo-teks)</w:t>
+        <w:t>Die logo</w:t>
+      </w:r>
+      <w:r>
+        <w:t xml:space="preserve"> </w:t>
+      </w:r>
+      <w:r>
+        <w:t xml:space="preserve">area </w:t>
+      </w:r>
+      <w:r>
+        <w:t xml:space="preserve">,prent en teks </w:t>
+      </w:r>
+      <w:r>
+        <w:t>(</w:t>
+      </w:r>
+      <w:r>
+        <w:rPr>
+          <w:rStyle w:val="Heading5Char"/>
+          <w:b/>
+          <w:bCs/>
+        </w:rPr>
+        <w:t>.</w:t>
+      </w:r>
+      <w:r>
+        <w:rPr>
+          <w:rStyle w:val="Heading5Char"/>
+        </w:rPr>
+        <w:t>logo-area</w:t>
+      </w:r>
+      <w:r>
+        <w:t xml:space="preserve"> , </w:t>
+      </w:r>
+      <w:r>
+        <w:rPr>
+          <w:rStyle w:val="Heading5Char"/>
+          <w:b/>
+          <w:bCs/>
+        </w:rPr>
+        <w:t>.</w:t>
+      </w:r>
+      <w:r>
+        <w:rPr>
+          <w:rStyle w:val="Heading5Char"/>
+        </w:rPr>
+        <w:t>logo-img</w:t>
+      </w:r>
+      <w:r>
+        <w:t xml:space="preserve"> , </w:t>
+      </w:r>
+      <w:r>
+        <w:rPr>
+          <w:rStyle w:val="Heading5Char"/>
+          <w:b/>
+          <w:bCs/>
+        </w:rPr>
+        <w:t>.</w:t>
+      </w:r>
+      <w:r>
+        <w:rPr>
+          <w:rStyle w:val="Heading5Char"/>
+        </w:rPr>
+        <w:t>logo-teks h1</w:t>
+      </w:r>
+      <w:r>
+        <w:t xml:space="preserve"> en </w:t>
+      </w:r>
+      <w:r>
+        <w:rPr>
+          <w:rStyle w:val="Heading5Char"/>
+          <w:b/>
+          <w:bCs/>
+        </w:rPr>
+        <w:t>.</w:t>
+      </w:r>
+      <w:r>
+        <w:rPr>
+          <w:rStyle w:val="Heading5Char"/>
+        </w:rPr>
+        <w:t>logo-teks p</w:t>
+      </w:r>
+      <w:r>
+        <w:t>) word effens kleiner gemaak.</w:t>
       </w:r>
     </w:p>
     <w:p>
@@ -1798,7 +3787,27 @@
         </w:numPr>
       </w:pPr>
       <w:r>
-        <w:t>(.logo-teks h1)</w:t>
+        <w:t>Dit behou goeie proporsie en voorkom dat die logo</w:t>
+      </w:r>
+      <w:r>
+        <w:t xml:space="preserve"> </w:t>
+      </w:r>
+      <w:r>
+        <w:t xml:space="preserve">area te </w:t>
+      </w:r>
+      <w:r>
+        <w:t>breed is</w:t>
+      </w:r>
+      <w:r>
+        <w:t xml:space="preserve"> op skerms tussen 768px en 1024px.</w:t>
+      </w:r>
+    </w:p>
+    <w:p>
+      <w:pPr>
+        <w:pStyle w:val="Heading4"/>
+      </w:pPr>
+      <w:r>
+        <w:t>Hero</w:t>
       </w:r>
     </w:p>
     <w:p>
@@ -1808,9 +3817,54 @@
           <w:ilvl w:val="0"/>
           <w:numId w:val="33"/>
         </w:numPr>
-      </w:pPr>
-      <w:r>
-        <w:t>(logo-teks p)</w:t>
+        <w:rPr>
+          <w:lang w:val="en-ZA"/>
+        </w:rPr>
+      </w:pPr>
+      <w:r>
+        <w:t>Die hero</w:t>
+      </w:r>
+      <w:r>
+        <w:t xml:space="preserve"> </w:t>
+      </w:r>
+      <w:r>
+        <w:t>teks (</w:t>
+      </w:r>
+      <w:r>
+        <w:rPr>
+          <w:rStyle w:val="Heading5Char"/>
+          <w:b/>
+          <w:bCs/>
+        </w:rPr>
+        <w:t>.</w:t>
+      </w:r>
+      <w:r>
+        <w:rPr>
+          <w:rStyle w:val="Heading5Char"/>
+        </w:rPr>
+        <w:t>hero-teks h1</w:t>
+      </w:r>
+      <w:r>
+        <w:t>) word effens kleiner gestel (</w:t>
+      </w:r>
+      <w:r>
+        <w:rPr>
+          <w:rStyle w:val="CSSKlasreelsChar"/>
+          <w:lang w:val="en-ZA"/>
+        </w:rPr>
+        <w:t xml:space="preserve">font-size: </w:t>
+      </w:r>
+      <w:r>
+        <w:rPr>
+          <w:rStyle w:val="CSSKlasreelsChar"/>
+        </w:rPr>
+        <w:t>2.8rem</w:t>
+      </w:r>
+      <w:r>
+        <w:t>)</w:t>
+      </w:r>
+      <w:r>
+        <w:t>.</w:t>
       </w:r>
     </w:p>
     <w:p>
@@ -1818,7 +3872,7 @@
         <w:pStyle w:val="Heading4"/>
       </w:pPr>
       <w:r>
-        <w:t>Hero</w:t>
+        <w:t>Afdeling</w:t>
       </w:r>
     </w:p>
     <w:p>
@@ -1830,7 +3884,22 @@
         </w:numPr>
       </w:pPr>
       <w:r>
-        <w:t>(.hero)</w:t>
+        <w:t xml:space="preserve">Afdelings gebruik </w:t>
+      </w:r>
+      <w:r>
+        <w:t>kleiner</w:t>
+      </w:r>
+      <w:r>
+        <w:t xml:space="preserve"> padding van </w:t>
+      </w:r>
+      <w:r>
+        <w:rPr>
+          <w:rStyle w:val="CSSKlasreelsChar"/>
+        </w:rPr>
+        <w:t>30px 8%</w:t>
+      </w:r>
+      <w:r>
+        <w:t>.</w:t>
       </w:r>
     </w:p>
     <w:p>
@@ -1842,464 +3911,48 @@
         </w:numPr>
       </w:pPr>
       <w:r>
-        <w:t>(.hero-teks h1)</w:t>
-      </w:r>
-    </w:p>
-    <w:p>
-      <w:pPr>
-        <w:pStyle w:val="ListParagraph"/>
-        <w:numPr>
-          <w:ilvl w:val="0"/>
-          <w:numId w:val="33"/>
-        </w:numPr>
-      </w:pPr>
-      <w:r>
-        <w:t>(.hero-teks p)</w:t>
-      </w:r>
-    </w:p>
-    <w:p>
-      <w:pPr>
-        <w:pStyle w:val="Heading4"/>
-      </w:pPr>
-      <w:r>
-        <w:t>Afdeling</w:t>
-      </w:r>
-    </w:p>
-    <w:p>
-      <w:pPr>
-        <w:spacing w:after="0"/>
-        <w:rPr>
+        <w:t xml:space="preserve">Die </w:t>
+      </w:r>
+      <w:r>
+        <w:rPr>
+          <w:rStyle w:val="Heading5Char"/>
           <w:b/>
           <w:bCs/>
         </w:rPr>
-      </w:pPr>
-      <w:r>
-        <w:rPr>
-          <w:b/>
-          <w:bCs/>
-        </w:rPr>
-        <w:t>Afdelings</w:t>
-      </w:r>
-    </w:p>
-    <w:p>
-      <w:pPr>
-        <w:pStyle w:val="ListParagraph"/>
-        <w:numPr>
-          <w:ilvl w:val="0"/>
-          <w:numId w:val="33"/>
-        </w:numPr>
-      </w:pPr>
-      <w:r>
-        <w:t>(section)</w:t>
-      </w:r>
-    </w:p>
-    <w:p>
-      <w:pPr>
-        <w:spacing w:after="0"/>
-        <w:rPr>
-          <w:b/>
-          <w:bCs/>
-        </w:rPr>
-      </w:pPr>
-      <w:r>
-        <w:rPr>
-          <w:b/>
-          <w:bCs/>
-        </w:rPr>
-        <w:t>Tabel bladsye</w:t>
-      </w:r>
-    </w:p>
-    <w:p>
-      <w:pPr>
-        <w:pStyle w:val="ListParagraph"/>
-        <w:numPr>
-          <w:ilvl w:val="0"/>
-          <w:numId w:val="33"/>
-        </w:numPr>
-      </w:pPr>
-      <w:r>
-        <w:t>(.content-houer</w:t>
-      </w:r>
-      <w:r>
-        <w:t>)</w:t>
-      </w:r>
-    </w:p>
-    <w:p>
-      <w:pPr>
-        <w:pStyle w:val="Heading4"/>
-      </w:pPr>
-      <w:r>
-        <w:t>Tabel</w:t>
-      </w:r>
-    </w:p>
-    <w:p>
-      <w:pPr>
-        <w:pStyle w:val="ListParagraph"/>
-        <w:numPr>
-          <w:ilvl w:val="0"/>
-          <w:numId w:val="33"/>
-        </w:numPr>
-      </w:pPr>
-      <w:r>
-        <w:t>(table)</w:t>
-      </w:r>
-    </w:p>
-    <w:p>
-      <w:pPr>
-        <w:pStyle w:val="Heading4"/>
-      </w:pPr>
-      <w:r>
-        <w:t>Vorm</w:t>
-      </w:r>
-    </w:p>
-    <w:p>
-      <w:pPr>
-        <w:pStyle w:val="ListParagraph"/>
-        <w:numPr>
-          <w:ilvl w:val="0"/>
-          <w:numId w:val="33"/>
-        </w:numPr>
-      </w:pPr>
-      <w:r>
-        <w:t>(.form-container)</w:t>
-      </w:r>
-    </w:p>
-    <w:p>
-      <w:pPr>
-        <w:pStyle w:val="ListParagraph"/>
-        <w:numPr>
-          <w:ilvl w:val="0"/>
-          <w:numId w:val="33"/>
-        </w:numPr>
-        <w:rPr>
-          <w:lang w:val="en-ZA"/>
-        </w:rPr>
-      </w:pPr>
-      <w:r>
-        <w:t>(</w:t>
-      </w:r>
-      <w:r>
-        <w:rPr>
-          <w:lang w:val="en-ZA"/>
-        </w:rPr>
-        <w:t>input[type="text"], input[type="email"], input[type="</w:t>
-      </w:r>
-      <w:proofErr w:type="spellStart"/>
-      <w:r>
-        <w:rPr>
-          <w:lang w:val="en-ZA"/>
-        </w:rPr>
-        <w:t>tel</w:t>
-      </w:r>
-      <w:proofErr w:type="spellEnd"/>
-      <w:r>
-        <w:rPr>
-          <w:lang w:val="en-ZA"/>
-        </w:rPr>
-        <w:t xml:space="preserve">"], select, </w:t>
-      </w:r>
-      <w:proofErr w:type="spellStart"/>
-      <w:r>
-        <w:rPr>
-          <w:lang w:val="en-ZA"/>
-        </w:rPr>
-        <w:t>textarea</w:t>
-      </w:r>
-      <w:proofErr w:type="spellEnd"/>
-      <w:r>
-        <w:t>)</w:t>
-      </w:r>
-    </w:p>
-    <w:p>
-      <w:pPr>
-        <w:pStyle w:val="ListParagraph"/>
-        <w:numPr>
-          <w:ilvl w:val="0"/>
-          <w:numId w:val="33"/>
-        </w:numPr>
-        <w:rPr>
-          <w:lang w:val="en-ZA"/>
-        </w:rPr>
-      </w:pPr>
-      <w:r>
-        <w:t>(label)</w:t>
-      </w:r>
-    </w:p>
-    <w:p>
-      <w:pPr>
-        <w:pStyle w:val="ListParagraph"/>
-        <w:numPr>
-          <w:ilvl w:val="0"/>
-          <w:numId w:val="33"/>
-        </w:numPr>
-        <w:rPr>
-          <w:lang w:val="en-ZA"/>
-        </w:rPr>
-      </w:pPr>
-      <w:r>
-        <w:t>(.submit-btn)</w:t>
-      </w:r>
-    </w:p>
-    <w:p>
-      <w:pPr>
-        <w:pStyle w:val="ListParagraph"/>
-        <w:numPr>
-          <w:ilvl w:val="0"/>
-          <w:numId w:val="33"/>
-        </w:numPr>
-        <w:rPr>
-          <w:lang w:val="en-ZA"/>
-        </w:rPr>
-      </w:pPr>
-      <w:r>
-        <w:t>(.order-form)</w:t>
-      </w:r>
-    </w:p>
-    <w:p>
-      <w:pPr>
-        <w:pStyle w:val="Heading4"/>
-      </w:pPr>
-      <w:r>
-        <w:t>Galery</w:t>
-      </w:r>
-    </w:p>
-    <w:p>
-      <w:pPr>
-        <w:spacing w:after="0"/>
-        <w:rPr>
-          <w:b/>
-          <w:bCs/>
-        </w:rPr>
-      </w:pPr>
-      <w:r>
-        <w:rPr>
-          <w:b/>
-          <w:bCs/>
-        </w:rPr>
-        <w:t>Hoof galery</w:t>
-      </w:r>
-    </w:p>
-    <w:p>
-      <w:pPr>
-        <w:pStyle w:val="ListParagraph"/>
-        <w:numPr>
-          <w:ilvl w:val="0"/>
-          <w:numId w:val="33"/>
-        </w:numPr>
-      </w:pPr>
-      <w:r>
-        <w:t>(.slideshow-container)</w:t>
-      </w:r>
-    </w:p>
-    <w:p>
-      <w:pPr>
-        <w:pStyle w:val="ListParagraph"/>
-        <w:numPr>
-          <w:ilvl w:val="0"/>
-          <w:numId w:val="33"/>
-        </w:numPr>
-      </w:pPr>
-      <w:r>
-        <w:t>(.slide img)</w:t>
-      </w:r>
-    </w:p>
-    <w:p>
-      <w:pPr>
-        <w:spacing w:after="0"/>
-        <w:rPr>
-          <w:b/>
-          <w:bCs/>
-        </w:rPr>
-      </w:pPr>
-      <w:r>
-        <w:rPr>
-          <w:b/>
-          <w:bCs/>
-        </w:rPr>
-        <w:t>Mini galery</w:t>
-      </w:r>
-    </w:p>
-    <w:p>
-      <w:pPr>
-        <w:pStyle w:val="ListParagraph"/>
-        <w:numPr>
-          <w:ilvl w:val="0"/>
-          <w:numId w:val="33"/>
-        </w:numPr>
-      </w:pPr>
-      <w:r>
-        <w:t>(.mini-gallery)</w:t>
-      </w:r>
-    </w:p>
-    <w:p>
-      <w:pPr>
-        <w:spacing w:after="0"/>
-        <w:rPr>
-          <w:b/>
-          <w:bCs/>
-        </w:rPr>
-      </w:pPr>
-      <w:r>
-        <w:rPr>
-          <w:b/>
-          <w:bCs/>
-        </w:rPr>
-        <w:t>Produk galery</w:t>
-      </w:r>
-    </w:p>
-    <w:p>
-      <w:pPr>
-        <w:pStyle w:val="ListParagraph"/>
-        <w:numPr>
-          <w:ilvl w:val="0"/>
-          <w:numId w:val="33"/>
-        </w:numPr>
-      </w:pPr>
-      <w:r>
-        <w:t>(.produk-carousel)</w:t>
-      </w:r>
-    </w:p>
-    <w:p>
-      <w:pPr>
-        <w:pStyle w:val="ListParagraph"/>
-        <w:numPr>
-          <w:ilvl w:val="0"/>
-          <w:numId w:val="33"/>
-        </w:numPr>
-      </w:pPr>
-      <w:r>
-        <w:t>(.carousel-item.centered)</w:t>
-      </w:r>
-    </w:p>
-    <w:p>
-      <w:pPr>
-        <w:pStyle w:val="Heading4"/>
-      </w:pPr>
-      <w:r>
-        <w:t>Voetskrif</w:t>
-      </w:r>
-    </w:p>
-    <w:p>
-      <w:pPr>
-        <w:pStyle w:val="ListParagraph"/>
-        <w:numPr>
-          <w:ilvl w:val="0"/>
-          <w:numId w:val="33"/>
-        </w:numPr>
-      </w:pPr>
-      <w:r>
-        <w:t>(.footer-container)</w:t>
-      </w:r>
-    </w:p>
-    <w:p>
-      <w:pPr>
-        <w:pStyle w:val="Heading4"/>
-      </w:pPr>
-      <w:r>
-        <w:t>Boerdery rooster</w:t>
-      </w:r>
-    </w:p>
-    <w:p>
-      <w:pPr>
-        <w:pStyle w:val="ListParagraph"/>
-        <w:numPr>
-          <w:ilvl w:val="0"/>
-          <w:numId w:val="33"/>
-        </w:numPr>
-      </w:pPr>
-      <w:r>
-        <w:t>(.boerdery-rooster)</w:t>
-      </w:r>
-    </w:p>
-    <w:p>
-      <w:pPr>
-        <w:pStyle w:val="Heading4"/>
-      </w:pPr>
-      <w:r>
-        <w:t>Kolpunte</w:t>
-      </w:r>
-    </w:p>
-    <w:p>
-      <w:pPr>
-        <w:spacing w:after="0"/>
-        <w:rPr>
-          <w:b/>
-          <w:bCs/>
-        </w:rPr>
-      </w:pPr>
-      <w:r>
-        <w:rPr>
-          <w:b/>
-          <w:bCs/>
-        </w:rPr>
-        <w:t>Nommer kolpunt</w:t>
-      </w:r>
-    </w:p>
-    <w:p>
-      <w:pPr>
-        <w:pStyle w:val="ListParagraph"/>
-        <w:numPr>
-          <w:ilvl w:val="0"/>
-          <w:numId w:val="33"/>
-        </w:numPr>
-      </w:pPr>
-      <w:r>
-        <w:t>(.nommer-ikoon)</w:t>
-      </w:r>
-    </w:p>
-    <w:p>
-      <w:pPr>
-        <w:spacing w:after="0"/>
-        <w:rPr>
-          <w:b/>
-          <w:bCs/>
-        </w:rPr>
-      </w:pPr>
-      <w:r>
-        <w:rPr>
-          <w:b/>
-          <w:bCs/>
-        </w:rPr>
-        <w:t>Regmerkie kolpunt</w:t>
-      </w:r>
-    </w:p>
-    <w:p>
-      <w:pPr>
-        <w:pStyle w:val="ListParagraph"/>
-        <w:numPr>
-          <w:ilvl w:val="0"/>
-          <w:numId w:val="33"/>
-        </w:numPr>
-      </w:pPr>
-      <w:r>
-        <w:t>(.regmerkie-ikoon)</w:t>
-      </w:r>
-    </w:p>
-    <w:p>
-      <w:pPr>
-        <w:pStyle w:val="Heading4"/>
-      </w:pPr>
-      <w:r>
-        <w:lastRenderedPageBreak/>
-        <w:t>Horisontale lyn</w:t>
-      </w:r>
-    </w:p>
-    <w:p>
-      <w:pPr>
-        <w:pStyle w:val="ListParagraph"/>
-        <w:numPr>
-          <w:ilvl w:val="0"/>
-          <w:numId w:val="33"/>
-        </w:numPr>
-      </w:pPr>
-      <w:r>
-        <w:t>(.afdeling-titel-blok p)</w:t>
+        <w:t>.</w:t>
+      </w:r>
+      <w:r>
+        <w:rPr>
+          <w:rStyle w:val="Heading5Char"/>
+        </w:rPr>
+        <w:t>content-houer</w:t>
+      </w:r>
+      <w:r>
+        <w:t xml:space="preserve"> op tabelblaaie het</w:t>
+      </w:r>
+      <w:r>
+        <w:t xml:space="preserve"> ook effens</w:t>
+      </w:r>
+      <w:r>
+        <w:t xml:space="preserve"> kleiner </w:t>
+      </w:r>
+      <w:r>
+        <w:rPr>
+          <w:rStyle w:val="CSSKlasreelsChar"/>
+        </w:rPr>
+        <w:t>padding</w:t>
+      </w:r>
+      <w:r>
+        <w:t xml:space="preserve"> </w:t>
+      </w:r>
+      <w:r>
+        <w:t>sodat dit beter lyk op skerms.</w:t>
       </w:r>
     </w:p>
     <w:sectPr>
+      <w:headerReference w:type="first" r:id="rId13"/>
       <w:pgSz w:w="11906" w:h="16838" w:code="9"/>
-      <w:pgMar w:top="1440" w:right="1440" w:bottom="1440" w:left="1440" w:header="708" w:footer="708" w:gutter="0"/>
-      <w:pgNumType w:start="0"/>
+      <w:pgMar w:top="851" w:right="1440" w:bottom="1440" w:left="1440" w:header="680" w:footer="283" w:gutter="0"/>
       <w:cols w:space="708"/>
       <w:titlePg/>
       <w:docGrid w:linePitch="360"/>
@@ -2358,6 +4011,29 @@
 </w:footnotes>
 </file>
 
+<file path=word/header1.xml><?xml version="1.0" encoding="utf-8"?>
+<w:hdr xmlns:wpc="http://schemas.microsoft.com/office/word/2010/wordprocessingCanvas" xmlns:cx="http://schemas.microsoft.com/office/drawing/2014/chartex" xmlns:cx1="http://schemas.microsoft.com/office/drawing/2015/9/8/chartex" xmlns:cx2="http://schemas.microsoft.com/office/drawing/2015/10/21/chartex" xmlns:cx3="http://schemas.microsoft.com/office/drawing/2016/5/9/chartex" xmlns:cx4="http://schemas.microsoft.com/office/drawing/2016/5/10/chartex" xmlns:cx5="http://schemas.microsoft.com/office/drawing/2016/5/11/chartex" xmlns:cx6="http://schemas.microsoft.com/office/drawing/2016/5/12/chartex" xmlns:cx7="http://schemas.microsoft.com/office/drawing/2016/5/13/chartex" xmlns:cx8="http://schemas.microsoft.com/office/drawing/2016/5/14/chartex" xmlns:mc="http://schemas.openxmlformats.org/markup-compatibility/2006" xmlns:aink="http://schemas.microsoft.com/office/drawing/2016/ink" xmlns:am3d="http://schemas.microsoft.com/office/drawing/2017/model3d" xmlns:o="urn:schemas-microsoft-com:office:office" xmlns:oel="http://schemas.microsoft.com/office/2019/extlst" xmlns:r="http://schemas.openxmlformats.org/officeDocument/2006/relationships" xmlns:m="http://schemas.openxmlformats.org/officeDocument/2006/math" xmlns:v="urn:schemas-microsoft-com:vml" xmlns:wp14="http://schemas.microsoft.com/office/word/2010/wordprocessingDrawing" xmlns:wp="http://schemas.openxmlformats.org/drawingml/2006/wordprocessingDrawing" xmlns:w10="urn:schemas-microsoft-com:office:word" xmlns:w="http://schemas.openxmlformats.org/wordprocessingml/2006/main" xmlns:w14="http://schemas.microsoft.com/office/word/2010/wordml" xmlns:w15="http://schemas.microsoft.com/office/word/2012/wordml" xmlns:w16cex="http://schemas.microsoft.com/office/word/2018/wordml/cex" xmlns:w16cid="http://schemas.microsoft.com/office/word/2016/wordml/cid" xmlns:w16="http://schemas.microsoft.com/office/word/2018/wordml" xmlns:w16du="http://schemas.microsoft.com/office/word/2023/wordml/word16du" xmlns:w16sdtdh="http://schemas.microsoft.com/office/word/2020/wordml/sdtdatahash" xmlns:w16sdtfl="http://schemas.microsoft.com/office/word/2024/wordml/sdtformatlock" xmlns:w16se="http://schemas.microsoft.com/office/word/2015/wordml/symex" xmlns:wpg="http://schemas.microsoft.com/office/word/2010/wordprocessingGroup" xmlns:wpi="http://schemas.microsoft.com/office/word/2010/wordprocessingInk" xmlns:wne="http://schemas.microsoft.com/office/word/2006/wordml" xmlns:wps="http://schemas.microsoft.com/office/word/2010/wordprocessingShape" mc:Ignorable="w14 w15 w16se w16cid w16 w16cex w16sdtdh w16sdtfl w16du wp14">
+  <w:p>
+    <w:pPr>
+      <w:pStyle w:val="Header"/>
+      <w:rPr>
+        <w:lang w:val="en-ZA"/>
+      </w:rPr>
+    </w:pPr>
+  </w:p>
+</w:hdr>
+</file>
+
+<file path=word/header2.xml><?xml version="1.0" encoding="utf-8"?>
+<w:hdr xmlns:wpc="http://schemas.microsoft.com/office/word/2010/wordprocessingCanvas" xmlns:cx="http://schemas.microsoft.com/office/drawing/2014/chartex" xmlns:cx1="http://schemas.microsoft.com/office/drawing/2015/9/8/chartex" xmlns:cx2="http://schemas.microsoft.com/office/drawing/2015/10/21/chartex" xmlns:cx3="http://schemas.microsoft.com/office/drawing/2016/5/9/chartex" xmlns:cx4="http://schemas.microsoft.com/office/drawing/2016/5/10/chartex" xmlns:cx5="http://schemas.microsoft.com/office/drawing/2016/5/11/chartex" xmlns:cx6="http://schemas.microsoft.com/office/drawing/2016/5/12/chartex" xmlns:cx7="http://schemas.microsoft.com/office/drawing/2016/5/13/chartex" xmlns:cx8="http://schemas.microsoft.com/office/drawing/2016/5/14/chartex" xmlns:mc="http://schemas.openxmlformats.org/markup-compatibility/2006" xmlns:aink="http://schemas.microsoft.com/office/drawing/2016/ink" xmlns:am3d="http://schemas.microsoft.com/office/drawing/2017/model3d" xmlns:o="urn:schemas-microsoft-com:office:office" xmlns:oel="http://schemas.microsoft.com/office/2019/extlst" xmlns:r="http://schemas.openxmlformats.org/officeDocument/2006/relationships" xmlns:m="http://schemas.openxmlformats.org/officeDocument/2006/math" xmlns:v="urn:schemas-microsoft-com:vml" xmlns:wp14="http://schemas.microsoft.com/office/word/2010/wordprocessingDrawing" xmlns:wp="http://schemas.openxmlformats.org/drawingml/2006/wordprocessingDrawing" xmlns:w10="urn:schemas-microsoft-com:office:word" xmlns:w="http://schemas.openxmlformats.org/wordprocessingml/2006/main" xmlns:w14="http://schemas.microsoft.com/office/word/2010/wordml" xmlns:w15="http://schemas.microsoft.com/office/word/2012/wordml" xmlns:w16cex="http://schemas.microsoft.com/office/word/2018/wordml/cex" xmlns:w16cid="http://schemas.microsoft.com/office/word/2016/wordml/cid" xmlns:w16="http://schemas.microsoft.com/office/word/2018/wordml" xmlns:w16du="http://schemas.microsoft.com/office/word/2023/wordml/word16du" xmlns:w16sdtdh="http://schemas.microsoft.com/office/word/2020/wordml/sdtdatahash" xmlns:w16sdtfl="http://schemas.microsoft.com/office/word/2024/wordml/sdtformatlock" xmlns:w16se="http://schemas.microsoft.com/office/word/2015/wordml/symex" xmlns:wpg="http://schemas.microsoft.com/office/word/2010/wordprocessingGroup" xmlns:wpi="http://schemas.microsoft.com/office/word/2010/wordprocessingInk" xmlns:wne="http://schemas.microsoft.com/office/word/2006/wordml" xmlns:wps="http://schemas.microsoft.com/office/word/2010/wordprocessingShape" mc:Ignorable="w14 w15 w16se w16cid w16 w16cex w16sdtdh w16sdtfl w16du wp14">
+  <w:p>
+    <w:pPr>
+      <w:pStyle w:val="Header"/>
+    </w:pPr>
+  </w:p>
+</w:hdr>
+</file>
+
 <file path=word/numbering.xml><?xml version="1.0" encoding="utf-8"?>
 <w:numbering xmlns:wpc="http://schemas.microsoft.com/office/word/2010/wordprocessingCanvas" xmlns:cx="http://schemas.microsoft.com/office/drawing/2014/chartex" xmlns:cx1="http://schemas.microsoft.com/office/drawing/2015/9/8/chartex" xmlns:cx2="http://schemas.microsoft.com/office/drawing/2015/10/21/chartex" xmlns:cx3="http://schemas.microsoft.com/office/drawing/2016/5/9/chartex" xmlns:cx4="http://schemas.microsoft.com/office/drawing/2016/5/10/chartex" xmlns:cx5="http://schemas.microsoft.com/office/drawing/2016/5/11/chartex" xmlns:cx6="http://schemas.microsoft.com/office/drawing/2016/5/12/chartex" xmlns:cx7="http://schemas.microsoft.com/office/drawing/2016/5/13/chartex" xmlns:cx8="http://schemas.microsoft.com/office/drawing/2016/5/14/chartex" xmlns:mc="http://schemas.openxmlformats.org/markup-compatibility/2006" xmlns:aink="http://schemas.microsoft.com/office/drawing/2016/ink" xmlns:am3d="http://schemas.microsoft.com/office/drawing/2017/model3d" xmlns:o="urn:schemas-microsoft-com:office:office" xmlns:oel="http://schemas.microsoft.com/office/2019/extlst" xmlns:r="http://schemas.openxmlformats.org/officeDocument/2006/relationships" xmlns:m="http://schemas.openxmlformats.org/officeDocument/2006/math" xmlns:v="urn:schemas-microsoft-com:vml" xmlns:wp14="http://schemas.microsoft.com/office/word/2010/wordprocessingDrawing" xmlns:wp="http://schemas.openxmlformats.org/drawingml/2006/wordprocessingDrawing" xmlns:w10="urn:schemas-microsoft-com:office:word" xmlns:w="http://schemas.openxmlformats.org/wordprocessingml/2006/main" xmlns:w14="http://schemas.microsoft.com/office/word/2010/wordml" xmlns:w15="http://schemas.microsoft.com/office/word/2012/wordml" xmlns:w16cex="http://schemas.microsoft.com/office/word/2018/wordml/cex" xmlns:w16cid="http://schemas.microsoft.com/office/word/2016/wordml/cid" xmlns:w16="http://schemas.microsoft.com/office/word/2018/wordml" xmlns:w16du="http://schemas.microsoft.com/office/word/2023/wordml/word16du" xmlns:w16sdtdh="http://schemas.microsoft.com/office/word/2020/wordml/sdtdatahash" xmlns:w16sdtfl="http://schemas.microsoft.com/office/word/2024/wordml/sdtformatlock" xmlns:w16se="http://schemas.microsoft.com/office/word/2015/wordml/symex" xmlns:wpg="http://schemas.microsoft.com/office/word/2010/wordprocessingGroup" xmlns:wpi="http://schemas.microsoft.com/office/word/2010/wordprocessingInk" xmlns:wne="http://schemas.microsoft.com/office/word/2006/wordml" xmlns:wps="http://schemas.microsoft.com/office/word/2010/wordprocessingShape" mc:Ignorable="w14 w15 w16se w16cid w16 w16cex w16sdtdh w16sdtfl w16du wp14">
   <w:abstractNum w:abstractNumId="0" w15:restartNumberingAfterBreak="0">
@@ -2646,6 +4322,119 @@
     </w:lvl>
   </w:abstractNum>
   <w:abstractNum w:abstractNumId="3" w15:restartNumberingAfterBreak="0">
+    <w:nsid w:val="09AD6D70"/>
+    <w:multiLevelType w:val="hybridMultilevel"/>
+    <w:tmpl w:val="4AE4A214"/>
+    <w:lvl w:ilvl="0" w:tplc="1C090001">
+      <w:start w:val="1"/>
+      <w:numFmt w:val="bullet"/>
+      <w:lvlText w:val=""/>
+      <w:lvlJc w:val="left"/>
+      <w:pPr>
+        <w:ind w:left="720" w:hanging="360"/>
+      </w:pPr>
+      <w:rPr>
+        <w:rFonts w:ascii="Symbol" w:hAnsi="Symbol" w:hint="default"/>
+      </w:rPr>
+    </w:lvl>
+    <w:lvl w:ilvl="1" w:tplc="1C090003" w:tentative="1">
+      <w:start w:val="1"/>
+      <w:numFmt w:val="bullet"/>
+      <w:lvlText w:val="o"/>
+      <w:lvlJc w:val="left"/>
+      <w:pPr>
+        <w:ind w:left="1440" w:hanging="360"/>
+      </w:pPr>
+      <w:rPr>
+        <w:rFonts w:ascii="Courier New" w:hAnsi="Courier New" w:cs="Courier New" w:hint="default"/>
+      </w:rPr>
+    </w:lvl>
+    <w:lvl w:ilvl="2" w:tplc="1C090005" w:tentative="1">
+      <w:start w:val="1"/>
+      <w:numFmt w:val="bullet"/>
+      <w:lvlText w:val=""/>
+      <w:lvlJc w:val="left"/>
+      <w:pPr>
+        <w:ind w:left="2160" w:hanging="360"/>
+      </w:pPr>
+      <w:rPr>
+        <w:rFonts w:ascii="Wingdings" w:hAnsi="Wingdings" w:hint="default"/>
+      </w:rPr>
+    </w:lvl>
+    <w:lvl w:ilvl="3" w:tplc="1C090001" w:tentative="1">
+      <w:start w:val="1"/>
+      <w:numFmt w:val="bullet"/>
+      <w:lvlText w:val=""/>
+      <w:lvlJc w:val="left"/>
+      <w:pPr>
+        <w:ind w:left="2880" w:hanging="360"/>
+      </w:pPr>
+      <w:rPr>
+        <w:rFonts w:ascii="Symbol" w:hAnsi="Symbol" w:hint="default"/>
+      </w:rPr>
+    </w:lvl>
+    <w:lvl w:ilvl="4" w:tplc="1C090003" w:tentative="1">
+      <w:start w:val="1"/>
+      <w:numFmt w:val="bullet"/>
+      <w:lvlText w:val="o"/>
+      <w:lvlJc w:val="left"/>
+      <w:pPr>
+        <w:ind w:left="3600" w:hanging="360"/>
+      </w:pPr>
+      <w:rPr>
+        <w:rFonts w:ascii="Courier New" w:hAnsi="Courier New" w:cs="Courier New" w:hint="default"/>
+      </w:rPr>
+    </w:lvl>
+    <w:lvl w:ilvl="5" w:tplc="1C090005" w:tentative="1">
+      <w:start w:val="1"/>
+      <w:numFmt w:val="bullet"/>
+      <w:lvlText w:val=""/>
+      <w:lvlJc w:val="left"/>
+      <w:pPr>
+        <w:ind w:left="4320" w:hanging="360"/>
+      </w:pPr>
+      <w:rPr>
+        <w:rFonts w:ascii="Wingdings" w:hAnsi="Wingdings" w:hint="default"/>
+      </w:rPr>
+    </w:lvl>
+    <w:lvl w:ilvl="6" w:tplc="1C090001" w:tentative="1">
+      <w:start w:val="1"/>
+      <w:numFmt w:val="bullet"/>
+      <w:lvlText w:val=""/>
+      <w:lvlJc w:val="left"/>
+      <w:pPr>
+        <w:ind w:left="5040" w:hanging="360"/>
+      </w:pPr>
+      <w:rPr>
+        <w:rFonts w:ascii="Symbol" w:hAnsi="Symbol" w:hint="default"/>
+      </w:rPr>
+    </w:lvl>
+    <w:lvl w:ilvl="7" w:tplc="1C090003" w:tentative="1">
+      <w:start w:val="1"/>
+      <w:numFmt w:val="bullet"/>
+      <w:lvlText w:val="o"/>
+      <w:lvlJc w:val="left"/>
+      <w:pPr>
+        <w:ind w:left="5760" w:hanging="360"/>
+      </w:pPr>
+      <w:rPr>
+        <w:rFonts w:ascii="Courier New" w:hAnsi="Courier New" w:cs="Courier New" w:hint="default"/>
+      </w:rPr>
+    </w:lvl>
+    <w:lvl w:ilvl="8" w:tplc="1C090005" w:tentative="1">
+      <w:start w:val="1"/>
+      <w:numFmt w:val="bullet"/>
+      <w:lvlText w:val=""/>
+      <w:lvlJc w:val="left"/>
+      <w:pPr>
+        <w:ind w:left="6480" w:hanging="360"/>
+      </w:pPr>
+      <w:rPr>
+        <w:rFonts w:ascii="Wingdings" w:hAnsi="Wingdings" w:hint="default"/>
+      </w:rPr>
+    </w:lvl>
+  </w:abstractNum>
+  <w:abstractNum w:abstractNumId="4" w15:restartNumberingAfterBreak="0">
     <w:nsid w:val="0A0B6FC0"/>
     <w:multiLevelType w:val="hybridMultilevel"/>
     <w:tmpl w:val="DBF86CA2"/>
@@ -2731,7 +4520,7 @@
       </w:pPr>
     </w:lvl>
   </w:abstractNum>
-  <w:abstractNum w:abstractNumId="4" w15:restartNumberingAfterBreak="0">
+  <w:abstractNum w:abstractNumId="5" w15:restartNumberingAfterBreak="0">
     <w:nsid w:val="1673695B"/>
     <w:multiLevelType w:val="hybridMultilevel"/>
     <w:tmpl w:val="E78A3430"/>
@@ -2817,7 +4606,7 @@
       </w:pPr>
     </w:lvl>
   </w:abstractNum>
-  <w:abstractNum w:abstractNumId="5" w15:restartNumberingAfterBreak="0">
+  <w:abstractNum w:abstractNumId="6" w15:restartNumberingAfterBreak="0">
     <w:nsid w:val="1B251680"/>
     <w:multiLevelType w:val="multilevel"/>
     <w:tmpl w:val="3DA67334"/>
@@ -2930,7 +4719,7 @@
       </w:rPr>
     </w:lvl>
   </w:abstractNum>
-  <w:abstractNum w:abstractNumId="6" w15:restartNumberingAfterBreak="0">
+  <w:abstractNum w:abstractNumId="7" w15:restartNumberingAfterBreak="0">
     <w:nsid w:val="1C19292C"/>
     <w:multiLevelType w:val="hybridMultilevel"/>
     <w:tmpl w:val="7B8888A8"/>
@@ -3016,7 +4805,7 @@
       </w:pPr>
     </w:lvl>
   </w:abstractNum>
-  <w:abstractNum w:abstractNumId="7" w15:restartNumberingAfterBreak="0">
+  <w:abstractNum w:abstractNumId="8" w15:restartNumberingAfterBreak="0">
     <w:nsid w:val="1C3011F9"/>
     <w:multiLevelType w:val="hybridMultilevel"/>
     <w:tmpl w:val="67F0E3C2"/>
@@ -3102,7 +4891,7 @@
       </w:pPr>
     </w:lvl>
   </w:abstractNum>
-  <w:abstractNum w:abstractNumId="8" w15:restartNumberingAfterBreak="0">
+  <w:abstractNum w:abstractNumId="9" w15:restartNumberingAfterBreak="0">
     <w:nsid w:val="22A43600"/>
     <w:multiLevelType w:val="hybridMultilevel"/>
     <w:tmpl w:val="A7C81A8E"/>
@@ -3188,7 +4977,7 @@
       </w:pPr>
     </w:lvl>
   </w:abstractNum>
-  <w:abstractNum w:abstractNumId="9" w15:restartNumberingAfterBreak="0">
+  <w:abstractNum w:abstractNumId="10" w15:restartNumberingAfterBreak="0">
     <w:nsid w:val="236E6936"/>
     <w:multiLevelType w:val="hybridMultilevel"/>
     <w:tmpl w:val="2544E968"/>
@@ -3274,7 +5063,7 @@
       </w:pPr>
     </w:lvl>
   </w:abstractNum>
-  <w:abstractNum w:abstractNumId="10" w15:restartNumberingAfterBreak="0">
+  <w:abstractNum w:abstractNumId="11" w15:restartNumberingAfterBreak="0">
     <w:nsid w:val="23A7638E"/>
     <w:multiLevelType w:val="hybridMultilevel"/>
     <w:tmpl w:val="DBF86CA2"/>
@@ -3360,7 +5149,7 @@
       </w:pPr>
     </w:lvl>
   </w:abstractNum>
-  <w:abstractNum w:abstractNumId="11" w15:restartNumberingAfterBreak="0">
+  <w:abstractNum w:abstractNumId="12" w15:restartNumberingAfterBreak="0">
     <w:nsid w:val="250D2637"/>
     <w:multiLevelType w:val="multilevel"/>
     <w:tmpl w:val="3DA67334"/>
@@ -3473,7 +5262,7 @@
       </w:rPr>
     </w:lvl>
   </w:abstractNum>
-  <w:abstractNum w:abstractNumId="12" w15:restartNumberingAfterBreak="0">
+  <w:abstractNum w:abstractNumId="13" w15:restartNumberingAfterBreak="0">
     <w:nsid w:val="27BE5357"/>
     <w:multiLevelType w:val="hybridMultilevel"/>
     <w:tmpl w:val="D742B84E"/>
@@ -3559,7 +5348,7 @@
       </w:pPr>
     </w:lvl>
   </w:abstractNum>
-  <w:abstractNum w:abstractNumId="13" w15:restartNumberingAfterBreak="0">
+  <w:abstractNum w:abstractNumId="14" w15:restartNumberingAfterBreak="0">
     <w:nsid w:val="2AAC448A"/>
     <w:multiLevelType w:val="hybridMultilevel"/>
     <w:tmpl w:val="498E2126"/>
@@ -3645,7 +5434,7 @@
       </w:pPr>
     </w:lvl>
   </w:abstractNum>
-  <w:abstractNum w:abstractNumId="14" w15:restartNumberingAfterBreak="0">
+  <w:abstractNum w:abstractNumId="15" w15:restartNumberingAfterBreak="0">
     <w:nsid w:val="2BD554B9"/>
     <w:multiLevelType w:val="hybridMultilevel"/>
     <w:tmpl w:val="EF9E086E"/>
@@ -3731,7 +5520,7 @@
       </w:pPr>
     </w:lvl>
   </w:abstractNum>
-  <w:abstractNum w:abstractNumId="15" w15:restartNumberingAfterBreak="0">
+  <w:abstractNum w:abstractNumId="16" w15:restartNumberingAfterBreak="0">
     <w:nsid w:val="344C150D"/>
     <w:multiLevelType w:val="hybridMultilevel"/>
     <w:tmpl w:val="89B2E39A"/>
@@ -3844,7 +5633,7 @@
       </w:rPr>
     </w:lvl>
   </w:abstractNum>
-  <w:abstractNum w:abstractNumId="16" w15:restartNumberingAfterBreak="0">
+  <w:abstractNum w:abstractNumId="17" w15:restartNumberingAfterBreak="0">
     <w:nsid w:val="38C05D67"/>
     <w:multiLevelType w:val="hybridMultilevel"/>
     <w:tmpl w:val="E64453B4"/>
@@ -3930,7 +5719,7 @@
       </w:pPr>
     </w:lvl>
   </w:abstractNum>
-  <w:abstractNum w:abstractNumId="17" w15:restartNumberingAfterBreak="0">
+  <w:abstractNum w:abstractNumId="18" w15:restartNumberingAfterBreak="0">
     <w:nsid w:val="3B15529C"/>
     <w:multiLevelType w:val="hybridMultilevel"/>
     <w:tmpl w:val="E78A3430"/>
@@ -4016,7 +5805,7 @@
       </w:pPr>
     </w:lvl>
   </w:abstractNum>
-  <w:abstractNum w:abstractNumId="18" w15:restartNumberingAfterBreak="0">
+  <w:abstractNum w:abstractNumId="19" w15:restartNumberingAfterBreak="0">
     <w:nsid w:val="3C332BD1"/>
     <w:multiLevelType w:val="multilevel"/>
     <w:tmpl w:val="1C09001F"/>
@@ -4102,7 +5891,7 @@
       </w:pPr>
     </w:lvl>
   </w:abstractNum>
-  <w:abstractNum w:abstractNumId="19" w15:restartNumberingAfterBreak="0">
+  <w:abstractNum w:abstractNumId="20" w15:restartNumberingAfterBreak="0">
     <w:nsid w:val="3D5A69CC"/>
     <w:multiLevelType w:val="hybridMultilevel"/>
     <w:tmpl w:val="29A29BCE"/>
@@ -4188,7 +5977,7 @@
       </w:pPr>
     </w:lvl>
   </w:abstractNum>
-  <w:abstractNum w:abstractNumId="20" w15:restartNumberingAfterBreak="0">
+  <w:abstractNum w:abstractNumId="21" w15:restartNumberingAfterBreak="0">
     <w:nsid w:val="3D691AE2"/>
     <w:multiLevelType w:val="multilevel"/>
     <w:tmpl w:val="3DA67334"/>
@@ -4301,7 +6090,7 @@
       </w:rPr>
     </w:lvl>
   </w:abstractNum>
-  <w:abstractNum w:abstractNumId="21" w15:restartNumberingAfterBreak="0">
+  <w:abstractNum w:abstractNumId="22" w15:restartNumberingAfterBreak="0">
     <w:nsid w:val="3E550233"/>
     <w:multiLevelType w:val="hybridMultilevel"/>
     <w:tmpl w:val="0F022560"/>
@@ -4387,7 +6176,7 @@
       </w:pPr>
     </w:lvl>
   </w:abstractNum>
-  <w:abstractNum w:abstractNumId="22" w15:restartNumberingAfterBreak="0">
+  <w:abstractNum w:abstractNumId="23" w15:restartNumberingAfterBreak="0">
     <w:nsid w:val="3FF60F04"/>
     <w:multiLevelType w:val="hybridMultilevel"/>
     <w:tmpl w:val="BF50DFDC"/>
@@ -4500,7 +6289,7 @@
       </w:rPr>
     </w:lvl>
   </w:abstractNum>
-  <w:abstractNum w:abstractNumId="23" w15:restartNumberingAfterBreak="0">
+  <w:abstractNum w:abstractNumId="24" w15:restartNumberingAfterBreak="0">
     <w:nsid w:val="561F2B92"/>
     <w:multiLevelType w:val="hybridMultilevel"/>
     <w:tmpl w:val="DBF86CA2"/>
@@ -4586,7 +6375,7 @@
       </w:pPr>
     </w:lvl>
   </w:abstractNum>
-  <w:abstractNum w:abstractNumId="24" w15:restartNumberingAfterBreak="0">
+  <w:abstractNum w:abstractNumId="25" w15:restartNumberingAfterBreak="0">
     <w:nsid w:val="563F756E"/>
     <w:multiLevelType w:val="multilevel"/>
     <w:tmpl w:val="3DA67334"/>
@@ -4699,7 +6488,7 @@
       </w:rPr>
     </w:lvl>
   </w:abstractNum>
-  <w:abstractNum w:abstractNumId="25" w15:restartNumberingAfterBreak="0">
+  <w:abstractNum w:abstractNumId="26" w15:restartNumberingAfterBreak="0">
     <w:nsid w:val="5708066F"/>
     <w:multiLevelType w:val="hybridMultilevel"/>
     <w:tmpl w:val="9072D53A"/>
@@ -4788,7 +6577,7 @@
       </w:pPr>
     </w:lvl>
   </w:abstractNum>
-  <w:abstractNum w:abstractNumId="26" w15:restartNumberingAfterBreak="0">
+  <w:abstractNum w:abstractNumId="27" w15:restartNumberingAfterBreak="0">
     <w:nsid w:val="57080D91"/>
     <w:multiLevelType w:val="hybridMultilevel"/>
     <w:tmpl w:val="31EE03CC"/>
@@ -4874,7 +6663,7 @@
       </w:pPr>
     </w:lvl>
   </w:abstractNum>
-  <w:abstractNum w:abstractNumId="27" w15:restartNumberingAfterBreak="0">
+  <w:abstractNum w:abstractNumId="28" w15:restartNumberingAfterBreak="0">
     <w:nsid w:val="5D0F47EA"/>
     <w:multiLevelType w:val="hybridMultilevel"/>
     <w:tmpl w:val="27122EBE"/>
@@ -4960,7 +6749,7 @@
       </w:pPr>
     </w:lvl>
   </w:abstractNum>
-  <w:abstractNum w:abstractNumId="28" w15:restartNumberingAfterBreak="0">
+  <w:abstractNum w:abstractNumId="29" w15:restartNumberingAfterBreak="0">
     <w:nsid w:val="6BED243A"/>
     <w:multiLevelType w:val="hybridMultilevel"/>
     <w:tmpl w:val="229645E8"/>
@@ -5046,7 +6835,7 @@
       </w:pPr>
     </w:lvl>
   </w:abstractNum>
-  <w:abstractNum w:abstractNumId="29" w15:restartNumberingAfterBreak="0">
+  <w:abstractNum w:abstractNumId="30" w15:restartNumberingAfterBreak="0">
     <w:nsid w:val="6CCB796B"/>
     <w:multiLevelType w:val="hybridMultilevel"/>
     <w:tmpl w:val="C3A06670"/>
@@ -5132,7 +6921,7 @@
       </w:pPr>
     </w:lvl>
   </w:abstractNum>
-  <w:abstractNum w:abstractNumId="30" w15:restartNumberingAfterBreak="0">
+  <w:abstractNum w:abstractNumId="31" w15:restartNumberingAfterBreak="0">
     <w:nsid w:val="71C90D56"/>
     <w:multiLevelType w:val="hybridMultilevel"/>
     <w:tmpl w:val="9EC80408"/>
@@ -5245,7 +7034,7 @@
       </w:rPr>
     </w:lvl>
   </w:abstractNum>
-  <w:abstractNum w:abstractNumId="31" w15:restartNumberingAfterBreak="0">
+  <w:abstractNum w:abstractNumId="32" w15:restartNumberingAfterBreak="0">
     <w:nsid w:val="71E11441"/>
     <w:multiLevelType w:val="hybridMultilevel"/>
     <w:tmpl w:val="55F64AD8"/>
@@ -5331,7 +7120,7 @@
       </w:pPr>
     </w:lvl>
   </w:abstractNum>
-  <w:abstractNum w:abstractNumId="32" w15:restartNumberingAfterBreak="0">
+  <w:abstractNum w:abstractNumId="33" w15:restartNumberingAfterBreak="0">
     <w:nsid w:val="74B05C1E"/>
     <w:multiLevelType w:val="hybridMultilevel"/>
     <w:tmpl w:val="70AC0C22"/>
@@ -5444,7 +7233,7 @@
       </w:rPr>
     </w:lvl>
   </w:abstractNum>
-  <w:abstractNum w:abstractNumId="33" w15:restartNumberingAfterBreak="0">
+  <w:abstractNum w:abstractNumId="34" w15:restartNumberingAfterBreak="0">
     <w:nsid w:val="7C300F4C"/>
     <w:multiLevelType w:val="hybridMultilevel"/>
     <w:tmpl w:val="E78A3430"/>
@@ -5530,7 +7319,7 @@
       </w:pPr>
     </w:lvl>
   </w:abstractNum>
-  <w:abstractNum w:abstractNumId="34" w15:restartNumberingAfterBreak="0">
+  <w:abstractNum w:abstractNumId="35" w15:restartNumberingAfterBreak="0">
     <w:nsid w:val="7CD30BE9"/>
     <w:multiLevelType w:val="multilevel"/>
     <w:tmpl w:val="3DA67334"/>
@@ -5644,109 +7433,112 @@
     </w:lvl>
   </w:abstractNum>
   <w:num w:numId="1" w16cid:durableId="1572232845">
+    <w:abstractNumId w:val="10"/>
+  </w:num>
+  <w:num w:numId="2" w16cid:durableId="260840514">
+    <w:abstractNumId w:val="18"/>
+  </w:num>
+  <w:num w:numId="3" w16cid:durableId="278685771">
+    <w:abstractNumId w:val="28"/>
+  </w:num>
+  <w:num w:numId="4" w16cid:durableId="262304396">
+    <w:abstractNumId w:val="14"/>
+  </w:num>
+  <w:num w:numId="5" w16cid:durableId="456223448">
+    <w:abstractNumId w:val="13"/>
+  </w:num>
+  <w:num w:numId="6" w16cid:durableId="1695380969">
+    <w:abstractNumId w:val="15"/>
+  </w:num>
+  <w:num w:numId="7" w16cid:durableId="2041663244">
+    <w:abstractNumId w:val="20"/>
+  </w:num>
+  <w:num w:numId="8" w16cid:durableId="339282339">
+    <w:abstractNumId w:val="32"/>
+  </w:num>
+  <w:num w:numId="9" w16cid:durableId="1612122887">
+    <w:abstractNumId w:val="26"/>
+  </w:num>
+  <w:num w:numId="10" w16cid:durableId="1883788689">
+    <w:abstractNumId w:val="31"/>
+  </w:num>
+  <w:num w:numId="11" w16cid:durableId="1144927608">
+    <w:abstractNumId w:val="29"/>
+  </w:num>
+  <w:num w:numId="12" w16cid:durableId="641428764">
+    <w:abstractNumId w:val="8"/>
+  </w:num>
+  <w:num w:numId="13" w16cid:durableId="1815678139">
+    <w:abstractNumId w:val="7"/>
+  </w:num>
+  <w:num w:numId="14" w16cid:durableId="1727607298">
     <w:abstractNumId w:val="9"/>
   </w:num>
-  <w:num w:numId="2" w16cid:durableId="260840514">
+  <w:num w:numId="15" w16cid:durableId="1537934351">
+    <w:abstractNumId w:val="27"/>
+  </w:num>
+  <w:num w:numId="16" w16cid:durableId="2020303686">
     <w:abstractNumId w:val="17"/>
   </w:num>
-  <w:num w:numId="3" w16cid:durableId="278685771">
-    <w:abstractNumId w:val="27"/>
-  </w:num>
-  <w:num w:numId="4" w16cid:durableId="262304396">
-    <w:abstractNumId w:val="13"/>
-  </w:num>
-  <w:num w:numId="5" w16cid:durableId="456223448">
-    <w:abstractNumId w:val="12"/>
-  </w:num>
-  <w:num w:numId="6" w16cid:durableId="1695380969">
-    <w:abstractNumId w:val="14"/>
-  </w:num>
-  <w:num w:numId="7" w16cid:durableId="2041663244">
-    <w:abstractNumId w:val="19"/>
-  </w:num>
-  <w:num w:numId="8" w16cid:durableId="339282339">
-    <w:abstractNumId w:val="31"/>
-  </w:num>
-  <w:num w:numId="9" w16cid:durableId="1612122887">
-    <w:abstractNumId w:val="25"/>
-  </w:num>
-  <w:num w:numId="10" w16cid:durableId="1883788689">
-    <w:abstractNumId w:val="30"/>
-  </w:num>
-  <w:num w:numId="11" w16cid:durableId="1144927608">
-    <w:abstractNumId w:val="28"/>
-  </w:num>
-  <w:num w:numId="12" w16cid:durableId="641428764">
-    <w:abstractNumId w:val="7"/>
-  </w:num>
-  <w:num w:numId="13" w16cid:durableId="1815678139">
-    <w:abstractNumId w:val="6"/>
-  </w:num>
-  <w:num w:numId="14" w16cid:durableId="1727607298">
-    <w:abstractNumId w:val="8"/>
-  </w:num>
-  <w:num w:numId="15" w16cid:durableId="1537934351">
-    <w:abstractNumId w:val="26"/>
-  </w:num>
-  <w:num w:numId="16" w16cid:durableId="2020303686">
-    <w:abstractNumId w:val="16"/>
-  </w:num>
   <w:num w:numId="17" w16cid:durableId="1127045434">
-    <w:abstractNumId w:val="21"/>
+    <w:abstractNumId w:val="22"/>
   </w:num>
   <w:num w:numId="18" w16cid:durableId="1451129241">
-    <w:abstractNumId w:val="10"/>
+    <w:abstractNumId w:val="11"/>
   </w:num>
   <w:num w:numId="19" w16cid:durableId="757561609">
-    <w:abstractNumId w:val="23"/>
+    <w:abstractNumId w:val="24"/>
   </w:num>
   <w:num w:numId="20" w16cid:durableId="1934900811">
-    <w:abstractNumId w:val="3"/>
+    <w:abstractNumId w:val="4"/>
   </w:num>
   <w:num w:numId="21" w16cid:durableId="950553009">
     <w:abstractNumId w:val="2"/>
   </w:num>
   <w:num w:numId="22" w16cid:durableId="553547826">
-    <w:abstractNumId w:val="29"/>
+    <w:abstractNumId w:val="30"/>
   </w:num>
   <w:num w:numId="23" w16cid:durableId="2111510421">
     <w:abstractNumId w:val="0"/>
   </w:num>
   <w:num w:numId="24" w16cid:durableId="287056098">
-    <w:abstractNumId w:val="33"/>
+    <w:abstractNumId w:val="34"/>
   </w:num>
   <w:num w:numId="25" w16cid:durableId="449594776">
-    <w:abstractNumId w:val="4"/>
+    <w:abstractNumId w:val="5"/>
   </w:num>
   <w:num w:numId="26" w16cid:durableId="190388603">
-    <w:abstractNumId w:val="18"/>
+    <w:abstractNumId w:val="19"/>
   </w:num>
   <w:num w:numId="27" w16cid:durableId="224222431">
-    <w:abstractNumId w:val="5"/>
+    <w:abstractNumId w:val="6"/>
   </w:num>
   <w:num w:numId="28" w16cid:durableId="1158770985">
-    <w:abstractNumId w:val="11"/>
+    <w:abstractNumId w:val="12"/>
   </w:num>
   <w:num w:numId="29" w16cid:durableId="140467374">
-    <w:abstractNumId w:val="34"/>
+    <w:abstractNumId w:val="35"/>
   </w:num>
   <w:num w:numId="30" w16cid:durableId="191843358">
-    <w:abstractNumId w:val="20"/>
+    <w:abstractNumId w:val="21"/>
   </w:num>
   <w:num w:numId="31" w16cid:durableId="1480226956">
-    <w:abstractNumId w:val="24"/>
+    <w:abstractNumId w:val="25"/>
   </w:num>
   <w:num w:numId="32" w16cid:durableId="1719739054">
-    <w:abstractNumId w:val="15"/>
+    <w:abstractNumId w:val="16"/>
   </w:num>
   <w:num w:numId="33" w16cid:durableId="2016808161">
-    <w:abstractNumId w:val="22"/>
+    <w:abstractNumId w:val="23"/>
   </w:num>
   <w:num w:numId="34" w16cid:durableId="1412922212">
-    <w:abstractNumId w:val="32"/>
+    <w:abstractNumId w:val="33"/>
   </w:num>
   <w:num w:numId="35" w16cid:durableId="1433472894">
     <w:abstractNumId w:val="1"/>
+  </w:num>
+  <w:num w:numId="36" w16cid:durableId="487288615">
+    <w:abstractNumId w:val="3"/>
   </w:num>
 </w:numbering>
 </file>
@@ -6315,7 +8107,6 @@
   <w:style w:type="character" w:default="1" w:styleId="DefaultParagraphFont">
     <w:name w:val="Default Paragraph Font"/>
     <w:uiPriority w:val="1"/>
-    <w:semiHidden/>
     <w:unhideWhenUsed/>
   </w:style>
   <w:style w:type="table" w:default="1" w:styleId="TableNormal">

--- a/Fases_Dokumentasie/Fase3_Reponsief+Tabelle+Webvorm.docx
+++ b/Fases_Dokumentasie/Fase3_Reponsief+Tabelle+Webvorm.docx
@@ -109,7 +109,7 @@
         <w:p>
           <w:r>
             <w:pict w14:anchorId="3FFEF07E">
-              <v:shape id="_x0000_s1033" type="#_x0000_t202" style="position:absolute;margin-left:100.25pt;margin-top:466.95pt;width:350.9pt;height:104.85pt;z-index:251660288" stroked="f">
+              <v:shape id="_x0000_s1033" type="#_x0000_t202" style="position:absolute;margin-left:100.25pt;margin-top:481.95pt;width:350.9pt;height:104.85pt;z-index:251660288" stroked="f">
                 <v:textbox style="mso-next-textbox:#_x0000_s1033">
                   <w:txbxContent>
                     <w:sdt>
@@ -1142,17 +1142,83 @@
       <w:pPr>
         <w:pStyle w:val="Heading2"/>
       </w:pPr>
-      <w:bookmarkStart w:id="3" w:name="_Toc226380851"/>
-      <w:r>
+      <w:bookmarkStart w:id="3" w:name="_Toc226443017"/>
+      <w:bookmarkStart w:id="4" w:name="_Toc226457384"/>
+      <w:r>
+        <w:t>Inleiding en doel</w:t>
+      </w:r>
+      <w:bookmarkEnd w:id="3"/>
+      <w:bookmarkEnd w:id="4"/>
+    </w:p>
+    <w:p>
+      <w:pPr>
+        <w:pStyle w:val="ListParagraph"/>
+        <w:numPr>
+          <w:ilvl w:val="0"/>
+          <w:numId w:val="37"/>
+        </w:numPr>
+      </w:pPr>
+      <w:r>
+        <w:t>Ek moet in hierdie fase responsiewe ontwerp implimenteer, tabelle en webvorms insit.</w:t>
+      </w:r>
+    </w:p>
+    <w:p>
+      <w:pPr>
+        <w:pStyle w:val="ListParagraph"/>
+        <w:numPr>
+          <w:ilvl w:val="0"/>
+          <w:numId w:val="37"/>
+        </w:numPr>
+      </w:pPr>
+      <w:r>
+        <w:t>Die responsiewe ontwerp is vir 3 verskillende skerm groottes tablette (tussen 480px en 768px) , mobiel (tussen 360px en 480px) en klein laptops en tablette (tussen 768px en 1024px).</w:t>
+      </w:r>
+    </w:p>
+    <w:p>
+      <w:pPr>
+        <w:pStyle w:val="ListParagraph"/>
+        <w:numPr>
+          <w:ilvl w:val="0"/>
+          <w:numId w:val="37"/>
+        </w:numPr>
+      </w:pPr>
+      <w:r>
+        <w:t>Ek moet 2 webvorms he en minstens 2 tabelle he om in fase 5 vir ‘n databasis te gebruik.</w:t>
+      </w:r>
+    </w:p>
+    <w:p>
+      <w:pPr>
+        <w:pStyle w:val="ListParagraph"/>
+        <w:numPr>
+          <w:ilvl w:val="0"/>
+          <w:numId w:val="37"/>
+        </w:numPr>
+      </w:pPr>
+      <w:r>
+        <w:t>Hierdie is sodat die webblad mooi lyk op nie net rekenaar skerms nie maar ook kleiner skerms.</w:t>
+      </w:r>
+    </w:p>
+    <w:p>
+      <w:r>
+        <w:br w:type="page"/>
+      </w:r>
+    </w:p>
+    <w:p>
+      <w:pPr>
+        <w:pStyle w:val="Heading2"/>
+      </w:pPr>
+      <w:bookmarkStart w:id="5" w:name="_Toc226380851"/>
+      <w:r>
+        <w:lastRenderedPageBreak/>
         <w:t>Skermskote</w:t>
       </w:r>
-      <w:bookmarkEnd w:id="3"/>
+      <w:bookmarkEnd w:id="5"/>
     </w:p>
     <w:p>
       <w:pPr>
         <w:pStyle w:val="Heading3"/>
       </w:pPr>
-      <w:bookmarkStart w:id="4" w:name="_Toc226380852"/>
+      <w:bookmarkStart w:id="6" w:name="_Toc226380852"/>
       <w:r>
         <w:rPr>
           <w:noProof/>
@@ -1225,13 +1291,13 @@
       <w:r>
         <w:t>Rekenaar skermskoot</w:t>
       </w:r>
-      <w:bookmarkEnd w:id="4"/>
+      <w:bookmarkEnd w:id="6"/>
     </w:p>
     <w:p>
       <w:pPr>
         <w:pStyle w:val="Heading3"/>
       </w:pPr>
-      <w:bookmarkStart w:id="5" w:name="_Toc226380853"/>
+      <w:bookmarkStart w:id="7" w:name="_Toc226380853"/>
       <w:r>
         <w:rPr>
           <w:noProof/>
@@ -1388,7 +1454,7 @@
       <w:r>
         <w:t>Mobiele skermskote</w:t>
       </w:r>
-      <w:bookmarkEnd w:id="5"/>
+      <w:bookmarkEnd w:id="7"/>
     </w:p>
     <w:p>
       <w:pPr>
@@ -1406,14 +1472,14 @@
       <w:pPr>
         <w:pStyle w:val="Heading2"/>
       </w:pPr>
-      <w:bookmarkStart w:id="6" w:name="_Toc221612739"/>
-      <w:bookmarkStart w:id="7" w:name="_Toc226380854"/>
+      <w:bookmarkStart w:id="8" w:name="_Toc221612739"/>
+      <w:bookmarkStart w:id="9" w:name="_Toc226380854"/>
       <w:r>
         <w:lastRenderedPageBreak/>
         <w:t>Tabelle</w:t>
       </w:r>
-      <w:bookmarkEnd w:id="6"/>
-      <w:bookmarkEnd w:id="7"/>
+      <w:bookmarkEnd w:id="8"/>
+      <w:bookmarkEnd w:id="9"/>
     </w:p>
     <w:p>
       <w:pPr>
@@ -1459,6 +1525,9 @@
       <w:r>
         <w:t xml:space="preserve"> en prys per eenheid.</w:t>
       </w:r>
+      <w:r>
+        <w:t xml:space="preserve"> Die tabel is dus amper soos ‘n pryslys.</w:t>
+      </w:r>
     </w:p>
     <w:p>
       <w:pPr>
@@ -1487,7 +1556,16 @@
         <w:t>thead</w:t>
       </w:r>
       <w:r>
-        <w:t xml:space="preserve"> (donker groen agtergrond met wit teks) en tbody.</w:t>
+        <w:t xml:space="preserve"> (donker groen agtergrond met wit teks) en </w:t>
+      </w:r>
+      <w:r>
+        <w:rPr>
+          <w:rStyle w:val="Heading5Char"/>
+        </w:rPr>
+        <w:t>tbody</w:t>
+      </w:r>
+      <w:r>
+        <w:t xml:space="preserve"> om die tabel en sy kleure mooi te formateer.</w:t>
       </w:r>
     </w:p>
     <w:p>
@@ -1516,7 +1594,13 @@
         <w:t>price</w:t>
       </w:r>
       <w:r>
-        <w:t xml:space="preserve"> (vetdruk, groen, regs uitgelyn).</w:t>
+        <w:t xml:space="preserve"> (vetdruk, groen, regs uitgelyn)</w:t>
+      </w:r>
+      <w:r>
+        <w:t xml:space="preserve"> sodat die pryse mooi uitstaan</w:t>
+      </w:r>
+      <w:r>
+        <w:t>.</w:t>
       </w:r>
     </w:p>
     <w:p>
@@ -1764,13 +1848,13 @@
       <w:pPr>
         <w:pStyle w:val="Heading2"/>
       </w:pPr>
-      <w:bookmarkStart w:id="8" w:name="_Toc221612740"/>
-      <w:bookmarkStart w:id="9" w:name="_Toc226380855"/>
+      <w:bookmarkStart w:id="10" w:name="_Toc221612740"/>
+      <w:bookmarkStart w:id="11" w:name="_Toc226380855"/>
       <w:r>
         <w:t>Webvorms</w:t>
       </w:r>
-      <w:bookmarkEnd w:id="8"/>
-      <w:bookmarkEnd w:id="9"/>
+      <w:bookmarkEnd w:id="10"/>
+      <w:bookmarkEnd w:id="11"/>
     </w:p>
     <w:p>
       <w:pPr>
@@ -2066,21 +2150,22 @@
       <w:pPr>
         <w:pStyle w:val="Heading2"/>
       </w:pPr>
-      <w:bookmarkStart w:id="10" w:name="_Toc226380856"/>
-      <w:r>
+      <w:bookmarkStart w:id="12" w:name="_Toc226380856"/>
+      <w:r>
+        <w:lastRenderedPageBreak/>
         <w:t>Responsiewe CSS verduideliking</w:t>
       </w:r>
-      <w:bookmarkEnd w:id="10"/>
+      <w:bookmarkEnd w:id="12"/>
     </w:p>
     <w:p>
       <w:pPr>
         <w:pStyle w:val="Heading3"/>
       </w:pPr>
-      <w:bookmarkStart w:id="11" w:name="_Toc226380857"/>
+      <w:bookmarkStart w:id="13" w:name="_Toc226380857"/>
       <w:r>
         <w:t>Mobiele skerm (480 tot 360)</w:t>
       </w:r>
-      <w:bookmarkEnd w:id="11"/>
+      <w:bookmarkEnd w:id="13"/>
     </w:p>
     <w:p>
       <w:pPr>
@@ -2147,7 +2232,6 @@
         </w:numPr>
       </w:pPr>
       <w:r>
-        <w:lastRenderedPageBreak/>
         <w:t>(.nav)</w:t>
       </w:r>
     </w:p>
@@ -2240,10 +2324,7 @@
         <w:t>logo-teks h1</w:t>
       </w:r>
       <w:r>
-        <w:t xml:space="preserve"> ,</w:t>
-      </w:r>
-      <w:r>
-        <w:t xml:space="preserve"> </w:t>
+        <w:t xml:space="preserve"> , </w:t>
       </w:r>
       <w:r>
         <w:rPr>
@@ -2485,25 +2566,7 @@
         </w:numPr>
       </w:pPr>
       <w:r>
-        <w:t xml:space="preserve">Die </w:t>
-      </w:r>
-      <w:r>
-        <w:t>bemarking</w:t>
-      </w:r>
-      <w:r>
-        <w:t xml:space="preserve"> video op die Oor</w:t>
-      </w:r>
-      <w:r>
-        <w:t>_o</w:t>
-      </w:r>
-      <w:r>
-        <w:t>ns</w:t>
-      </w:r>
-      <w:r>
-        <w:t xml:space="preserve"> </w:t>
-      </w:r>
-      <w:r>
-        <w:t xml:space="preserve">blad (#marketingVideo) en alle keyframe-animasies (soos die pulse-effek op </w:t>
+        <w:t xml:space="preserve">Die bemarking video op die Oor_ons blad (#marketingVideo) en alle keyframe-animasies (soos die pulse-effek op </w:t>
       </w:r>
       <w:r>
         <w:rPr>
@@ -2613,31 +2676,13 @@
         </w:numPr>
       </w:pPr>
       <w:r>
-        <w:t>Die video</w:t>
-      </w:r>
-      <w:r>
-        <w:t xml:space="preserve"> </w:t>
-      </w:r>
-      <w:r>
-        <w:t>end logo</w:t>
-      </w:r>
-      <w:r>
-        <w:t xml:space="preserve"> </w:t>
-      </w:r>
-      <w:r>
-        <w:t>blok (</w:t>
+        <w:t>Die video end logo blok (</w:t>
       </w:r>
       <w:r>
         <w:rPr>
           <w:rStyle w:val="Heading5Char"/>
         </w:rPr>
-        <w:t>#videoEndLogo</w:t>
-      </w:r>
-      <w:r>
-        <w:rPr>
-          <w:rStyle w:val="Heading5Char"/>
-        </w:rPr>
-        <w:t xml:space="preserve"> </w:t>
+        <w:t xml:space="preserve">#videoEndLogo </w:t>
       </w:r>
       <w:r>
         <w:rPr>
@@ -2666,13 +2711,7 @@
         </w:numPr>
       </w:pPr>
       <w:r>
-        <w:t xml:space="preserve">Dit </w:t>
-      </w:r>
-      <w:r>
-        <w:t>voorkom</w:t>
-      </w:r>
-      <w:r>
-        <w:t xml:space="preserve"> dat animasies of video’s die gebruiker se aandag aftrek.</w:t>
+        <w:t>Dit voorkom dat animasies of video’s die gebruiker se aandag aftrek.</w:t>
       </w:r>
     </w:p>
     <w:p>
@@ -2712,10 +2751,7 @@
         <w:t>footer-container</w:t>
       </w:r>
       <w:r>
-        <w:t>)</w:t>
-      </w:r>
-      <w:r>
-        <w:t xml:space="preserve"> word vertikaal gestapel </w:t>
+        <w:t xml:space="preserve">) word vertikaal gestapel </w:t>
       </w:r>
       <w:r>
         <w:t>(</w:t>
@@ -2746,11 +2782,11 @@
       <w:pPr>
         <w:pStyle w:val="Heading3"/>
       </w:pPr>
-      <w:bookmarkStart w:id="12" w:name="_Toc226380858"/>
+      <w:bookmarkStart w:id="14" w:name="_Toc226380858"/>
       <w:r>
         <w:t>Tablet skerm (480 tot 768)</w:t>
       </w:r>
-      <w:bookmarkEnd w:id="12"/>
+      <w:bookmarkEnd w:id="14"/>
     </w:p>
     <w:p>
       <w:pPr>
@@ -3015,6 +3051,7 @@
         <w:pStyle w:val="Heading4"/>
       </w:pPr>
       <w:r>
+        <w:lastRenderedPageBreak/>
         <w:t>Hero</w:t>
       </w:r>
     </w:p>
@@ -3067,7 +3104,6 @@
         <w:pStyle w:val="Heading4"/>
       </w:pPr>
       <w:r>
-        <w:lastRenderedPageBreak/>
         <w:t>Tabel</w:t>
       </w:r>
     </w:p>
@@ -3546,11 +3582,11 @@
       <w:pPr>
         <w:pStyle w:val="Heading3"/>
       </w:pPr>
-      <w:bookmarkStart w:id="13" w:name="_Toc226380859"/>
+      <w:bookmarkStart w:id="15" w:name="_Toc226380859"/>
       <w:r>
         <w:t>Klein skootrekenaar en tablet</w:t>
       </w:r>
-      <w:bookmarkEnd w:id="13"/>
+      <w:bookmarkEnd w:id="15"/>
     </w:p>
     <w:p>
       <w:pPr>
@@ -3807,6 +3843,7 @@
         <w:pStyle w:val="Heading4"/>
       </w:pPr>
       <w:r>
+        <w:lastRenderedPageBreak/>
         <w:t>Hero</w:t>
       </w:r>
     </w:p>
@@ -7121,6 +7158,119 @@
     </w:lvl>
   </w:abstractNum>
   <w:abstractNum w:abstractNumId="33" w15:restartNumberingAfterBreak="0">
+    <w:nsid w:val="72697DA9"/>
+    <w:multiLevelType w:val="hybridMultilevel"/>
+    <w:tmpl w:val="005C1A4A"/>
+    <w:lvl w:ilvl="0" w:tplc="1C090001">
+      <w:start w:val="1"/>
+      <w:numFmt w:val="bullet"/>
+      <w:lvlText w:val=""/>
+      <w:lvlJc w:val="left"/>
+      <w:pPr>
+        <w:ind w:left="360" w:hanging="360"/>
+      </w:pPr>
+      <w:rPr>
+        <w:rFonts w:ascii="Symbol" w:hAnsi="Symbol" w:hint="default"/>
+      </w:rPr>
+    </w:lvl>
+    <w:lvl w:ilvl="1" w:tplc="1C090003" w:tentative="1">
+      <w:start w:val="1"/>
+      <w:numFmt w:val="bullet"/>
+      <w:lvlText w:val="o"/>
+      <w:lvlJc w:val="left"/>
+      <w:pPr>
+        <w:ind w:left="1080" w:hanging="360"/>
+      </w:pPr>
+      <w:rPr>
+        <w:rFonts w:ascii="Courier New" w:hAnsi="Courier New" w:cs="Courier New" w:hint="default"/>
+      </w:rPr>
+    </w:lvl>
+    <w:lvl w:ilvl="2" w:tplc="1C090005" w:tentative="1">
+      <w:start w:val="1"/>
+      <w:numFmt w:val="bullet"/>
+      <w:lvlText w:val=""/>
+      <w:lvlJc w:val="left"/>
+      <w:pPr>
+        <w:ind w:left="1800" w:hanging="360"/>
+      </w:pPr>
+      <w:rPr>
+        <w:rFonts w:ascii="Wingdings" w:hAnsi="Wingdings" w:hint="default"/>
+      </w:rPr>
+    </w:lvl>
+    <w:lvl w:ilvl="3" w:tplc="1C090001" w:tentative="1">
+      <w:start w:val="1"/>
+      <w:numFmt w:val="bullet"/>
+      <w:lvlText w:val=""/>
+      <w:lvlJc w:val="left"/>
+      <w:pPr>
+        <w:ind w:left="2520" w:hanging="360"/>
+      </w:pPr>
+      <w:rPr>
+        <w:rFonts w:ascii="Symbol" w:hAnsi="Symbol" w:hint="default"/>
+      </w:rPr>
+    </w:lvl>
+    <w:lvl w:ilvl="4" w:tplc="1C090003" w:tentative="1">
+      <w:start w:val="1"/>
+      <w:numFmt w:val="bullet"/>
+      <w:lvlText w:val="o"/>
+      <w:lvlJc w:val="left"/>
+      <w:pPr>
+        <w:ind w:left="3240" w:hanging="360"/>
+      </w:pPr>
+      <w:rPr>
+        <w:rFonts w:ascii="Courier New" w:hAnsi="Courier New" w:cs="Courier New" w:hint="default"/>
+      </w:rPr>
+    </w:lvl>
+    <w:lvl w:ilvl="5" w:tplc="1C090005" w:tentative="1">
+      <w:start w:val="1"/>
+      <w:numFmt w:val="bullet"/>
+      <w:lvlText w:val=""/>
+      <w:lvlJc w:val="left"/>
+      <w:pPr>
+        <w:ind w:left="3960" w:hanging="360"/>
+      </w:pPr>
+      <w:rPr>
+        <w:rFonts w:ascii="Wingdings" w:hAnsi="Wingdings" w:hint="default"/>
+      </w:rPr>
+    </w:lvl>
+    <w:lvl w:ilvl="6" w:tplc="1C090001" w:tentative="1">
+      <w:start w:val="1"/>
+      <w:numFmt w:val="bullet"/>
+      <w:lvlText w:val=""/>
+      <w:lvlJc w:val="left"/>
+      <w:pPr>
+        <w:ind w:left="4680" w:hanging="360"/>
+      </w:pPr>
+      <w:rPr>
+        <w:rFonts w:ascii="Symbol" w:hAnsi="Symbol" w:hint="default"/>
+      </w:rPr>
+    </w:lvl>
+    <w:lvl w:ilvl="7" w:tplc="1C090003" w:tentative="1">
+      <w:start w:val="1"/>
+      <w:numFmt w:val="bullet"/>
+      <w:lvlText w:val="o"/>
+      <w:lvlJc w:val="left"/>
+      <w:pPr>
+        <w:ind w:left="5400" w:hanging="360"/>
+      </w:pPr>
+      <w:rPr>
+        <w:rFonts w:ascii="Courier New" w:hAnsi="Courier New" w:cs="Courier New" w:hint="default"/>
+      </w:rPr>
+    </w:lvl>
+    <w:lvl w:ilvl="8" w:tplc="1C090005" w:tentative="1">
+      <w:start w:val="1"/>
+      <w:numFmt w:val="bullet"/>
+      <w:lvlText w:val=""/>
+      <w:lvlJc w:val="left"/>
+      <w:pPr>
+        <w:ind w:left="6120" w:hanging="360"/>
+      </w:pPr>
+      <w:rPr>
+        <w:rFonts w:ascii="Wingdings" w:hAnsi="Wingdings" w:hint="default"/>
+      </w:rPr>
+    </w:lvl>
+  </w:abstractNum>
+  <w:abstractNum w:abstractNumId="34" w15:restartNumberingAfterBreak="0">
     <w:nsid w:val="74B05C1E"/>
     <w:multiLevelType w:val="hybridMultilevel"/>
     <w:tmpl w:val="70AC0C22"/>
@@ -7233,7 +7383,7 @@
       </w:rPr>
     </w:lvl>
   </w:abstractNum>
-  <w:abstractNum w:abstractNumId="34" w15:restartNumberingAfterBreak="0">
+  <w:abstractNum w:abstractNumId="35" w15:restartNumberingAfterBreak="0">
     <w:nsid w:val="7C300F4C"/>
     <w:multiLevelType w:val="hybridMultilevel"/>
     <w:tmpl w:val="E78A3430"/>
@@ -7319,7 +7469,7 @@
       </w:pPr>
     </w:lvl>
   </w:abstractNum>
-  <w:abstractNum w:abstractNumId="35" w15:restartNumberingAfterBreak="0">
+  <w:abstractNum w:abstractNumId="36" w15:restartNumberingAfterBreak="0">
     <w:nsid w:val="7CD30BE9"/>
     <w:multiLevelType w:val="multilevel"/>
     <w:tmpl w:val="3DA67334"/>
@@ -7502,7 +7652,7 @@
     <w:abstractNumId w:val="0"/>
   </w:num>
   <w:num w:numId="24" w16cid:durableId="287056098">
-    <w:abstractNumId w:val="34"/>
+    <w:abstractNumId w:val="35"/>
   </w:num>
   <w:num w:numId="25" w16cid:durableId="449594776">
     <w:abstractNumId w:val="5"/>
@@ -7517,7 +7667,7 @@
     <w:abstractNumId w:val="12"/>
   </w:num>
   <w:num w:numId="29" w16cid:durableId="140467374">
-    <w:abstractNumId w:val="35"/>
+    <w:abstractNumId w:val="36"/>
   </w:num>
   <w:num w:numId="30" w16cid:durableId="191843358">
     <w:abstractNumId w:val="21"/>
@@ -7532,13 +7682,16 @@
     <w:abstractNumId w:val="23"/>
   </w:num>
   <w:num w:numId="34" w16cid:durableId="1412922212">
-    <w:abstractNumId w:val="33"/>
+    <w:abstractNumId w:val="34"/>
   </w:num>
   <w:num w:numId="35" w16cid:durableId="1433472894">
     <w:abstractNumId w:val="1"/>
   </w:num>
   <w:num w:numId="36" w16cid:durableId="487288615">
     <w:abstractNumId w:val="3"/>
+  </w:num>
+  <w:num w:numId="37" w16cid:durableId="847523915">
+    <w:abstractNumId w:val="33"/>
   </w:num>
 </w:numbering>
 </file>
@@ -8107,6 +8260,7 @@
   <w:style w:type="character" w:default="1" w:styleId="DefaultParagraphFont">
     <w:name w:val="Default Paragraph Font"/>
     <w:uiPriority w:val="1"/>
+    <w:semiHidden/>
     <w:unhideWhenUsed/>
   </w:style>
   <w:style w:type="table" w:default="1" w:styleId="TableNormal">

--- a/Fases_Dokumentasie/Fase3_Reponsief+Tabelle+Webvorm.docx
+++ b/Fases_Dokumentasie/Fase3_Reponsief+Tabelle+Webvorm.docx
@@ -1823,13 +1823,25 @@
         </w:numPr>
       </w:pPr>
       <w:r>
-        <w:t xml:space="preserve">Status verander na LAAG </w:t>
+        <w:t xml:space="preserve">Status verander na </w:t>
+      </w:r>
+      <w:r>
+        <w:t>“</w:t>
+      </w:r>
+      <w:r>
+        <w:t xml:space="preserve">LAAG </w:t>
       </w:r>
       <w:r>
         <w:t>-</w:t>
       </w:r>
       <w:r>
-        <w:t xml:space="preserve"> Bestel! as </w:t>
+        <w:t xml:space="preserve"> Bestel!</w:t>
+      </w:r>
+      <w:r>
+        <w:t>”</w:t>
+      </w:r>
+      <w:r>
+        <w:t xml:space="preserve"> as </w:t>
       </w:r>
       <w:r>
         <w:t xml:space="preserve">die </w:t>
@@ -1880,24 +1892,7 @@
         </w:numPr>
       </w:pPr>
       <w:r>
-        <w:t xml:space="preserve">Die vorm ondersteun dinamiese produk-byevoeging (meervoudige rye met </w:t>
-      </w:r>
-      <w:r>
-        <w:rPr>
-          <w:rStyle w:val="Heading5Char"/>
-          <w:b/>
-          <w:bCs/>
-        </w:rPr>
-        <w:t>.</w:t>
-      </w:r>
-      <w:r>
-        <w:rPr>
-          <w:rStyle w:val="Heading5Char"/>
-        </w:rPr>
-        <w:t>product-row</w:t>
-      </w:r>
-      <w:r>
-        <w:t>).</w:t>
+        <w:t>Die vorm vra vir die gebruiker se kontakbesonderhede, of hul die produkte self wil afhaal of afgelewer wil he asook betaalopsies en die nodige inligting.</w:t>
       </w:r>
     </w:p>
     <w:p>
@@ -1909,16 +1904,24 @@
         </w:numPr>
       </w:pPr>
       <w:r>
-        <w:t xml:space="preserve">Elke ry het ’n </w:t>
-      </w:r>
-      <w:r>
-        <w:rPr>
-          <w:rStyle w:val="CSSKlasreelsChar"/>
-        </w:rPr>
-        <w:t>&lt;select&gt;</w:t>
-      </w:r>
-      <w:r>
-        <w:t xml:space="preserve"> vir produkkeuse en ’n hoeveelheid-invoer.</w:t>
+        <w:t xml:space="preserve">Die vorm ondersteun dinamiese produk-byevoeging (meervoudige rye met </w:t>
+      </w:r>
+      <w:r>
+        <w:rPr>
+          <w:rStyle w:val="Heading5Char"/>
+          <w:b/>
+          <w:bCs/>
+        </w:rPr>
+        <w:t>.</w:t>
+      </w:r>
+      <w:r>
+        <w:rPr>
+          <w:rStyle w:val="Heading5Char"/>
+        </w:rPr>
+        <w:t>product-row</w:t>
+      </w:r>
+      <w:r>
+        <w:t>).</w:t>
       </w:r>
     </w:p>
     <w:p>
@@ -1930,16 +1933,16 @@
         </w:numPr>
       </w:pPr>
       <w:r>
-        <w:t>Totaal word intyds bereken met JavaScript (</w:t>
+        <w:t xml:space="preserve">Elke ry het ’n </w:t>
       </w:r>
       <w:r>
         <w:rPr>
           <w:rStyle w:val="CSSKlasreelsChar"/>
         </w:rPr>
-        <w:t>calculateTotal()</w:t>
-      </w:r>
-      <w:r>
-        <w:t>).</w:t>
+        <w:t>&lt;select&gt;</w:t>
+      </w:r>
+      <w:r>
+        <w:t xml:space="preserve"> vir produkkeuse en ’n hoeveelheid-invoer.</w:t>
       </w:r>
     </w:p>
     <w:p>
@@ -1951,25 +1954,16 @@
         </w:numPr>
       </w:pPr>
       <w:r>
-        <w:t xml:space="preserve">Afleweringsopsies (self-afhaal of aflewering) wys/versteek adresse en afhaal-datum/tyd velde via </w:t>
+        <w:t>Totaal word intyds bereken met JavaScript (</w:t>
       </w:r>
       <w:r>
         <w:rPr>
           <w:rStyle w:val="CSSKlasreelsChar"/>
         </w:rPr>
-        <w:t>toggleAddressField()</w:t>
-      </w:r>
-      <w:r>
-        <w:t xml:space="preserve"> en </w:t>
-      </w:r>
-      <w:r>
-        <w:rPr>
-          <w:rStyle w:val="CSSKlasreelsChar"/>
-        </w:rPr>
-        <w:t>togglePickupDateField()</w:t>
-      </w:r>
-      <w:r>
-        <w:t>.</w:t>
+        <w:t>calculateTotal()</w:t>
+      </w:r>
+      <w:r>
+        <w:t>).</w:t>
       </w:r>
     </w:p>
     <w:p>
@@ -1981,19 +1975,25 @@
         </w:numPr>
       </w:pPr>
       <w:r>
-        <w:t>Betaalafdeling verskyn eers as</w:t>
-      </w:r>
-      <w:r>
-        <w:t xml:space="preserve"> die</w:t>
-      </w:r>
-      <w:r>
-        <w:t xml:space="preserve"> totaal </w:t>
-      </w:r>
-      <w:r>
-        <w:t>‘n item gekies is</w:t>
-      </w:r>
-      <w:r>
-        <w:t>, met keuses vir kaart, Apple Pay of Google Pay.</w:t>
+        <w:t xml:space="preserve">Afleweringsopsies (self-afhaal of aflewering) wys/versteek adresse en afhaal-datum/tyd velde via </w:t>
+      </w:r>
+      <w:r>
+        <w:rPr>
+          <w:rStyle w:val="CSSKlasreelsChar"/>
+        </w:rPr>
+        <w:t>toggleAddressField()</w:t>
+      </w:r>
+      <w:r>
+        <w:t xml:space="preserve"> en </w:t>
+      </w:r>
+      <w:r>
+        <w:rPr>
+          <w:rStyle w:val="CSSKlasreelsChar"/>
+        </w:rPr>
+        <w:t>togglePickupDateField()</w:t>
+      </w:r>
+      <w:r>
+        <w:t>.</w:t>
       </w:r>
     </w:p>
     <w:p>
@@ -2005,7 +2005,19 @@
         </w:numPr>
       </w:pPr>
       <w:r>
-        <w:t>Kaartbesonderhede word gevalideer (kaartnommer-formatering, expiry MM/YY, CVV).</w:t>
+        <w:t>Betaalafdeling verskyn eers as</w:t>
+      </w:r>
+      <w:r>
+        <w:t xml:space="preserve"> die</w:t>
+      </w:r>
+      <w:r>
+        <w:t xml:space="preserve"> totaal </w:t>
+      </w:r>
+      <w:r>
+        <w:t>‘n item gekies is</w:t>
+      </w:r>
+      <w:r>
+        <w:t>, met keuses vir kaart, Apple Pay of Google Pay.</w:t>
       </w:r>
     </w:p>
     <w:p>
@@ -2017,73 +2029,7 @@
         </w:numPr>
       </w:pPr>
       <w:r>
-        <w:t xml:space="preserve">Die vorm gebruik </w:t>
-      </w:r>
-      <w:r>
-        <w:rPr>
-          <w:rStyle w:val="Heading5Char"/>
-          <w:b/>
-          <w:bCs/>
-        </w:rPr>
-        <w:t>.</w:t>
-      </w:r>
-      <w:r>
-        <w:rPr>
-          <w:rStyle w:val="Heading5Char"/>
-        </w:rPr>
-        <w:t>form-group</w:t>
-      </w:r>
-      <w:r>
-        <w:t xml:space="preserve">, </w:t>
-      </w:r>
-      <w:r>
-        <w:rPr>
-          <w:rStyle w:val="Heading5Char"/>
-          <w:b/>
-          <w:bCs/>
-        </w:rPr>
-        <w:t>.</w:t>
-      </w:r>
-      <w:r>
-        <w:rPr>
-          <w:rStyle w:val="Heading5Char"/>
-        </w:rPr>
-        <w:t>submit-btn</w:t>
-      </w:r>
-      <w:r>
-        <w:t xml:space="preserve"> en </w:t>
-      </w:r>
-      <w:r>
-        <w:rPr>
-          <w:rStyle w:val="Heading5Char"/>
-          <w:b/>
-          <w:bCs/>
-        </w:rPr>
-        <w:t>.</w:t>
-      </w:r>
-      <w:r>
-        <w:rPr>
-          <w:rStyle w:val="Heading5Char"/>
-        </w:rPr>
-        <w:t>checkbox-group</w:t>
-      </w:r>
-      <w:r>
-        <w:t xml:space="preserve"> vir konsekwente styl.</w:t>
-      </w:r>
-    </w:p>
-    <w:p>
-      <w:pPr>
-        <w:rPr>
-          <w:b/>
-          <w:bCs/>
-        </w:rPr>
-      </w:pPr>
-      <w:r>
-        <w:rPr>
-          <w:b/>
-          <w:bCs/>
-        </w:rPr>
-        <w:t>Kontakvorm</w:t>
+        <w:t>Kaartbesonderhede word gevalideer (kaartnommer-formatering, expiry MM/YY, CVV).</w:t>
       </w:r>
     </w:p>
     <w:p>
@@ -2095,7 +2041,73 @@
         </w:numPr>
       </w:pPr>
       <w:r>
-        <w:t>Die vorm bevat naam, e-pos, rede vir kontak (Navrae of Plaas besoek), opsionele besoek-datum/tyd en boodskap.</w:t>
+        <w:t xml:space="preserve">Die vorm gebruik </w:t>
+      </w:r>
+      <w:r>
+        <w:rPr>
+          <w:rStyle w:val="Heading5Char"/>
+          <w:b/>
+          <w:bCs/>
+        </w:rPr>
+        <w:t>.</w:t>
+      </w:r>
+      <w:r>
+        <w:rPr>
+          <w:rStyle w:val="Heading5Char"/>
+        </w:rPr>
+        <w:t>form-group</w:t>
+      </w:r>
+      <w:r>
+        <w:t xml:space="preserve">, </w:t>
+      </w:r>
+      <w:r>
+        <w:rPr>
+          <w:rStyle w:val="Heading5Char"/>
+          <w:b/>
+          <w:bCs/>
+        </w:rPr>
+        <w:t>.</w:t>
+      </w:r>
+      <w:r>
+        <w:rPr>
+          <w:rStyle w:val="Heading5Char"/>
+        </w:rPr>
+        <w:t>submit-btn</w:t>
+      </w:r>
+      <w:r>
+        <w:t xml:space="preserve"> en </w:t>
+      </w:r>
+      <w:r>
+        <w:rPr>
+          <w:rStyle w:val="Heading5Char"/>
+          <w:b/>
+          <w:bCs/>
+        </w:rPr>
+        <w:t>.</w:t>
+      </w:r>
+      <w:r>
+        <w:rPr>
+          <w:rStyle w:val="Heading5Char"/>
+        </w:rPr>
+        <w:t>checkbox-group</w:t>
+      </w:r>
+      <w:r>
+        <w:t xml:space="preserve"> vir konsekwente styl.</w:t>
+      </w:r>
+    </w:p>
+    <w:p>
+      <w:pPr>
+        <w:rPr>
+          <w:b/>
+          <w:bCs/>
+        </w:rPr>
+      </w:pPr>
+      <w:r>
+        <w:rPr>
+          <w:b/>
+          <w:bCs/>
+        </w:rPr>
+        <w:t>Kontakvorm</w:t>
       </w:r>
     </w:p>
     <w:p>
@@ -2107,7 +2119,31 @@
         </w:numPr>
       </w:pPr>
       <w:r>
-        <w:t>Die besoek-datum/tyd groep word slegs gewys as “Plaas besoek” gekies word.</w:t>
+        <w:t>Die vorm bevat naam, e-pos, rede vir kontak (</w:t>
+      </w:r>
+      <w:r>
+        <w:t>n</w:t>
+      </w:r>
+      <w:r>
+        <w:t xml:space="preserve">avrae of </w:t>
+      </w:r>
+      <w:r>
+        <w:t>p</w:t>
+      </w:r>
+      <w:r>
+        <w:t>laas besoek), opsionele besoek</w:t>
+      </w:r>
+      <w:r>
+        <w:t xml:space="preserve"> </w:t>
+      </w:r>
+      <w:r>
+        <w:t>datum</w:t>
+      </w:r>
+      <w:r>
+        <w:t xml:space="preserve"> ,</w:t>
+      </w:r>
+      <w:r>
+        <w:t>tyd en boodskap.</w:t>
       </w:r>
     </w:p>
     <w:p>
@@ -2119,7 +2155,19 @@
         </w:numPr>
       </w:pPr>
       <w:r>
-        <w:t>Boodskap is verpligtend vir Navrae.</w:t>
+        <w:t>Die besoek</w:t>
+      </w:r>
+      <w:r>
+        <w:t xml:space="preserve"> </w:t>
+      </w:r>
+      <w:r>
+        <w:t>datum</w:t>
+      </w:r>
+      <w:r>
+        <w:t xml:space="preserve"> en </w:t>
+      </w:r>
+      <w:r>
+        <w:t>tyd groep word slegs gewys as “Plaas besoek” gekies word.</w:t>
       </w:r>
     </w:p>
     <w:p>
@@ -2131,7 +2179,7 @@
         </w:numPr>
       </w:pPr>
       <w:r>
-        <w:t>Terme-checkbox is verpligtend.</w:t>
+        <w:t>Boodskap is verpligtend vir Navrae.</w:t>
       </w:r>
     </w:p>
     <w:p>
@@ -2143,52 +2191,13 @@
         </w:numPr>
       </w:pPr>
       <w:r>
-        <w:t>Die vorm word met handleSubmit(event) gevalideer en wys ’n sukses-boodskap.</w:t>
-      </w:r>
-    </w:p>
-    <w:p>
-      <w:pPr>
-        <w:pStyle w:val="Heading2"/>
-      </w:pPr>
-      <w:bookmarkStart w:id="12" w:name="_Toc226380856"/>
-      <w:r>
-        <w:lastRenderedPageBreak/>
-        <w:t>Responsiewe CSS verduideliking</w:t>
-      </w:r>
-      <w:bookmarkEnd w:id="12"/>
-    </w:p>
-    <w:p>
-      <w:pPr>
-        <w:pStyle w:val="Heading3"/>
-      </w:pPr>
-      <w:bookmarkStart w:id="13" w:name="_Toc226380857"/>
-      <w:r>
-        <w:t>Mobiele skerm (480 tot 360)</w:t>
-      </w:r>
-      <w:bookmarkEnd w:id="13"/>
-    </w:p>
-    <w:p>
-      <w:pPr>
-        <w:pStyle w:val="Heading4"/>
-      </w:pPr>
-      <w:r>
-        <w:t>Kop en navigasie</w:t>
-      </w:r>
-    </w:p>
-    <w:p>
-      <w:pPr>
-        <w:spacing w:after="0"/>
-        <w:rPr>
-          <w:b/>
-          <w:bCs/>
-        </w:rPr>
-      </w:pPr>
-      <w:r>
-        <w:rPr>
-          <w:b/>
-          <w:bCs/>
-        </w:rPr>
-        <w:t>Navigasie</w:t>
+        <w:t>Terme</w:t>
+      </w:r>
+      <w:r>
+        <w:t xml:space="preserve"> </w:t>
+      </w:r>
+      <w:r>
+        <w:t>checkbox is verpligtend.</w:t>
       </w:r>
     </w:p>
     <w:p>
@@ -2200,27 +2209,67 @@
         </w:numPr>
       </w:pPr>
       <w:r>
-        <w:t xml:space="preserve">Die hamburger menu knoppie se font is kleienr gemaak </w:t>
-      </w:r>
-      <w:r>
-        <w:rPr>
-          <w:rStyle w:val="Heading5Char"/>
-        </w:rPr>
-        <w:t>(</w:t>
-      </w:r>
-      <w:r>
-        <w:rPr>
-          <w:rStyle w:val="Heading5Char"/>
+        <w:t xml:space="preserve">Die vorm word met </w:t>
+      </w:r>
+      <w:r>
+        <w:rPr>
+          <w:rStyle w:val="CSSKlasreelsChar"/>
+        </w:rPr>
+        <w:t>handleSubmit(event)</w:t>
+      </w:r>
+      <w:r>
+        <w:t xml:space="preserve"> gevalideer en wys ’n sukses</w:t>
+      </w:r>
+      <w:r>
+        <w:t xml:space="preserve"> </w:t>
+      </w:r>
+      <w:r>
+        <w:t>boodskap.</w:t>
+      </w:r>
+    </w:p>
+    <w:p>
+      <w:pPr>
+        <w:pStyle w:val="Heading2"/>
+      </w:pPr>
+      <w:bookmarkStart w:id="12" w:name="_Toc226380856"/>
+      <w:r>
+        <w:lastRenderedPageBreak/>
+        <w:t>Responsiewe CSS verduideliking</w:t>
+      </w:r>
+      <w:bookmarkEnd w:id="12"/>
+    </w:p>
+    <w:p>
+      <w:pPr>
+        <w:pStyle w:val="Heading3"/>
+      </w:pPr>
+      <w:bookmarkStart w:id="13" w:name="_Toc226380857"/>
+      <w:r>
+        <w:t>Mobiele skerm (480 tot 360)</w:t>
+      </w:r>
+      <w:bookmarkEnd w:id="13"/>
+    </w:p>
+    <w:p>
+      <w:pPr>
+        <w:pStyle w:val="Heading4"/>
+      </w:pPr>
+      <w:r>
+        <w:t>Kop en navigasie</w:t>
+      </w:r>
+    </w:p>
+    <w:p>
+      <w:pPr>
+        <w:spacing w:after="0"/>
+        <w:rPr>
           <w:b/>
           <w:bCs/>
         </w:rPr>
-        <w:t>.</w:t>
-      </w:r>
-      <w:r>
-        <w:rPr>
-          <w:rStyle w:val="Heading5Char"/>
-        </w:rPr>
-        <w:t>menu-toggle)</w:t>
+      </w:pPr>
+      <w:r>
+        <w:rPr>
+          <w:b/>
+          <w:bCs/>
+        </w:rPr>
+        <w:t>Navigasie</w:t>
       </w:r>
     </w:p>
     <w:p>
@@ -2232,7 +2281,7 @@
         </w:numPr>
       </w:pPr>
       <w:r>
-        <w:t>(.nav)</w:t>
+        <w:t>Die navigasie verander in ‘n hamburger menu vir makliker navigasie.</w:t>
       </w:r>
     </w:p>
     <w:p>
@@ -2244,10 +2293,62 @@
         </w:numPr>
       </w:pPr>
       <w:r>
+        <w:t>Die hamburger menu knoppie se font is kleie</w:t>
+      </w:r>
+      <w:r>
+        <w:t>ner</w:t>
+      </w:r>
+      <w:r>
+        <w:t xml:space="preserve"> gemaak </w:t>
+      </w:r>
+      <w:r>
+        <w:rPr>
+          <w:rStyle w:val="Heading5Char"/>
+        </w:rPr>
+        <w:t>(</w:t>
+      </w:r>
+      <w:r>
+        <w:rPr>
+          <w:rStyle w:val="Heading5Char"/>
+          <w:b/>
+          <w:bCs/>
+        </w:rPr>
+        <w:t>.</w:t>
+      </w:r>
+      <w:r>
+        <w:rPr>
+          <w:rStyle w:val="Heading5Char"/>
+        </w:rPr>
+        <w:t>menu-toggle)</w:t>
+      </w:r>
+    </w:p>
+    <w:p>
+      <w:pPr>
+        <w:pStyle w:val="ListParagraph"/>
+        <w:numPr>
+          <w:ilvl w:val="0"/>
+          <w:numId w:val="33"/>
+        </w:numPr>
+      </w:pPr>
+      <w:r>
         <w:t>Sweef effek op skakels is weggevat sodat skakels nie buit of oor die skermgrense gaan</w:t>
       </w:r>
       <w:r>
-        <w:t>(.nav a:hover</w:t>
+        <w:t>(</w:t>
+      </w:r>
+      <w:r>
+        <w:rPr>
+          <w:rStyle w:val="Heading5Char"/>
+          <w:b/>
+          <w:bCs/>
+        </w:rPr>
+        <w:t>.</w:t>
+      </w:r>
+      <w:r>
+        <w:rPr>
+          <w:rStyle w:val="Heading5Char"/>
+        </w:rPr>
+        <w:t>nav a:hover</w:t>
       </w:r>
       <w:r>
         <w:t>)</w:t>
@@ -2469,7 +2570,16 @@
         </w:numPr>
       </w:pPr>
       <w:r>
-        <w:t>Terug-na-bo knoppie (#topBtn) bly regs onder.</w:t>
+        <w:t>Terug-na-bo knoppie (</w:t>
+      </w:r>
+      <w:r>
+        <w:rPr>
+          <w:rStyle w:val="Heading5Char"/>
+        </w:rPr>
+        <w:t>#topBtn</w:t>
+      </w:r>
+      <w:r>
+        <w:t>) bly regs onder.</w:t>
       </w:r>
     </w:p>
     <w:p>

--- a/Fases_Dokumentasie/Fase3_Reponsief+Tabelle+Webvorm.docx
+++ b/Fases_Dokumentasie/Fase3_Reponsief+Tabelle+Webvorm.docx
@@ -1149,6 +1149,23 @@
       </w:r>
       <w:bookmarkEnd w:id="3"/>
       <w:bookmarkEnd w:id="4"/>
+    </w:p>
+    <w:p>
+      <w:pPr>
+        <w:shd w:val="clear" w:color="auto" w:fill="66FFFF"/>
+        <w:jc w:val="center"/>
+        <w:rPr>
+          <w:rStyle w:val="SubtleEmphasis"/>
+          <w:color w:val="auto"/>
+        </w:rPr>
+      </w:pPr>
+      <w:r>
+        <w:rPr>
+          <w:rStyle w:val="SubtleEmphasis"/>
+          <w:color w:val="auto"/>
+        </w:rPr>
+        <w:t>My plaas is in highveld gelee waar daar groen grasvelde kan bestaan met die regte rotasie weiding en bestuur. Highveld kan ook soms bergagtig wees en dus is my prente geloofwaardig.</w:t>
+      </w:r>
     </w:p>
     <w:p>
       <w:pPr>
@@ -8850,6 +8867,18 @@
       <w:shd w:val="clear" w:color="auto" w:fill="F3F6FB"/>
     </w:rPr>
   </w:style>
+  <w:style w:type="character" w:styleId="SubtleEmphasis">
+    <w:name w:val="Subtle Emphasis"/>
+    <w:basedOn w:val="DefaultParagraphFont"/>
+    <w:uiPriority w:val="19"/>
+    <w:qFormat/>
+    <w:rsid w:val="00766B75"/>
+    <w:rPr>
+      <w:i/>
+      <w:iCs/>
+      <w:color w:val="404040" w:themeColor="text1" w:themeTint="BF"/>
+    </w:rPr>
+  </w:style>
 </w:styles>
 </file>
 

--- a/Fases_Dokumentasie/Fase3_Reponsief+Tabelle+Webvorm.docx
+++ b/Fases_Dokumentasie/Fase3_Reponsief+Tabelle+Webvorm.docx
@@ -398,6 +398,8 @@
             </w:tabs>
             <w:rPr>
               <w:rFonts w:eastAsiaTheme="minorEastAsia"/>
+              <w:b/>
+              <w:bCs/>
               <w:noProof/>
               <w:sz w:val="24"/>
               <w:szCs w:val="24"/>
@@ -408,12 +410,16 @@
             <w:r>
               <w:rPr>
                 <w:rStyle w:val="Hyperlink"/>
+                <w:b/>
+                <w:bCs/>
                 <w:noProof/>
               </w:rPr>
               <w:t>Fase 3: Responsiewe Ontwerp, Tabelle en Webvorms</w:t>
             </w:r>
             <w:r>
               <w:rPr>
+                <w:b/>
+                <w:bCs/>
                 <w:noProof/>
                 <w:webHidden/>
               </w:rPr>
@@ -1128,10 +1134,19 @@
     <w:p>
       <w:pPr>
         <w:pStyle w:val="Heading1"/>
+        <w:spacing w:after="240"/>
+        <w:rPr>
+          <w:b/>
+          <w:bCs/>
+        </w:rPr>
       </w:pPr>
       <w:bookmarkStart w:id="1" w:name="_Toc221612738"/>
       <w:bookmarkStart w:id="2" w:name="_Toc226380850"/>
       <w:r>
+        <w:rPr>
+          <w:b/>
+          <w:bCs/>
+        </w:rPr>
         <w:lastRenderedPageBreak/>
         <w:t>Fase 3: Responsiewe Ontwerp, Tabelle en Webvorms</w:t>
       </w:r>
@@ -1140,32 +1155,157 @@
     </w:p>
     <w:p>
       <w:pPr>
-        <w:pStyle w:val="Heading2"/>
+        <w:pBdr>
+          <w:top w:val="single" w:sz="4" w:space="1" w:color="auto"/>
+          <w:left w:val="single" w:sz="4" w:space="4" w:color="auto"/>
+          <w:bottom w:val="single" w:sz="4" w:space="1" w:color="auto"/>
+          <w:right w:val="single" w:sz="4" w:space="4" w:color="auto"/>
+        </w:pBdr>
+        <w:shd w:val="clear" w:color="auto" w:fill="E4E4E4"/>
+        <w:spacing w:after="0"/>
+        <w:jc w:val="center"/>
+        <w:rPr>
+          <w:rStyle w:val="SubtleEmphasis"/>
+          <w:color w:val="auto"/>
+        </w:rPr>
       </w:pPr>
       <w:bookmarkStart w:id="3" w:name="_Toc226443017"/>
       <w:bookmarkStart w:id="4" w:name="_Toc226457384"/>
       <w:r>
+        <w:rPr>
+          <w:rStyle w:val="SubtleEmphasis"/>
+          <w:color w:val="auto"/>
+        </w:rPr>
+        <w:t>Hierdie projek is gebaseer op ’n Suid-Afrikaanse skaapplaas</w:t>
+      </w:r>
+      <w:r>
+        <w:rPr>
+          <w:rStyle w:val="SubtleEmphasis"/>
+          <w:color w:val="auto"/>
+        </w:rPr>
+        <w:t xml:space="preserve"> in die highveld gebied</w:t>
+      </w:r>
+      <w:r>
+        <w:rPr>
+          <w:rStyle w:val="SubtleEmphasis"/>
+          <w:color w:val="auto"/>
+        </w:rPr>
+        <w:t>.</w:t>
+      </w:r>
+    </w:p>
+    <w:p>
+      <w:pPr>
+        <w:pBdr>
+          <w:top w:val="single" w:sz="4" w:space="1" w:color="auto"/>
+          <w:left w:val="single" w:sz="4" w:space="4" w:color="auto"/>
+          <w:bottom w:val="single" w:sz="4" w:space="1" w:color="auto"/>
+          <w:right w:val="single" w:sz="4" w:space="4" w:color="auto"/>
+        </w:pBdr>
+        <w:shd w:val="clear" w:color="auto" w:fill="E4E4E4"/>
+        <w:jc w:val="center"/>
+        <w:rPr>
+          <w:rStyle w:val="SubtleEmphasis"/>
+          <w:color w:val="auto"/>
+        </w:rPr>
+      </w:pPr>
+      <w:r>
+        <w:rPr>
+          <w:rStyle w:val="SubtleEmphasis"/>
+          <w:color w:val="auto"/>
+        </w:rPr>
+        <w:t xml:space="preserve">Suid-Afrika </w:t>
+      </w:r>
+      <w:r>
+        <w:rPr>
+          <w:rStyle w:val="SubtleEmphasis"/>
+          <w:color w:val="auto"/>
+        </w:rPr>
+        <w:t xml:space="preserve">word </w:t>
+      </w:r>
+      <w:r>
+        <w:rPr>
+          <w:rStyle w:val="SubtleEmphasis"/>
+          <w:color w:val="auto"/>
+        </w:rPr>
+        <w:t xml:space="preserve">met droë gebiede assosieer </w:t>
+      </w:r>
+      <w:r>
+        <w:rPr>
+          <w:rStyle w:val="SubtleEmphasis"/>
+          <w:color w:val="auto"/>
+        </w:rPr>
+        <w:t xml:space="preserve">maar daar </w:t>
+      </w:r>
+      <w:r>
+        <w:rPr>
+          <w:rStyle w:val="SubtleEmphasis"/>
+          <w:color w:val="auto"/>
+        </w:rPr>
+        <w:t>bestaan wel groen landbougebiede.</w:t>
+      </w:r>
+    </w:p>
+    <w:p>
+      <w:pPr>
+        <w:pBdr>
+          <w:top w:val="single" w:sz="4" w:space="1" w:color="auto"/>
+          <w:left w:val="single" w:sz="4" w:space="4" w:color="auto"/>
+          <w:bottom w:val="single" w:sz="4" w:space="1" w:color="auto"/>
+          <w:right w:val="single" w:sz="4" w:space="4" w:color="auto"/>
+        </w:pBdr>
+        <w:shd w:val="clear" w:color="auto" w:fill="E4E4E4"/>
+        <w:spacing w:after="0"/>
+        <w:jc w:val="center"/>
+        <w:rPr>
+          <w:rStyle w:val="SubtleEmphasis"/>
+          <w:smallCaps/>
+          <w:color w:val="auto"/>
+        </w:rPr>
+      </w:pPr>
+      <w:r>
+        <w:rPr>
+          <w:rStyle w:val="SubtleEmphasis"/>
+          <w:color w:val="auto"/>
+          <w:sz w:val="24"/>
+          <w:szCs w:val="24"/>
+        </w:rPr>
+        <w:t>D</w:t>
+      </w:r>
+      <w:r>
+        <w:rPr>
+          <w:rStyle w:val="SubtleEmphasis"/>
+          <w:smallCaps/>
+          <w:color w:val="auto"/>
+        </w:rPr>
+        <w:t>ie ontwerp van hierdie webtuiste reflekteer dus ’n realistiese, groen skaapboerdery omgewing met berge net soos die highveld area waar my ‘plaas’ gelee is.</w:t>
+      </w:r>
+    </w:p>
+    <w:p>
+      <w:pPr>
+        <w:pBdr>
+          <w:top w:val="single" w:sz="4" w:space="1" w:color="auto"/>
+          <w:left w:val="single" w:sz="4" w:space="4" w:color="auto"/>
+          <w:bottom w:val="single" w:sz="4" w:space="1" w:color="auto"/>
+          <w:right w:val="single" w:sz="4" w:space="4" w:color="auto"/>
+        </w:pBdr>
+        <w:shd w:val="clear" w:color="auto" w:fill="E4E4E4"/>
+        <w:jc w:val="center"/>
+        <w:rPr>
+          <w:rStyle w:val="SubtleEmphasis"/>
+          <w:color w:val="auto"/>
+          <w:sz w:val="10"/>
+          <w:szCs w:val="10"/>
+        </w:rPr>
+      </w:pPr>
+    </w:p>
+    <w:p>
+      <w:pPr>
+        <w:pStyle w:val="Heading2"/>
+      </w:pPr>
+      <w:r>
         <w:t>Inleiding en doel</w:t>
       </w:r>
       <w:bookmarkEnd w:id="3"/>
       <w:bookmarkEnd w:id="4"/>
-    </w:p>
-    <w:p>
-      <w:pPr>
-        <w:shd w:val="clear" w:color="auto" w:fill="66FFFF"/>
-        <w:jc w:val="center"/>
-        <w:rPr>
-          <w:rStyle w:val="SubtleEmphasis"/>
-          <w:color w:val="auto"/>
-        </w:rPr>
-      </w:pPr>
-      <w:r>
-        <w:rPr>
-          <w:rStyle w:val="SubtleEmphasis"/>
-          <w:color w:val="auto"/>
-        </w:rPr>
-        <w:t>My plaas is in highveld gelee waar daar groen grasvelde kan bestaan met die regte rotasie weiding en bestuur. Highveld kan ook soms bergagtig wees en dus is my prente geloofwaardig.</w:t>
-      </w:r>
     </w:p>
     <w:p>
       <w:pPr>
